--- a/p6/P6.docx
+++ b/p6/P6.docx
@@ -3481,7 +3481,6 @@
                 <w:szCs w:val="26"/>
               </w:rPr>
             </w:pPr>
-            <w:proofErr w:type="spellStart"/>
             <w:r>
               <w:rPr>
                 <w:sz w:val="24"/>
@@ -3489,7 +3488,6 @@
               </w:rPr>
               <w:t>Fdt</w:t>
             </w:r>
-            <w:proofErr w:type="spellEnd"/>
           </w:p>
         </w:tc>
       </w:tr>
@@ -3587,7 +3585,6 @@
                 <w:szCs w:val="26"/>
               </w:rPr>
             </w:pPr>
-            <w:proofErr w:type="spellStart"/>
             <w:r>
               <w:rPr>
                 <w:sz w:val="24"/>
@@ -3595,7 +3592,6 @@
               </w:rPr>
               <w:t>Fdt</w:t>
             </w:r>
-            <w:proofErr w:type="spellEnd"/>
           </w:p>
         </w:tc>
       </w:tr>
@@ -3693,7 +3689,6 @@
                 <w:szCs w:val="26"/>
               </w:rPr>
             </w:pPr>
-            <w:proofErr w:type="spellStart"/>
             <w:r>
               <w:rPr>
                 <w:sz w:val="24"/>
@@ -3701,7 +3696,6 @@
               </w:rPr>
               <w:t>Fdt</w:t>
             </w:r>
-            <w:proofErr w:type="spellEnd"/>
           </w:p>
         </w:tc>
       </w:tr>
@@ -4611,7 +4605,6 @@
                 <w:szCs w:val="26"/>
               </w:rPr>
             </w:pPr>
-            <w:proofErr w:type="spellStart"/>
             <w:r>
               <w:rPr>
                 <w:b/>
@@ -4620,7 +4613,6 @@
               </w:rPr>
               <w:t>Fdt</w:t>
             </w:r>
-            <w:proofErr w:type="spellEnd"/>
           </w:p>
         </w:tc>
       </w:tr>
@@ -4689,7 +4681,6 @@
                 <w:szCs w:val="26"/>
               </w:rPr>
             </w:pPr>
-            <w:proofErr w:type="spellStart"/>
             <w:r>
               <w:rPr>
                 <w:b/>
@@ -4698,7 +4689,6 @@
               </w:rPr>
               <w:t>Fdt</w:t>
             </w:r>
-            <w:proofErr w:type="spellEnd"/>
           </w:p>
         </w:tc>
         <w:tc>
@@ -4713,7 +4703,6 @@
                 <w:szCs w:val="26"/>
               </w:rPr>
             </w:pPr>
-            <w:proofErr w:type="spellStart"/>
             <w:r>
               <w:rPr>
                 <w:b/>
@@ -4722,7 +4711,6 @@
               </w:rPr>
               <w:t>Fdt</w:t>
             </w:r>
-            <w:proofErr w:type="spellEnd"/>
           </w:p>
         </w:tc>
       </w:tr>
@@ -4783,7 +4771,6 @@
                 <w:szCs w:val="26"/>
               </w:rPr>
             </w:pPr>
-            <w:proofErr w:type="spellStart"/>
             <w:r>
               <w:rPr>
                 <w:b/>
@@ -4792,7 +4779,6 @@
               </w:rPr>
               <w:t>Fdt</w:t>
             </w:r>
-            <w:proofErr w:type="spellEnd"/>
           </w:p>
         </w:tc>
         <w:tc>
@@ -4807,7 +4793,6 @@
                 <w:szCs w:val="26"/>
               </w:rPr>
             </w:pPr>
-            <w:proofErr w:type="spellStart"/>
             <w:r>
               <w:rPr>
                 <w:b/>
@@ -4816,7 +4801,6 @@
               </w:rPr>
               <w:t>Fdt</w:t>
             </w:r>
-            <w:proofErr w:type="spellEnd"/>
           </w:p>
         </w:tc>
       </w:tr>
@@ -7394,7 +7378,6 @@
                 <w:szCs w:val="26"/>
               </w:rPr>
             </w:pPr>
-            <w:proofErr w:type="spellStart"/>
             <w:r>
               <w:rPr>
                 <w:sz w:val="24"/>
@@ -7402,7 +7385,6 @@
               </w:rPr>
               <w:t>Fdt</w:t>
             </w:r>
-            <w:proofErr w:type="spellEnd"/>
           </w:p>
         </w:tc>
         <w:tc>
@@ -7480,7 +7462,6 @@
                 <w:szCs w:val="26"/>
               </w:rPr>
             </w:pPr>
-            <w:proofErr w:type="spellStart"/>
             <w:r>
               <w:rPr>
                 <w:sz w:val="24"/>
@@ -7488,7 +7469,6 @@
               </w:rPr>
               <w:t>Fdt</w:t>
             </w:r>
-            <w:proofErr w:type="spellEnd"/>
           </w:p>
         </w:tc>
         <w:tc>
@@ -8191,7 +8171,6 @@
                 <w:szCs w:val="26"/>
               </w:rPr>
             </w:pPr>
-            <w:proofErr w:type="spellStart"/>
             <w:r>
               <w:rPr>
                 <w:sz w:val="24"/>
@@ -8199,21 +8178,19 @@
               </w:rPr>
               <w:t>Fdt</w:t>
             </w:r>
-            <w:proofErr w:type="spellEnd"/>
-          </w:p>
-        </w:tc>
-        <w:tc>
-          <w:tcPr>
-            <w:tcW w:w="1699" w:type="dxa"/>
-          </w:tcPr>
-          <w:p>
-            <w:pPr>
-              <w:rPr>
-                <w:sz w:val="24"/>
-                <w:szCs w:val="26"/>
-              </w:rPr>
-            </w:pPr>
-            <w:proofErr w:type="spellStart"/>
+          </w:p>
+        </w:tc>
+        <w:tc>
+          <w:tcPr>
+            <w:tcW w:w="1699" w:type="dxa"/>
+          </w:tcPr>
+          <w:p>
+            <w:pPr>
+              <w:rPr>
+                <w:sz w:val="24"/>
+                <w:szCs w:val="26"/>
+              </w:rPr>
+            </w:pPr>
             <w:r>
               <w:rPr>
                 <w:sz w:val="24"/>
@@ -8221,21 +8198,19 @@
               </w:rPr>
               <w:t>Fdt</w:t>
             </w:r>
-            <w:proofErr w:type="spellEnd"/>
-          </w:p>
-        </w:tc>
-        <w:tc>
-          <w:tcPr>
-            <w:tcW w:w="1699" w:type="dxa"/>
-          </w:tcPr>
-          <w:p>
-            <w:pPr>
-              <w:rPr>
-                <w:sz w:val="24"/>
-                <w:szCs w:val="26"/>
-              </w:rPr>
-            </w:pPr>
-            <w:proofErr w:type="spellStart"/>
+          </w:p>
+        </w:tc>
+        <w:tc>
+          <w:tcPr>
+            <w:tcW w:w="1699" w:type="dxa"/>
+          </w:tcPr>
+          <w:p>
+            <w:pPr>
+              <w:rPr>
+                <w:sz w:val="24"/>
+                <w:szCs w:val="26"/>
+              </w:rPr>
+            </w:pPr>
             <w:r>
               <w:rPr>
                 <w:sz w:val="24"/>
@@ -8243,7 +8218,6 @@
               </w:rPr>
               <w:t>Fdt</w:t>
             </w:r>
-            <w:proofErr w:type="spellEnd"/>
           </w:p>
         </w:tc>
       </w:tr>
@@ -8281,7 +8255,6 @@
                 <w:szCs w:val="26"/>
               </w:rPr>
             </w:pPr>
-            <w:proofErr w:type="spellStart"/>
             <w:r>
               <w:rPr>
                 <w:sz w:val="24"/>
@@ -8289,21 +8262,19 @@
               </w:rPr>
               <w:t>Fdt</w:t>
             </w:r>
-            <w:proofErr w:type="spellEnd"/>
-          </w:p>
-        </w:tc>
-        <w:tc>
-          <w:tcPr>
-            <w:tcW w:w="1699" w:type="dxa"/>
-          </w:tcPr>
-          <w:p>
-            <w:pPr>
-              <w:rPr>
-                <w:sz w:val="24"/>
-                <w:szCs w:val="26"/>
-              </w:rPr>
-            </w:pPr>
-            <w:proofErr w:type="spellStart"/>
+          </w:p>
+        </w:tc>
+        <w:tc>
+          <w:tcPr>
+            <w:tcW w:w="1699" w:type="dxa"/>
+          </w:tcPr>
+          <w:p>
+            <w:pPr>
+              <w:rPr>
+                <w:sz w:val="24"/>
+                <w:szCs w:val="26"/>
+              </w:rPr>
+            </w:pPr>
             <w:r>
               <w:rPr>
                 <w:sz w:val="24"/>
@@ -8311,21 +8282,19 @@
               </w:rPr>
               <w:t>Fdt</w:t>
             </w:r>
-            <w:proofErr w:type="spellEnd"/>
-          </w:p>
-        </w:tc>
-        <w:tc>
-          <w:tcPr>
-            <w:tcW w:w="1699" w:type="dxa"/>
-          </w:tcPr>
-          <w:p>
-            <w:pPr>
-              <w:rPr>
-                <w:sz w:val="24"/>
-                <w:szCs w:val="26"/>
-              </w:rPr>
-            </w:pPr>
-            <w:proofErr w:type="spellStart"/>
+          </w:p>
+        </w:tc>
+        <w:tc>
+          <w:tcPr>
+            <w:tcW w:w="1699" w:type="dxa"/>
+          </w:tcPr>
+          <w:p>
+            <w:pPr>
+              <w:rPr>
+                <w:sz w:val="24"/>
+                <w:szCs w:val="26"/>
+              </w:rPr>
+            </w:pPr>
             <w:r>
               <w:rPr>
                 <w:sz w:val="24"/>
@@ -8333,7 +8302,6 @@
               </w:rPr>
               <w:t>Fdt</w:t>
             </w:r>
-            <w:proofErr w:type="spellEnd"/>
           </w:p>
         </w:tc>
       </w:tr>
@@ -8371,7 +8339,6 @@
                 <w:szCs w:val="26"/>
               </w:rPr>
             </w:pPr>
-            <w:proofErr w:type="spellStart"/>
             <w:r>
               <w:rPr>
                 <w:sz w:val="24"/>
@@ -8379,21 +8346,19 @@
               </w:rPr>
               <w:t>Fdt</w:t>
             </w:r>
-            <w:proofErr w:type="spellEnd"/>
-          </w:p>
-        </w:tc>
-        <w:tc>
-          <w:tcPr>
-            <w:tcW w:w="1699" w:type="dxa"/>
-          </w:tcPr>
-          <w:p>
-            <w:pPr>
-              <w:rPr>
-                <w:sz w:val="24"/>
-                <w:szCs w:val="26"/>
-              </w:rPr>
-            </w:pPr>
-            <w:proofErr w:type="spellStart"/>
+          </w:p>
+        </w:tc>
+        <w:tc>
+          <w:tcPr>
+            <w:tcW w:w="1699" w:type="dxa"/>
+          </w:tcPr>
+          <w:p>
+            <w:pPr>
+              <w:rPr>
+                <w:sz w:val="24"/>
+                <w:szCs w:val="26"/>
+              </w:rPr>
+            </w:pPr>
             <w:r>
               <w:rPr>
                 <w:sz w:val="24"/>
@@ -8401,21 +8366,19 @@
               </w:rPr>
               <w:t>Fdt</w:t>
             </w:r>
-            <w:proofErr w:type="spellEnd"/>
-          </w:p>
-        </w:tc>
-        <w:tc>
-          <w:tcPr>
-            <w:tcW w:w="1699" w:type="dxa"/>
-          </w:tcPr>
-          <w:p>
-            <w:pPr>
-              <w:rPr>
-                <w:sz w:val="24"/>
-                <w:szCs w:val="26"/>
-              </w:rPr>
-            </w:pPr>
-            <w:proofErr w:type="spellStart"/>
+          </w:p>
+        </w:tc>
+        <w:tc>
+          <w:tcPr>
+            <w:tcW w:w="1699" w:type="dxa"/>
+          </w:tcPr>
+          <w:p>
+            <w:pPr>
+              <w:rPr>
+                <w:sz w:val="24"/>
+                <w:szCs w:val="26"/>
+              </w:rPr>
+            </w:pPr>
             <w:r>
               <w:rPr>
                 <w:sz w:val="24"/>
@@ -8423,7 +8386,6 @@
               </w:rPr>
               <w:t>Fdt</w:t>
             </w:r>
-            <w:proofErr w:type="spellEnd"/>
           </w:p>
         </w:tc>
       </w:tr>
@@ -9099,7 +9061,6 @@
                 <w:szCs w:val="26"/>
               </w:rPr>
             </w:pPr>
-            <w:proofErr w:type="spellStart"/>
             <w:r>
               <w:rPr>
                 <w:sz w:val="24"/>
@@ -9107,21 +9068,19 @@
               </w:rPr>
               <w:t>Fdt</w:t>
             </w:r>
-            <w:proofErr w:type="spellEnd"/>
-          </w:p>
-        </w:tc>
-        <w:tc>
-          <w:tcPr>
-            <w:tcW w:w="1699" w:type="dxa"/>
-          </w:tcPr>
-          <w:p>
-            <w:pPr>
-              <w:rPr>
-                <w:sz w:val="24"/>
-                <w:szCs w:val="26"/>
-              </w:rPr>
-            </w:pPr>
-            <w:proofErr w:type="spellStart"/>
+          </w:p>
+        </w:tc>
+        <w:tc>
+          <w:tcPr>
+            <w:tcW w:w="1699" w:type="dxa"/>
+          </w:tcPr>
+          <w:p>
+            <w:pPr>
+              <w:rPr>
+                <w:sz w:val="24"/>
+                <w:szCs w:val="26"/>
+              </w:rPr>
+            </w:pPr>
             <w:r>
               <w:rPr>
                 <w:sz w:val="24"/>
@@ -9129,21 +9088,19 @@
               </w:rPr>
               <w:t>Fdt</w:t>
             </w:r>
-            <w:proofErr w:type="spellEnd"/>
-          </w:p>
-        </w:tc>
-        <w:tc>
-          <w:tcPr>
-            <w:tcW w:w="1699" w:type="dxa"/>
-          </w:tcPr>
-          <w:p>
-            <w:pPr>
-              <w:rPr>
-                <w:sz w:val="24"/>
-                <w:szCs w:val="26"/>
-              </w:rPr>
-            </w:pPr>
-            <w:proofErr w:type="spellStart"/>
+          </w:p>
+        </w:tc>
+        <w:tc>
+          <w:tcPr>
+            <w:tcW w:w="1699" w:type="dxa"/>
+          </w:tcPr>
+          <w:p>
+            <w:pPr>
+              <w:rPr>
+                <w:sz w:val="24"/>
+                <w:szCs w:val="26"/>
+              </w:rPr>
+            </w:pPr>
             <w:r>
               <w:rPr>
                 <w:sz w:val="24"/>
@@ -9151,7 +9108,6 @@
               </w:rPr>
               <w:t>Fdt</w:t>
             </w:r>
-            <w:proofErr w:type="spellEnd"/>
           </w:p>
         </w:tc>
       </w:tr>
@@ -9189,7 +9145,6 @@
                 <w:szCs w:val="26"/>
               </w:rPr>
             </w:pPr>
-            <w:proofErr w:type="spellStart"/>
             <w:r>
               <w:rPr>
                 <w:sz w:val="24"/>
@@ -9197,21 +9152,19 @@
               </w:rPr>
               <w:t>Fdt</w:t>
             </w:r>
-            <w:proofErr w:type="spellEnd"/>
-          </w:p>
-        </w:tc>
-        <w:tc>
-          <w:tcPr>
-            <w:tcW w:w="1699" w:type="dxa"/>
-          </w:tcPr>
-          <w:p>
-            <w:pPr>
-              <w:rPr>
-                <w:sz w:val="24"/>
-                <w:szCs w:val="26"/>
-              </w:rPr>
-            </w:pPr>
-            <w:proofErr w:type="spellStart"/>
+          </w:p>
+        </w:tc>
+        <w:tc>
+          <w:tcPr>
+            <w:tcW w:w="1699" w:type="dxa"/>
+          </w:tcPr>
+          <w:p>
+            <w:pPr>
+              <w:rPr>
+                <w:sz w:val="24"/>
+                <w:szCs w:val="26"/>
+              </w:rPr>
+            </w:pPr>
             <w:r>
               <w:rPr>
                 <w:sz w:val="24"/>
@@ -9219,21 +9172,19 @@
               </w:rPr>
               <w:t>Fdt</w:t>
             </w:r>
-            <w:proofErr w:type="spellEnd"/>
-          </w:p>
-        </w:tc>
-        <w:tc>
-          <w:tcPr>
-            <w:tcW w:w="1699" w:type="dxa"/>
-          </w:tcPr>
-          <w:p>
-            <w:pPr>
-              <w:rPr>
-                <w:sz w:val="24"/>
-                <w:szCs w:val="26"/>
-              </w:rPr>
-            </w:pPr>
-            <w:proofErr w:type="spellStart"/>
+          </w:p>
+        </w:tc>
+        <w:tc>
+          <w:tcPr>
+            <w:tcW w:w="1699" w:type="dxa"/>
+          </w:tcPr>
+          <w:p>
+            <w:pPr>
+              <w:rPr>
+                <w:sz w:val="24"/>
+                <w:szCs w:val="26"/>
+              </w:rPr>
+            </w:pPr>
             <w:r>
               <w:rPr>
                 <w:sz w:val="24"/>
@@ -9241,7 +9192,6 @@
               </w:rPr>
               <w:t>Fdt</w:t>
             </w:r>
-            <w:proofErr w:type="spellEnd"/>
           </w:p>
         </w:tc>
       </w:tr>
@@ -9279,7 +9229,6 @@
                 <w:szCs w:val="26"/>
               </w:rPr>
             </w:pPr>
-            <w:proofErr w:type="spellStart"/>
             <w:r>
               <w:rPr>
                 <w:sz w:val="24"/>
@@ -9287,21 +9236,19 @@
               </w:rPr>
               <w:t>Fdt</w:t>
             </w:r>
-            <w:proofErr w:type="spellEnd"/>
-          </w:p>
-        </w:tc>
-        <w:tc>
-          <w:tcPr>
-            <w:tcW w:w="1699" w:type="dxa"/>
-          </w:tcPr>
-          <w:p>
-            <w:pPr>
-              <w:rPr>
-                <w:sz w:val="24"/>
-                <w:szCs w:val="26"/>
-              </w:rPr>
-            </w:pPr>
-            <w:proofErr w:type="spellStart"/>
+          </w:p>
+        </w:tc>
+        <w:tc>
+          <w:tcPr>
+            <w:tcW w:w="1699" w:type="dxa"/>
+          </w:tcPr>
+          <w:p>
+            <w:pPr>
+              <w:rPr>
+                <w:sz w:val="24"/>
+                <w:szCs w:val="26"/>
+              </w:rPr>
+            </w:pPr>
             <w:r>
               <w:rPr>
                 <w:sz w:val="24"/>
@@ -9309,21 +9256,19 @@
               </w:rPr>
               <w:t>Fdt</w:t>
             </w:r>
-            <w:proofErr w:type="spellEnd"/>
-          </w:p>
-        </w:tc>
-        <w:tc>
-          <w:tcPr>
-            <w:tcW w:w="1699" w:type="dxa"/>
-          </w:tcPr>
-          <w:p>
-            <w:pPr>
-              <w:rPr>
-                <w:sz w:val="24"/>
-                <w:szCs w:val="26"/>
-              </w:rPr>
-            </w:pPr>
-            <w:proofErr w:type="spellStart"/>
+          </w:p>
+        </w:tc>
+        <w:tc>
+          <w:tcPr>
+            <w:tcW w:w="1699" w:type="dxa"/>
+          </w:tcPr>
+          <w:p>
+            <w:pPr>
+              <w:rPr>
+                <w:sz w:val="24"/>
+                <w:szCs w:val="26"/>
+              </w:rPr>
+            </w:pPr>
             <w:r>
               <w:rPr>
                 <w:sz w:val="24"/>
@@ -9331,7 +9276,6 @@
               </w:rPr>
               <w:t>Fdt</w:t>
             </w:r>
-            <w:proofErr w:type="spellEnd"/>
           </w:p>
         </w:tc>
       </w:tr>
@@ -10034,7 +9978,6 @@
                 <w:szCs w:val="26"/>
               </w:rPr>
             </w:pPr>
-            <w:proofErr w:type="spellStart"/>
             <w:r>
               <w:rPr>
                 <w:sz w:val="24"/>
@@ -10042,21 +9985,19 @@
               </w:rPr>
               <w:t>Fdt</w:t>
             </w:r>
-            <w:proofErr w:type="spellEnd"/>
-          </w:p>
-        </w:tc>
-        <w:tc>
-          <w:tcPr>
-            <w:tcW w:w="1699" w:type="dxa"/>
-          </w:tcPr>
-          <w:p>
-            <w:pPr>
-              <w:rPr>
-                <w:sz w:val="24"/>
-                <w:szCs w:val="26"/>
-              </w:rPr>
-            </w:pPr>
-            <w:proofErr w:type="spellStart"/>
+          </w:p>
+        </w:tc>
+        <w:tc>
+          <w:tcPr>
+            <w:tcW w:w="1699" w:type="dxa"/>
+          </w:tcPr>
+          <w:p>
+            <w:pPr>
+              <w:rPr>
+                <w:sz w:val="24"/>
+                <w:szCs w:val="26"/>
+              </w:rPr>
+            </w:pPr>
             <w:r>
               <w:rPr>
                 <w:sz w:val="24"/>
@@ -10064,7 +10005,6 @@
               </w:rPr>
               <w:t>Fdt</w:t>
             </w:r>
-            <w:proofErr w:type="spellEnd"/>
           </w:p>
         </w:tc>
       </w:tr>
@@ -10122,7 +10062,6 @@
                 <w:szCs w:val="26"/>
               </w:rPr>
             </w:pPr>
-            <w:proofErr w:type="spellStart"/>
             <w:r>
               <w:rPr>
                 <w:sz w:val="24"/>
@@ -10130,21 +10069,19 @@
               </w:rPr>
               <w:t>Fdt</w:t>
             </w:r>
-            <w:proofErr w:type="spellEnd"/>
-          </w:p>
-        </w:tc>
-        <w:tc>
-          <w:tcPr>
-            <w:tcW w:w="1699" w:type="dxa"/>
-          </w:tcPr>
-          <w:p>
-            <w:pPr>
-              <w:rPr>
-                <w:sz w:val="24"/>
-                <w:szCs w:val="26"/>
-              </w:rPr>
-            </w:pPr>
-            <w:proofErr w:type="spellStart"/>
+          </w:p>
+        </w:tc>
+        <w:tc>
+          <w:tcPr>
+            <w:tcW w:w="1699" w:type="dxa"/>
+          </w:tcPr>
+          <w:p>
+            <w:pPr>
+              <w:rPr>
+                <w:sz w:val="24"/>
+                <w:szCs w:val="26"/>
+              </w:rPr>
+            </w:pPr>
             <w:r>
               <w:rPr>
                 <w:sz w:val="24"/>
@@ -10152,7 +10089,6 @@
               </w:rPr>
               <w:t>Fdt</w:t>
             </w:r>
-            <w:proofErr w:type="spellEnd"/>
           </w:p>
         </w:tc>
       </w:tr>
@@ -10210,7 +10146,6 @@
                 <w:szCs w:val="26"/>
               </w:rPr>
             </w:pPr>
-            <w:proofErr w:type="spellStart"/>
             <w:r>
               <w:rPr>
                 <w:sz w:val="24"/>
@@ -10218,21 +10153,19 @@
               </w:rPr>
               <w:t>Fdt</w:t>
             </w:r>
-            <w:proofErr w:type="spellEnd"/>
-          </w:p>
-        </w:tc>
-        <w:tc>
-          <w:tcPr>
-            <w:tcW w:w="1699" w:type="dxa"/>
-          </w:tcPr>
-          <w:p>
-            <w:pPr>
-              <w:rPr>
-                <w:sz w:val="24"/>
-                <w:szCs w:val="26"/>
-              </w:rPr>
-            </w:pPr>
-            <w:proofErr w:type="spellStart"/>
+          </w:p>
+        </w:tc>
+        <w:tc>
+          <w:tcPr>
+            <w:tcW w:w="1699" w:type="dxa"/>
+          </w:tcPr>
+          <w:p>
+            <w:pPr>
+              <w:rPr>
+                <w:sz w:val="24"/>
+                <w:szCs w:val="26"/>
+              </w:rPr>
+            </w:pPr>
             <w:r>
               <w:rPr>
                 <w:sz w:val="24"/>
@@ -10240,7 +10173,6 @@
               </w:rPr>
               <w:t>Fdt</w:t>
             </w:r>
-            <w:proofErr w:type="spellEnd"/>
           </w:p>
         </w:tc>
       </w:tr>
@@ -11302,21 +11234,7 @@
         <w:rPr>
           <w:sz w:val="24"/>
         </w:rPr>
-        <w:t xml:space="preserve">Tomando como referencia n₀ = 160 000 (último valor antes de </w:t>
-      </w:r>
-      <w:proofErr w:type="spellStart"/>
-      <w:r>
-        <w:rPr>
-          <w:sz w:val="24"/>
-        </w:rPr>
-        <w:t>Fdt</w:t>
-      </w:r>
-      <w:proofErr w:type="spellEnd"/>
-      <w:r>
-        <w:rPr>
-          <w:sz w:val="24"/>
-        </w:rPr>
-        <w:t xml:space="preserve"> en varios algoritmos), nuestro n ahora es 811920000​, por lo que aumentamos n en un factor de 5074.5.</w:t>
+        <w:t>Tomando como referencia n₀ = 160 000 (último valor antes de Fdt en varios algoritmos), nuestro n ahora es 811920000​, por lo que aumentamos n en un factor de 5074.5.</w:t>
       </w:r>
     </w:p>
     <w:p>
@@ -21824,6 +21742,555 @@
     <w:p>
       <w:pPr>
         <w:pStyle w:val="Textoindependiente"/>
+        <w:rPr>
+          <w:b/>
+          <w:sz w:val="24"/>
+          <w:szCs w:val="24"/>
+        </w:rPr>
+      </w:pPr>
+      <w:r>
+        <w:rPr>
+          <w:b/>
+          <w:sz w:val="24"/>
+          <w:szCs w:val="24"/>
+        </w:rPr>
+        <w:t>Se le pide:</w:t>
+      </w:r>
+    </w:p>
+    <w:p>
+      <w:pPr>
+        <w:pStyle w:val="Textoindependiente"/>
+        <w:rPr>
+          <w:b/>
+          <w:sz w:val="24"/>
+          <w:szCs w:val="24"/>
+        </w:rPr>
+      </w:pPr>
+      <w:r>
+        <w:rPr>
+          <w:b/>
+          <w:sz w:val="24"/>
+          <w:szCs w:val="24"/>
+        </w:rPr>
+        <w:t xml:space="preserve">1. </w:t>
+      </w:r>
+      <w:r>
+        <w:rPr>
+          <w:b/>
+          <w:sz w:val="24"/>
+          <w:szCs w:val="24"/>
+        </w:rPr>
+        <w:t>Definición del estado: explicar claramente qué significan los índices de tu tabla/estructura de datos.</w:t>
+      </w:r>
+    </w:p>
+    <w:p>
+      <w:pPr>
+        <w:pStyle w:val="Textoindependiente"/>
+        <w:rPr>
+          <w:sz w:val="24"/>
+          <w:szCs w:val="24"/>
+        </w:rPr>
+      </w:pPr>
+      <w:r>
+        <w:rPr>
+          <w:sz w:val="24"/>
+          <w:szCs w:val="24"/>
+        </w:rPr>
+        <w:t>Se define una tabla de progra</w:t>
+      </w:r>
+      <w:r>
+        <w:rPr>
+          <w:sz w:val="24"/>
+          <w:szCs w:val="24"/>
+        </w:rPr>
+        <w:t xml:space="preserve">mación dinámica DP[i][l], donde </w:t>
+      </w:r>
+      <w:r>
+        <w:rPr>
+          <w:b/>
+          <w:sz w:val="24"/>
+          <w:szCs w:val="24"/>
+        </w:rPr>
+        <w:t>i</w:t>
+      </w:r>
+      <w:r>
+        <w:rPr>
+          <w:sz w:val="24"/>
+          <w:szCs w:val="24"/>
+        </w:rPr>
+        <w:t xml:space="preserve"> representa el número de vehículo</w:t>
+      </w:r>
+      <w:r>
+        <w:rPr>
+          <w:sz w:val="24"/>
+          <w:szCs w:val="24"/>
+        </w:rPr>
+        <w:t xml:space="preserve">, </w:t>
+      </w:r>
+      <w:r>
+        <w:t xml:space="preserve">los </w:t>
+      </w:r>
+      <w:r>
+        <w:rPr>
+          <w:rStyle w:val="mord"/>
+          <w:b/>
+        </w:rPr>
+        <w:t>i</w:t>
+      </w:r>
+      <w:r>
+        <w:t xml:space="preserve"> primeros,</w:t>
+      </w:r>
+      <w:r>
+        <w:rPr>
+          <w:sz w:val="24"/>
+          <w:szCs w:val="24"/>
+        </w:rPr>
+        <w:t xml:space="preserve"> </w:t>
+      </w:r>
+      <w:r>
+        <w:rPr>
+          <w:sz w:val="24"/>
+          <w:szCs w:val="24"/>
+        </w:rPr>
+        <w:t xml:space="preserve">y </w:t>
+      </w:r>
+      <w:r>
+        <w:rPr>
+          <w:b/>
+          <w:sz w:val="24"/>
+          <w:szCs w:val="24"/>
+        </w:rPr>
+        <w:t>l</w:t>
+      </w:r>
+      <w:r>
+        <w:rPr>
+          <w:sz w:val="24"/>
+          <w:szCs w:val="24"/>
+        </w:rPr>
+        <w:t xml:space="preserve"> representa la longitud total ocupada en el carril de babor.</w:t>
+      </w:r>
+    </w:p>
+    <w:p>
+      <w:pPr>
+        <w:pStyle w:val="Textoindependiente"/>
+        <w:rPr>
+          <w:sz w:val="24"/>
+          <w:szCs w:val="24"/>
+        </w:rPr>
+      </w:pPr>
+      <w:r>
+        <w:rPr>
+          <w:sz w:val="24"/>
+          <w:szCs w:val="24"/>
+        </w:rPr>
+        <w:t xml:space="preserve">Si DP[i][l] es true significa que </w:t>
+      </w:r>
+      <w:r>
+        <w:rPr>
+          <w:sz w:val="24"/>
+          <w:szCs w:val="24"/>
+        </w:rPr>
+        <w:t xml:space="preserve">es posible </w:t>
+      </w:r>
+      <w:r>
+        <w:rPr>
+          <w:sz w:val="24"/>
+          <w:szCs w:val="24"/>
+        </w:rPr>
+        <w:t>meter</w:t>
+      </w:r>
+      <w:r>
+        <w:rPr>
+          <w:sz w:val="24"/>
+          <w:szCs w:val="24"/>
+        </w:rPr>
+        <w:t xml:space="preserve"> los </w:t>
+      </w:r>
+      <w:r>
+        <w:rPr>
+          <w:b/>
+          <w:sz w:val="24"/>
+          <w:szCs w:val="24"/>
+        </w:rPr>
+        <w:t>i</w:t>
+      </w:r>
+      <w:r>
+        <w:rPr>
+          <w:sz w:val="24"/>
+          <w:szCs w:val="24"/>
+        </w:rPr>
+        <w:t xml:space="preserve"> primeros vehículos</w:t>
+      </w:r>
+      <w:r>
+        <w:rPr>
+          <w:sz w:val="24"/>
+          <w:szCs w:val="24"/>
+        </w:rPr>
+        <w:t>, ocupando</w:t>
+      </w:r>
+      <w:r>
+        <w:rPr>
+          <w:b/>
+          <w:sz w:val="24"/>
+          <w:szCs w:val="24"/>
+        </w:rPr>
+        <w:t xml:space="preserve"> l</w:t>
+      </w:r>
+      <w:r>
+        <w:rPr>
+          <w:sz w:val="24"/>
+          <w:szCs w:val="24"/>
+        </w:rPr>
+        <w:t xml:space="preserve"> metros en babor</w:t>
+      </w:r>
+      <w:r>
+        <w:rPr>
+          <w:sz w:val="24"/>
+          <w:szCs w:val="24"/>
+        </w:rPr>
+        <w:t xml:space="preserve">. La ocupación de estribor no hace falta ponerla porque se deduce partir de </w:t>
+      </w:r>
+      <w:r>
+        <w:rPr>
+          <w:b/>
+          <w:sz w:val="24"/>
+          <w:szCs w:val="24"/>
+        </w:rPr>
+        <w:t>S</w:t>
+      </w:r>
+      <w:r>
+        <w:rPr>
+          <w:b/>
+          <w:sz w:val="24"/>
+          <w:szCs w:val="24"/>
+          <w:vertAlign w:val="subscript"/>
+        </w:rPr>
+        <w:t>i</w:t>
+      </w:r>
+      <w:r>
+        <w:rPr>
+          <w:sz w:val="24"/>
+          <w:szCs w:val="24"/>
+        </w:rPr>
+        <w:t xml:space="preserve"> y los metros ocupados en babor.</w:t>
+      </w:r>
+    </w:p>
+    <w:p>
+      <w:pPr>
+        <w:pStyle w:val="Textoindependiente"/>
+        <w:rPr>
+          <w:b/>
+          <w:sz w:val="24"/>
+          <w:szCs w:val="24"/>
+        </w:rPr>
+      </w:pPr>
+      <w:r>
+        <w:rPr>
+          <w:b/>
+          <w:sz w:val="24"/>
+          <w:szCs w:val="24"/>
+        </w:rPr>
+        <w:t xml:space="preserve">2. </w:t>
+      </w:r>
+      <w:r>
+        <w:rPr>
+          <w:b/>
+          <w:sz w:val="24"/>
+          <w:szCs w:val="24"/>
+        </w:rPr>
+        <w:t>Relación de recurrencia: escribir la formulación matemática que permite calcular el estado (i, j) a partir de los estados anteriores. Debe incluir los casos base.</w:t>
+      </w:r>
+    </w:p>
+    <w:p>
+      <w:pPr>
+        <w:pStyle w:val="Textoindependiente"/>
+        <w:rPr>
+          <w:sz w:val="24"/>
+          <w:szCs w:val="24"/>
+        </w:rPr>
+      </w:pPr>
+      <w:r>
+        <w:rPr>
+          <w:sz w:val="24"/>
+          <w:szCs w:val="24"/>
+        </w:rPr>
+        <w:t xml:space="preserve">Para cada vehículo </w:t>
+      </w:r>
+      <w:r>
+        <w:rPr>
+          <w:b/>
+          <w:sz w:val="24"/>
+          <w:szCs w:val="24"/>
+        </w:rPr>
+        <w:t>i</w:t>
+      </w:r>
+      <w:r>
+        <w:rPr>
+          <w:sz w:val="24"/>
+          <w:szCs w:val="24"/>
+        </w:rPr>
+        <w:t xml:space="preserve"> de longitud </w:t>
+      </w:r>
+      <w:r>
+        <w:rPr>
+          <w:b/>
+          <w:sz w:val="24"/>
+          <w:szCs w:val="24"/>
+        </w:rPr>
+        <w:t>v</w:t>
+      </w:r>
+      <w:r>
+        <w:rPr>
+          <w:b/>
+          <w:sz w:val="24"/>
+          <w:szCs w:val="24"/>
+          <w:vertAlign w:val="subscript"/>
+        </w:rPr>
+        <w:t>i</w:t>
+      </w:r>
+      <w:r>
+        <w:rPr>
+          <w:sz w:val="24"/>
+          <w:szCs w:val="24"/>
+        </w:rPr>
+        <w:t xml:space="preserve">, DP[i][l] </w:t>
+      </w:r>
+      <w:r>
+        <w:rPr>
+          <w:sz w:val="24"/>
+          <w:szCs w:val="24"/>
+        </w:rPr>
+        <w:t>se puede sacar</w:t>
+      </w:r>
+      <w:r>
+        <w:rPr>
+          <w:sz w:val="24"/>
+          <w:szCs w:val="24"/>
+        </w:rPr>
+        <w:t xml:space="preserve"> a partir de estados anteriores</w:t>
+      </w:r>
+      <w:r>
+        <w:rPr>
+          <w:sz w:val="24"/>
+          <w:szCs w:val="24"/>
+        </w:rPr>
+        <w:t xml:space="preserve">, ya que </w:t>
+      </w:r>
+      <w:r>
+        <w:rPr>
+          <w:b/>
+          <w:sz w:val="24"/>
+          <w:szCs w:val="24"/>
+        </w:rPr>
+        <w:t>i</w:t>
+      </w:r>
+      <w:r>
+        <w:rPr>
+          <w:sz w:val="24"/>
+          <w:szCs w:val="24"/>
+        </w:rPr>
+        <w:t xml:space="preserve"> se coloca en babor si </w:t>
+      </w:r>
+      <w:r>
+        <w:rPr>
+          <w:sz w:val="24"/>
+          <w:szCs w:val="24"/>
+        </w:rPr>
+        <w:t>DP[i−1][l−vi​]</w:t>
+      </w:r>
+      <w:r>
+        <w:rPr>
+          <w:sz w:val="24"/>
+          <w:szCs w:val="24"/>
+        </w:rPr>
+        <w:t>= true, para</w:t>
+      </w:r>
+      <w:r>
+        <w:rPr>
+          <w:sz w:val="24"/>
+          <w:szCs w:val="24"/>
+        </w:rPr>
+        <w:t xml:space="preserve"> </w:t>
+      </w:r>
+      <w:r>
+        <w:rPr>
+          <w:b/>
+          <w:sz w:val="24"/>
+          <w:szCs w:val="24"/>
+        </w:rPr>
+        <w:t>l</w:t>
+      </w:r>
+      <w:r>
+        <w:rPr>
+          <w:sz w:val="24"/>
+          <w:szCs w:val="24"/>
+        </w:rPr>
+        <w:t>−</w:t>
+      </w:r>
+      <w:r>
+        <w:rPr>
+          <w:b/>
+          <w:sz w:val="24"/>
+          <w:szCs w:val="24"/>
+        </w:rPr>
+        <w:t>v</w:t>
+      </w:r>
+      <w:r>
+        <w:rPr>
+          <w:b/>
+          <w:sz w:val="24"/>
+          <w:szCs w:val="24"/>
+          <w:vertAlign w:val="subscript"/>
+        </w:rPr>
+        <w:t>i</w:t>
+      </w:r>
+      <w:r>
+        <w:rPr>
+          <w:b/>
+          <w:sz w:val="24"/>
+          <w:szCs w:val="24"/>
+        </w:rPr>
+        <w:t>​</w:t>
+      </w:r>
+      <w:r>
+        <w:rPr>
+          <w:sz w:val="24"/>
+          <w:szCs w:val="24"/>
+        </w:rPr>
+        <w:t>≥0</w:t>
+      </w:r>
+      <w:r>
+        <w:rPr>
+          <w:sz w:val="24"/>
+          <w:szCs w:val="24"/>
+        </w:rPr>
+        <w:t xml:space="preserve">, y se coloca en estribor si </w:t>
+      </w:r>
+      <w:r>
+        <w:rPr>
+          <w:sz w:val="24"/>
+          <w:szCs w:val="24"/>
+        </w:rPr>
+        <w:t>DP[i−1][l]si S[i]−</w:t>
+      </w:r>
+      <w:r>
+        <w:rPr>
+          <w:b/>
+          <w:sz w:val="24"/>
+          <w:szCs w:val="24"/>
+        </w:rPr>
+        <w:t>l</w:t>
+      </w:r>
+      <w:r>
+        <w:rPr>
+          <w:sz w:val="24"/>
+          <w:szCs w:val="24"/>
+        </w:rPr>
+        <w:t>≤L</w:t>
+      </w:r>
+      <w:r>
+        <w:rPr>
+          <w:sz w:val="24"/>
+          <w:szCs w:val="24"/>
+        </w:rPr>
+        <w:t xml:space="preserve">, siendo el caso baso que (estando toda la matriz inicializada a false) </w:t>
+      </w:r>
+      <w:r>
+        <w:rPr>
+          <w:sz w:val="24"/>
+          <w:szCs w:val="24"/>
+        </w:rPr>
+        <w:t>DP[0][0]=true</w:t>
+      </w:r>
+      <w:r>
+        <w:rPr>
+          <w:sz w:val="24"/>
+          <w:szCs w:val="24"/>
+        </w:rPr>
+        <w:t xml:space="preserve"> (significa que 0 vehículos caben en 0 metros de Ferry).</w:t>
+      </w:r>
+    </w:p>
+    <w:p>
+      <w:pPr>
+        <w:pStyle w:val="Textoindependiente"/>
+        <w:rPr>
+          <w:b/>
+          <w:sz w:val="24"/>
+          <w:szCs w:val="24"/>
+        </w:rPr>
+      </w:pPr>
+      <w:r>
+        <w:rPr>
+          <w:b/>
+          <w:sz w:val="24"/>
+          <w:szCs w:val="24"/>
+        </w:rPr>
+        <w:t xml:space="preserve">3. </w:t>
+      </w:r>
+      <w:r>
+        <w:rPr>
+          <w:b/>
+          <w:sz w:val="24"/>
+          <w:szCs w:val="24"/>
+        </w:rPr>
+        <w:t>Complejidad: análisis del coste temporal del algoritmo en función de N (número de vehículos) y L (longitud del ferry).</w:t>
+      </w:r>
+    </w:p>
+    <w:p>
+      <w:pPr>
+        <w:pStyle w:val="Textoindependiente"/>
+        <w:rPr>
+          <w:sz w:val="24"/>
+          <w:szCs w:val="24"/>
+        </w:rPr>
+      </w:pPr>
+      <w:r>
+        <w:rPr>
+          <w:sz w:val="24"/>
+          <w:szCs w:val="24"/>
+        </w:rPr>
+        <w:t>Como para cada vehículo se comprueba si cabe en cada longitud, la complejidad del algoritmo sería O(N·L).</w:t>
+      </w:r>
+    </w:p>
+    <w:p>
+      <w:pPr>
+        <w:pStyle w:val="Textoindependiente"/>
+        <w:rPr>
+          <w:b/>
+          <w:sz w:val="24"/>
+          <w:szCs w:val="24"/>
+        </w:rPr>
+      </w:pPr>
+      <w:r>
+        <w:rPr>
+          <w:b/>
+          <w:sz w:val="24"/>
+          <w:szCs w:val="24"/>
+        </w:rPr>
+        <w:t xml:space="preserve">4. </w:t>
+      </w:r>
+      <w:r>
+        <w:rPr>
+          <w:b/>
+          <w:sz w:val="24"/>
+          <w:szCs w:val="24"/>
+        </w:rPr>
+        <w:t>Implementación: código en la clase p5.Ferry.java que resuelva el problema aceptando el fichero de entrada como parámetro.</w:t>
+      </w:r>
+    </w:p>
+    <w:p>
+      <w:pPr>
+        <w:pStyle w:val="Textoindependiente"/>
+        <w:rPr>
+          <w:b/>
+          <w:sz w:val="24"/>
+          <w:szCs w:val="24"/>
+        </w:rPr>
+      </w:pPr>
+    </w:p>
+    <w:p>
+      <w:pPr>
+        <w:pStyle w:val="Textoindependiente"/>
         <w:jc w:val="center"/>
         <w:rPr>
           <w:b/>
@@ -21832,6 +22299,15 @@
           <w:szCs w:val="40"/>
         </w:rPr>
       </w:pPr>
+      <w:r>
+        <w:rPr>
+          <w:b/>
+          <w:color w:val="4472C4" w:themeColor="accent5"/>
+          <w:sz w:val="40"/>
+          <w:szCs w:val="40"/>
+        </w:rPr>
+        <w:t>P6</w:t>
+      </w:r>
     </w:p>
     <w:p>
       <w:pPr>
@@ -21866,105 +22342,65 @@
           <w:sz w:val="24"/>
           <w:szCs w:val="24"/>
         </w:rPr>
-        <w:t xml:space="preserve">1. </w:t>
-      </w:r>
-      <w:r>
-        <w:rPr>
-          <w:b/>
-          <w:sz w:val="24"/>
-          <w:szCs w:val="24"/>
-        </w:rPr>
-        <w:t>Definición del estado: explicar claramente qué significan los índices de tu tabla/estructura de datos.</w:t>
+        <w:t>Una clase p6.AlmacenajeContenedores.java</w:t>
+      </w:r>
+      <w:r>
+        <w:rPr>
+          <w:b/>
+          <w:sz w:val="24"/>
+          <w:szCs w:val="24"/>
+        </w:rPr>
+        <w:t xml:space="preserve"> y u</w:t>
+      </w:r>
+      <w:r>
+        <w:rPr>
+          <w:b/>
+          <w:sz w:val="24"/>
+          <w:szCs w:val="24"/>
+        </w:rPr>
+        <w:t xml:space="preserve">na clase </w:t>
+      </w:r>
+      <w:r>
+        <w:rPr>
+          <w:b/>
+          <w:sz w:val="24"/>
+          <w:szCs w:val="24"/>
+        </w:rPr>
+        <w:t>p6.AlmacenajeContenedoresTiempos.java</w:t>
+      </w:r>
+      <w:r>
+        <w:rPr>
+          <w:b/>
+          <w:sz w:val="24"/>
+          <w:szCs w:val="24"/>
+        </w:rPr>
+        <w:t xml:space="preserve">. </w:t>
       </w:r>
     </w:p>
     <w:p>
       <w:pPr>
         <w:pStyle w:val="Textoindependiente"/>
         <w:rPr>
-          <w:sz w:val="24"/>
-          <w:szCs w:val="24"/>
-        </w:rPr>
-      </w:pPr>
-      <w:r>
-        <w:rPr>
-          <w:sz w:val="24"/>
-          <w:szCs w:val="24"/>
-        </w:rPr>
-        <w:t>Se define una tabla de progra</w:t>
-      </w:r>
-      <w:r>
-        <w:rPr>
-          <w:sz w:val="24"/>
-          <w:szCs w:val="24"/>
-        </w:rPr>
-        <w:t xml:space="preserve">mación dinámica DP[i][l], donde </w:t>
-      </w:r>
-      <w:r>
-        <w:rPr>
-          <w:b/>
-          <w:sz w:val="24"/>
-          <w:szCs w:val="24"/>
-        </w:rPr>
-        <w:t>i</w:t>
-      </w:r>
-      <w:r>
-        <w:rPr>
-          <w:sz w:val="24"/>
-          <w:szCs w:val="24"/>
-        </w:rPr>
-        <w:t xml:space="preserve"> representa el número de vehículo</w:t>
-      </w:r>
-      <w:r>
-        <w:rPr>
-          <w:sz w:val="24"/>
-          <w:szCs w:val="24"/>
-        </w:rPr>
-        <w:t xml:space="preserve">, </w:t>
-      </w:r>
-      <w:r>
-        <w:t xml:space="preserve">los </w:t>
-      </w:r>
-      <w:r>
-        <w:rPr>
-          <w:rStyle w:val="mord"/>
-          <w:b/>
-        </w:rPr>
-        <w:t>i</w:t>
-      </w:r>
-      <w:r>
-        <w:t xml:space="preserve"> primeros</w:t>
-      </w:r>
-      <w:r>
-        <w:t>,</w:t>
-      </w:r>
-      <w:r>
-        <w:rPr>
-          <w:sz w:val="24"/>
-          <w:szCs w:val="24"/>
-        </w:rPr>
-        <w:t xml:space="preserve"> </w:t>
-      </w:r>
-      <w:r>
-        <w:rPr>
-          <w:sz w:val="24"/>
-          <w:szCs w:val="24"/>
-        </w:rPr>
-        <w:t xml:space="preserve">y </w:t>
-      </w:r>
-      <w:r>
-        <w:rPr>
-          <w:b/>
-          <w:sz w:val="24"/>
-          <w:szCs w:val="24"/>
-        </w:rPr>
-        <w:t>l</w:t>
-      </w:r>
-      <w:r>
-        <w:rPr>
-          <w:sz w:val="24"/>
-          <w:szCs w:val="24"/>
-        </w:rPr>
-        <w:t xml:space="preserve"> representa la longitud total ocupada en el carril de babor.</w:t>
+          <w:b/>
+          <w:sz w:val="24"/>
+          <w:szCs w:val="24"/>
+        </w:rPr>
+      </w:pPr>
+      <w:r>
+        <w:rPr>
+          <w:b/>
+          <w:sz w:val="24"/>
+          <w:szCs w:val="24"/>
+        </w:rPr>
+        <w:t>Rellene</w:t>
+      </w:r>
+      <w:r>
+        <w:rPr>
+          <w:b/>
+          <w:sz w:val="24"/>
+          <w:szCs w:val="24"/>
+        </w:rPr>
+        <w:t xml:space="preserve"> una tabla en la que aparezcan para los ficheros antes indicados los tiempos obtenidos (en milisegundos).</w:t>
       </w:r>
     </w:p>
     <w:p>
@@ -21980,131 +22416,1081 @@
           <w:sz w:val="24"/>
           <w:szCs w:val="24"/>
         </w:rPr>
-        <w:t xml:space="preserve">Si DP[i][l] es true significa que </w:t>
-      </w:r>
-      <w:r>
-        <w:rPr>
-          <w:sz w:val="24"/>
-          <w:szCs w:val="24"/>
-        </w:rPr>
-        <w:t xml:space="preserve">es posible </w:t>
-      </w:r>
-      <w:r>
-        <w:rPr>
-          <w:sz w:val="24"/>
-          <w:szCs w:val="24"/>
-        </w:rPr>
-        <w:t>meter</w:t>
-      </w:r>
-      <w:r>
-        <w:rPr>
-          <w:sz w:val="24"/>
-          <w:szCs w:val="24"/>
-        </w:rPr>
-        <w:t xml:space="preserve"> los </w:t>
-      </w:r>
-      <w:r>
-        <w:rPr>
-          <w:b/>
-          <w:sz w:val="24"/>
-          <w:szCs w:val="24"/>
-        </w:rPr>
-        <w:t>i</w:t>
-      </w:r>
-      <w:r>
-        <w:rPr>
-          <w:sz w:val="24"/>
-          <w:szCs w:val="24"/>
-        </w:rPr>
-        <w:t xml:space="preserve"> primeros vehículos</w:t>
-      </w:r>
-      <w:r>
-        <w:rPr>
-          <w:sz w:val="24"/>
-          <w:szCs w:val="24"/>
-        </w:rPr>
-        <w:t>, ocupando</w:t>
-      </w:r>
-      <w:r>
-        <w:rPr>
-          <w:b/>
-          <w:sz w:val="24"/>
-          <w:szCs w:val="24"/>
-        </w:rPr>
-        <w:t xml:space="preserve"> </w:t>
-      </w:r>
-      <w:r>
-        <w:rPr>
-          <w:b/>
-          <w:sz w:val="24"/>
-          <w:szCs w:val="24"/>
-        </w:rPr>
-        <w:t>l</w:t>
-      </w:r>
-      <w:r>
-        <w:rPr>
-          <w:sz w:val="24"/>
-          <w:szCs w:val="24"/>
-        </w:rPr>
-        <w:t xml:space="preserve"> metros en babor</w:t>
-      </w:r>
-      <w:r>
-        <w:rPr>
-          <w:sz w:val="24"/>
-          <w:szCs w:val="24"/>
-        </w:rPr>
-        <w:t xml:space="preserve">. La ocupación de estribor no hace falta ponerla porque se deduce partir de </w:t>
-      </w:r>
-      <w:r>
-        <w:rPr>
-          <w:b/>
-          <w:sz w:val="24"/>
-          <w:szCs w:val="24"/>
-        </w:rPr>
-        <w:t>S</w:t>
-      </w:r>
-      <w:r>
-        <w:rPr>
-          <w:b/>
-          <w:sz w:val="24"/>
-          <w:szCs w:val="24"/>
-          <w:vertAlign w:val="subscript"/>
-        </w:rPr>
-        <w:t>i</w:t>
-      </w:r>
-      <w:r>
-        <w:rPr>
-          <w:sz w:val="24"/>
-          <w:szCs w:val="24"/>
-        </w:rPr>
-        <w:t xml:space="preserve"> y los metros ocupados en babor.</w:t>
-      </w:r>
-    </w:p>
+        <w:t>Tabla de la ejecución del algoritmo AlmacenajeContenedoresTiempos sin poda</w:t>
+      </w:r>
+      <w:r>
+        <w:rPr>
+          <w:sz w:val="24"/>
+          <w:szCs w:val="24"/>
+        </w:rPr>
+        <w:t xml:space="preserve"> y sin optimización</w:t>
+      </w:r>
+      <w:r>
+        <w:rPr>
+          <w:sz w:val="24"/>
+          <w:szCs w:val="24"/>
+        </w:rPr>
+        <w:t>.</w:t>
+      </w:r>
+    </w:p>
+    <w:tbl>
+      <w:tblPr>
+        <w:tblStyle w:val="Tablaconcuadrcula"/>
+        <w:tblW w:w="0" w:type="auto"/>
+        <w:tblLook w:val="04A0" w:firstRow="1" w:lastRow="0" w:firstColumn="1" w:lastColumn="0" w:noHBand="0" w:noVBand="1"/>
+      </w:tblPr>
+      <w:tblGrid>
+        <w:gridCol w:w="2427"/>
+        <w:gridCol w:w="2315"/>
+        <w:gridCol w:w="1876"/>
+        <w:gridCol w:w="1876"/>
+      </w:tblGrid>
+      <w:tr>
+        <w:tc>
+          <w:tcPr>
+            <w:tcW w:w="2427" w:type="dxa"/>
+          </w:tcPr>
+          <w:p>
+            <w:pPr>
+              <w:pStyle w:val="Textoindependiente"/>
+              <w:jc w:val="center"/>
+              <w:rPr>
+                <w:b/>
+                <w:sz w:val="24"/>
+                <w:szCs w:val="24"/>
+              </w:rPr>
+            </w:pPr>
+            <w:r>
+              <w:rPr>
+                <w:b/>
+                <w:sz w:val="24"/>
+                <w:szCs w:val="24"/>
+              </w:rPr>
+              <w:lastRenderedPageBreak/>
+              <w:t>fichero</w:t>
+            </w:r>
+          </w:p>
+        </w:tc>
+        <w:tc>
+          <w:tcPr>
+            <w:tcW w:w="2315" w:type="dxa"/>
+          </w:tcPr>
+          <w:p>
+            <w:pPr>
+              <w:pStyle w:val="Textoindependiente"/>
+              <w:jc w:val="center"/>
+              <w:rPr>
+                <w:b/>
+                <w:sz w:val="24"/>
+                <w:szCs w:val="24"/>
+              </w:rPr>
+            </w:pPr>
+            <w:r>
+              <w:rPr>
+                <w:b/>
+                <w:sz w:val="24"/>
+                <w:szCs w:val="24"/>
+              </w:rPr>
+              <w:t>Tiempo (ms)</w:t>
+            </w:r>
+          </w:p>
+        </w:tc>
+        <w:tc>
+          <w:tcPr>
+            <w:tcW w:w="1876" w:type="dxa"/>
+          </w:tcPr>
+          <w:p>
+            <w:pPr>
+              <w:pStyle w:val="Textoindependiente"/>
+              <w:jc w:val="center"/>
+              <w:rPr>
+                <w:b/>
+                <w:sz w:val="24"/>
+                <w:szCs w:val="24"/>
+              </w:rPr>
+            </w:pPr>
+            <w:r>
+              <w:rPr>
+                <w:b/>
+                <w:sz w:val="24"/>
+                <w:szCs w:val="24"/>
+              </w:rPr>
+              <w:t>Contenedores</w:t>
+            </w:r>
+          </w:p>
+        </w:tc>
+        <w:tc>
+          <w:tcPr>
+            <w:tcW w:w="1876" w:type="dxa"/>
+          </w:tcPr>
+          <w:p>
+            <w:pPr>
+              <w:pStyle w:val="Textoindependiente"/>
+              <w:jc w:val="center"/>
+              <w:rPr>
+                <w:b/>
+                <w:sz w:val="24"/>
+                <w:szCs w:val="24"/>
+              </w:rPr>
+            </w:pPr>
+            <w:r>
+              <w:rPr>
+                <w:b/>
+                <w:sz w:val="24"/>
+                <w:szCs w:val="24"/>
+              </w:rPr>
+              <w:t>Llamadas R</w:t>
+            </w:r>
+          </w:p>
+        </w:tc>
+      </w:tr>
+      <w:tr>
+        <w:tc>
+          <w:tcPr>
+            <w:tcW w:w="2427" w:type="dxa"/>
+          </w:tcPr>
+          <w:p>
+            <w:pPr>
+              <w:pStyle w:val="Textoindependiente"/>
+              <w:jc w:val="center"/>
+              <w:rPr>
+                <w:sz w:val="24"/>
+                <w:szCs w:val="24"/>
+                <w:u w:val="single"/>
+              </w:rPr>
+            </w:pPr>
+            <w:r>
+              <w:rPr>
+                <w:sz w:val="24"/>
+                <w:szCs w:val="24"/>
+                <w:u w:val="single"/>
+              </w:rPr>
+              <w:t>test00.txt</w:t>
+            </w:r>
+          </w:p>
+        </w:tc>
+        <w:tc>
+          <w:tcPr>
+            <w:tcW w:w="2315" w:type="dxa"/>
+          </w:tcPr>
+          <w:p>
+            <w:pPr>
+              <w:pStyle w:val="Textoindependiente"/>
+              <w:jc w:val="center"/>
+              <w:rPr>
+                <w:sz w:val="24"/>
+                <w:szCs w:val="24"/>
+              </w:rPr>
+            </w:pPr>
+            <w:r>
+              <w:rPr>
+                <w:sz w:val="24"/>
+                <w:szCs w:val="24"/>
+              </w:rPr>
+              <w:t>5</w:t>
+            </w:r>
+          </w:p>
+        </w:tc>
+        <w:tc>
+          <w:tcPr>
+            <w:tcW w:w="1876" w:type="dxa"/>
+          </w:tcPr>
+          <w:p>
+            <w:pPr>
+              <w:pStyle w:val="Textoindependiente"/>
+              <w:jc w:val="center"/>
+              <w:rPr>
+                <w:sz w:val="24"/>
+                <w:szCs w:val="24"/>
+              </w:rPr>
+            </w:pPr>
+            <w:r>
+              <w:rPr>
+                <w:sz w:val="24"/>
+                <w:szCs w:val="24"/>
+              </w:rPr>
+              <w:t>4</w:t>
+            </w:r>
+          </w:p>
+        </w:tc>
+        <w:tc>
+          <w:tcPr>
+            <w:tcW w:w="1876" w:type="dxa"/>
+          </w:tcPr>
+          <w:p>
+            <w:pPr>
+              <w:pStyle w:val="Textoindependiente"/>
+              <w:jc w:val="center"/>
+              <w:rPr>
+                <w:sz w:val="24"/>
+                <w:szCs w:val="24"/>
+              </w:rPr>
+            </w:pPr>
+            <w:r>
+              <w:rPr>
+                <w:sz w:val="24"/>
+                <w:szCs w:val="24"/>
+              </w:rPr>
+              <w:t>136</w:t>
+            </w:r>
+          </w:p>
+        </w:tc>
+      </w:tr>
+      <w:tr>
+        <w:tc>
+          <w:tcPr>
+            <w:tcW w:w="2427" w:type="dxa"/>
+          </w:tcPr>
+          <w:p>
+            <w:pPr>
+              <w:pStyle w:val="Textoindependiente"/>
+              <w:jc w:val="center"/>
+              <w:rPr>
+                <w:sz w:val="24"/>
+                <w:szCs w:val="24"/>
+                <w:u w:val="single"/>
+              </w:rPr>
+            </w:pPr>
+            <w:r>
+              <w:rPr>
+                <w:sz w:val="24"/>
+                <w:szCs w:val="24"/>
+                <w:u w:val="single"/>
+              </w:rPr>
+              <w:t>test01.txt</w:t>
+            </w:r>
+          </w:p>
+        </w:tc>
+        <w:tc>
+          <w:tcPr>
+            <w:tcW w:w="2315" w:type="dxa"/>
+          </w:tcPr>
+          <w:p>
+            <w:pPr>
+              <w:pStyle w:val="Textoindependiente"/>
+              <w:jc w:val="center"/>
+              <w:rPr>
+                <w:sz w:val="24"/>
+                <w:szCs w:val="24"/>
+              </w:rPr>
+            </w:pPr>
+            <w:r>
+              <w:rPr>
+                <w:sz w:val="24"/>
+                <w:szCs w:val="24"/>
+              </w:rPr>
+              <w:t>5</w:t>
+            </w:r>
+          </w:p>
+        </w:tc>
+        <w:tc>
+          <w:tcPr>
+            <w:tcW w:w="1876" w:type="dxa"/>
+          </w:tcPr>
+          <w:p>
+            <w:pPr>
+              <w:pStyle w:val="Textoindependiente"/>
+              <w:jc w:val="center"/>
+              <w:rPr>
+                <w:sz w:val="24"/>
+                <w:szCs w:val="24"/>
+              </w:rPr>
+            </w:pPr>
+            <w:r>
+              <w:rPr>
+                <w:sz w:val="24"/>
+                <w:szCs w:val="24"/>
+              </w:rPr>
+              <w:t>5</w:t>
+            </w:r>
+          </w:p>
+        </w:tc>
+        <w:tc>
+          <w:tcPr>
+            <w:tcW w:w="1876" w:type="dxa"/>
+          </w:tcPr>
+          <w:p>
+            <w:pPr>
+              <w:pStyle w:val="Textoindependiente"/>
+              <w:jc w:val="center"/>
+              <w:rPr>
+                <w:sz w:val="24"/>
+                <w:szCs w:val="24"/>
+              </w:rPr>
+            </w:pPr>
+            <w:r>
+              <w:rPr>
+                <w:sz w:val="24"/>
+                <w:szCs w:val="24"/>
+              </w:rPr>
+              <w:t>536</w:t>
+            </w:r>
+          </w:p>
+        </w:tc>
+      </w:tr>
+      <w:tr>
+        <w:tc>
+          <w:tcPr>
+            <w:tcW w:w="2427" w:type="dxa"/>
+          </w:tcPr>
+          <w:p>
+            <w:pPr>
+              <w:pStyle w:val="Textoindependiente"/>
+              <w:jc w:val="center"/>
+              <w:rPr>
+                <w:sz w:val="24"/>
+                <w:szCs w:val="24"/>
+                <w:u w:val="single"/>
+              </w:rPr>
+            </w:pPr>
+            <w:r>
+              <w:rPr>
+                <w:sz w:val="24"/>
+                <w:szCs w:val="24"/>
+                <w:u w:val="single"/>
+              </w:rPr>
+              <w:t>test02.txt</w:t>
+            </w:r>
+          </w:p>
+        </w:tc>
+        <w:tc>
+          <w:tcPr>
+            <w:tcW w:w="2315" w:type="dxa"/>
+          </w:tcPr>
+          <w:p>
+            <w:pPr>
+              <w:pStyle w:val="Textoindependiente"/>
+              <w:jc w:val="center"/>
+              <w:rPr>
+                <w:sz w:val="24"/>
+                <w:szCs w:val="24"/>
+              </w:rPr>
+            </w:pPr>
+            <w:r>
+              <w:rPr>
+                <w:sz w:val="24"/>
+                <w:szCs w:val="24"/>
+              </w:rPr>
+              <w:t>806</w:t>
+            </w:r>
+          </w:p>
+        </w:tc>
+        <w:tc>
+          <w:tcPr>
+            <w:tcW w:w="1876" w:type="dxa"/>
+          </w:tcPr>
+          <w:p>
+            <w:pPr>
+              <w:pStyle w:val="Textoindependiente"/>
+              <w:jc w:val="center"/>
+              <w:rPr>
+                <w:sz w:val="24"/>
+                <w:szCs w:val="24"/>
+              </w:rPr>
+            </w:pPr>
+            <w:r>
+              <w:rPr>
+                <w:sz w:val="24"/>
+                <w:szCs w:val="24"/>
+              </w:rPr>
+              <w:t>7</w:t>
+            </w:r>
+          </w:p>
+        </w:tc>
+        <w:tc>
+          <w:tcPr>
+            <w:tcW w:w="1876" w:type="dxa"/>
+          </w:tcPr>
+          <w:p>
+            <w:pPr>
+              <w:pStyle w:val="Textoindependiente"/>
+              <w:jc w:val="center"/>
+              <w:rPr>
+                <w:sz w:val="24"/>
+                <w:szCs w:val="24"/>
+              </w:rPr>
+            </w:pPr>
+            <w:r>
+              <w:rPr>
+                <w:sz w:val="24"/>
+                <w:szCs w:val="24"/>
+              </w:rPr>
+              <w:t>1036339</w:t>
+            </w:r>
+          </w:p>
+        </w:tc>
+      </w:tr>
+      <w:tr>
+        <w:tc>
+          <w:tcPr>
+            <w:tcW w:w="2427" w:type="dxa"/>
+          </w:tcPr>
+          <w:p>
+            <w:pPr>
+              <w:pStyle w:val="Textoindependiente"/>
+              <w:jc w:val="center"/>
+              <w:rPr>
+                <w:sz w:val="24"/>
+                <w:szCs w:val="24"/>
+                <w:u w:val="single"/>
+              </w:rPr>
+            </w:pPr>
+            <w:r>
+              <w:rPr>
+                <w:sz w:val="24"/>
+                <w:szCs w:val="24"/>
+                <w:u w:val="single"/>
+              </w:rPr>
+              <w:t>test03.txt</w:t>
+            </w:r>
+          </w:p>
+        </w:tc>
+        <w:tc>
+          <w:tcPr>
+            <w:tcW w:w="2315" w:type="dxa"/>
+          </w:tcPr>
+          <w:p>
+            <w:pPr>
+              <w:pStyle w:val="Textoindependiente"/>
+              <w:jc w:val="center"/>
+              <w:rPr>
+                <w:sz w:val="24"/>
+                <w:szCs w:val="24"/>
+              </w:rPr>
+            </w:pPr>
+            <w:r>
+              <w:rPr>
+                <w:sz w:val="24"/>
+                <w:szCs w:val="24"/>
+              </w:rPr>
+              <w:t>16</w:t>
+            </w:r>
+          </w:p>
+        </w:tc>
+        <w:tc>
+          <w:tcPr>
+            <w:tcW w:w="1876" w:type="dxa"/>
+          </w:tcPr>
+          <w:p>
+            <w:pPr>
+              <w:pStyle w:val="Textoindependiente"/>
+              <w:jc w:val="center"/>
+              <w:rPr>
+                <w:sz w:val="24"/>
+                <w:szCs w:val="24"/>
+              </w:rPr>
+            </w:pPr>
+            <w:r>
+              <w:rPr>
+                <w:sz w:val="24"/>
+                <w:szCs w:val="24"/>
+              </w:rPr>
+              <w:t>6</w:t>
+            </w:r>
+          </w:p>
+        </w:tc>
+        <w:tc>
+          <w:tcPr>
+            <w:tcW w:w="1876" w:type="dxa"/>
+          </w:tcPr>
+          <w:p>
+            <w:pPr>
+              <w:pStyle w:val="Textoindependiente"/>
+              <w:jc w:val="center"/>
+              <w:rPr>
+                <w:sz w:val="24"/>
+                <w:szCs w:val="24"/>
+              </w:rPr>
+            </w:pPr>
+            <w:r>
+              <w:rPr>
+                <w:sz w:val="24"/>
+                <w:szCs w:val="24"/>
+              </w:rPr>
+              <w:t>19554</w:t>
+            </w:r>
+          </w:p>
+        </w:tc>
+      </w:tr>
+      <w:tr>
+        <w:tc>
+          <w:tcPr>
+            <w:tcW w:w="2427" w:type="dxa"/>
+          </w:tcPr>
+          <w:p>
+            <w:pPr>
+              <w:pStyle w:val="Textoindependiente"/>
+              <w:jc w:val="center"/>
+              <w:rPr>
+                <w:sz w:val="24"/>
+                <w:szCs w:val="24"/>
+                <w:u w:val="single"/>
+              </w:rPr>
+            </w:pPr>
+            <w:r>
+              <w:rPr>
+                <w:sz w:val="24"/>
+                <w:szCs w:val="24"/>
+                <w:u w:val="single"/>
+              </w:rPr>
+              <w:t>test04.txt</w:t>
+            </w:r>
+          </w:p>
+        </w:tc>
+        <w:tc>
+          <w:tcPr>
+            <w:tcW w:w="2315" w:type="dxa"/>
+          </w:tcPr>
+          <w:p>
+            <w:pPr>
+              <w:pStyle w:val="Textoindependiente"/>
+              <w:jc w:val="center"/>
+              <w:rPr>
+                <w:sz w:val="24"/>
+                <w:szCs w:val="24"/>
+              </w:rPr>
+            </w:pPr>
+            <w:r>
+              <w:rPr>
+                <w:sz w:val="24"/>
+                <w:szCs w:val="24"/>
+              </w:rPr>
+              <w:t>273433</w:t>
+            </w:r>
+          </w:p>
+        </w:tc>
+        <w:tc>
+          <w:tcPr>
+            <w:tcW w:w="1876" w:type="dxa"/>
+          </w:tcPr>
+          <w:p>
+            <w:pPr>
+              <w:pStyle w:val="Textoindependiente"/>
+              <w:jc w:val="center"/>
+              <w:rPr>
+                <w:sz w:val="24"/>
+                <w:szCs w:val="24"/>
+              </w:rPr>
+            </w:pPr>
+            <w:r>
+              <w:rPr>
+                <w:sz w:val="24"/>
+                <w:szCs w:val="24"/>
+              </w:rPr>
+              <w:t>10</w:t>
+            </w:r>
+          </w:p>
+        </w:tc>
+        <w:tc>
+          <w:tcPr>
+            <w:tcW w:w="1876" w:type="dxa"/>
+          </w:tcPr>
+          <w:p>
+            <w:pPr>
+              <w:pStyle w:val="Textoindependiente"/>
+              <w:jc w:val="center"/>
+              <w:rPr>
+                <w:sz w:val="24"/>
+                <w:szCs w:val="24"/>
+              </w:rPr>
+            </w:pPr>
+            <w:r>
+              <w:rPr>
+                <w:sz w:val="24"/>
+                <w:szCs w:val="24"/>
+              </w:rPr>
+              <w:t>222281543</w:t>
+            </w:r>
+          </w:p>
+        </w:tc>
+      </w:tr>
+      <w:tr>
+        <w:tc>
+          <w:tcPr>
+            <w:tcW w:w="2427" w:type="dxa"/>
+          </w:tcPr>
+          <w:p>
+            <w:pPr>
+              <w:pStyle w:val="Textoindependiente"/>
+              <w:jc w:val="center"/>
+              <w:rPr>
+                <w:sz w:val="24"/>
+                <w:szCs w:val="24"/>
+                <w:u w:val="single"/>
+              </w:rPr>
+            </w:pPr>
+            <w:r>
+              <w:rPr>
+                <w:sz w:val="24"/>
+                <w:szCs w:val="24"/>
+                <w:u w:val="single"/>
+              </w:rPr>
+              <w:t>test05.txt</w:t>
+            </w:r>
+          </w:p>
+        </w:tc>
+        <w:tc>
+          <w:tcPr>
+            <w:tcW w:w="2315" w:type="dxa"/>
+          </w:tcPr>
+          <w:p>
+            <w:pPr>
+              <w:pStyle w:val="Textoindependiente"/>
+              <w:jc w:val="center"/>
+              <w:rPr>
+                <w:sz w:val="24"/>
+                <w:szCs w:val="24"/>
+              </w:rPr>
+            </w:pPr>
+            <w:r>
+              <w:rPr>
+                <w:color w:val="FF0000"/>
+                <w:sz w:val="24"/>
+                <w:szCs w:val="24"/>
+              </w:rPr>
+              <w:t>Fdt</w:t>
+            </w:r>
+          </w:p>
+        </w:tc>
+        <w:tc>
+          <w:tcPr>
+            <w:tcW w:w="1876" w:type="dxa"/>
+          </w:tcPr>
+          <w:p>
+            <w:pPr>
+              <w:pStyle w:val="Textoindependiente"/>
+              <w:jc w:val="center"/>
+              <w:rPr>
+                <w:color w:val="FF0000"/>
+                <w:sz w:val="24"/>
+                <w:szCs w:val="24"/>
+              </w:rPr>
+            </w:pPr>
+            <w:r>
+              <w:rPr>
+                <w:color w:val="FF0000"/>
+                <w:sz w:val="24"/>
+                <w:szCs w:val="24"/>
+              </w:rPr>
+              <w:t>-</w:t>
+            </w:r>
+          </w:p>
+        </w:tc>
+        <w:tc>
+          <w:tcPr>
+            <w:tcW w:w="1876" w:type="dxa"/>
+          </w:tcPr>
+          <w:p>
+            <w:pPr>
+              <w:pStyle w:val="Textoindependiente"/>
+              <w:jc w:val="center"/>
+              <w:rPr>
+                <w:color w:val="FF0000"/>
+                <w:sz w:val="24"/>
+                <w:szCs w:val="24"/>
+                <w:u w:val="single"/>
+              </w:rPr>
+            </w:pPr>
+            <w:r>
+              <w:rPr>
+                <w:color w:val="FF0000"/>
+                <w:sz w:val="24"/>
+                <w:szCs w:val="24"/>
+              </w:rPr>
+              <w:t>-</w:t>
+            </w:r>
+          </w:p>
+        </w:tc>
+      </w:tr>
+      <w:tr>
+        <w:tc>
+          <w:tcPr>
+            <w:tcW w:w="2427" w:type="dxa"/>
+          </w:tcPr>
+          <w:p>
+            <w:pPr>
+              <w:pStyle w:val="Textoindependiente"/>
+              <w:jc w:val="center"/>
+              <w:rPr>
+                <w:sz w:val="24"/>
+                <w:szCs w:val="24"/>
+                <w:u w:val="single"/>
+              </w:rPr>
+            </w:pPr>
+            <w:r>
+              <w:rPr>
+                <w:sz w:val="24"/>
+                <w:szCs w:val="24"/>
+                <w:u w:val="single"/>
+              </w:rPr>
+              <w:t>test06.txt</w:t>
+            </w:r>
+          </w:p>
+        </w:tc>
+        <w:tc>
+          <w:tcPr>
+            <w:tcW w:w="2315" w:type="dxa"/>
+          </w:tcPr>
+          <w:p>
+            <w:pPr>
+              <w:pStyle w:val="Textoindependiente"/>
+              <w:jc w:val="center"/>
+              <w:rPr>
+                <w:sz w:val="24"/>
+                <w:szCs w:val="24"/>
+              </w:rPr>
+            </w:pPr>
+            <w:r>
+              <w:rPr>
+                <w:sz w:val="24"/>
+                <w:szCs w:val="24"/>
+              </w:rPr>
+              <w:t>46</w:t>
+            </w:r>
+          </w:p>
+        </w:tc>
+        <w:tc>
+          <w:tcPr>
+            <w:tcW w:w="1876" w:type="dxa"/>
+          </w:tcPr>
+          <w:p>
+            <w:pPr>
+              <w:pStyle w:val="Textoindependiente"/>
+              <w:jc w:val="center"/>
+              <w:rPr>
+                <w:sz w:val="24"/>
+                <w:szCs w:val="24"/>
+              </w:rPr>
+            </w:pPr>
+            <w:r>
+              <w:rPr>
+                <w:sz w:val="24"/>
+                <w:szCs w:val="24"/>
+              </w:rPr>
+              <w:t>7</w:t>
+            </w:r>
+          </w:p>
+        </w:tc>
+        <w:tc>
+          <w:tcPr>
+            <w:tcW w:w="1876" w:type="dxa"/>
+          </w:tcPr>
+          <w:p>
+            <w:pPr>
+              <w:pStyle w:val="Textoindependiente"/>
+              <w:jc w:val="center"/>
+              <w:rPr>
+                <w:sz w:val="24"/>
+                <w:szCs w:val="24"/>
+              </w:rPr>
+            </w:pPr>
+            <w:r>
+              <w:rPr>
+                <w:sz w:val="24"/>
+                <w:szCs w:val="24"/>
+              </w:rPr>
+              <w:t>55190</w:t>
+            </w:r>
+          </w:p>
+        </w:tc>
+      </w:tr>
+      <w:tr>
+        <w:tc>
+          <w:tcPr>
+            <w:tcW w:w="2427" w:type="dxa"/>
+          </w:tcPr>
+          <w:p>
+            <w:pPr>
+              <w:pStyle w:val="Textoindependiente"/>
+              <w:jc w:val="center"/>
+              <w:rPr>
+                <w:sz w:val="24"/>
+                <w:szCs w:val="24"/>
+                <w:u w:val="single"/>
+              </w:rPr>
+            </w:pPr>
+            <w:r>
+              <w:rPr>
+                <w:sz w:val="24"/>
+                <w:szCs w:val="24"/>
+                <w:u w:val="single"/>
+              </w:rPr>
+              <w:t>test07.txt</w:t>
+            </w:r>
+          </w:p>
+        </w:tc>
+        <w:tc>
+          <w:tcPr>
+            <w:tcW w:w="2315" w:type="dxa"/>
+          </w:tcPr>
+          <w:p>
+            <w:pPr>
+              <w:pStyle w:val="Textoindependiente"/>
+              <w:jc w:val="center"/>
+              <w:rPr>
+                <w:sz w:val="24"/>
+                <w:szCs w:val="24"/>
+              </w:rPr>
+            </w:pPr>
+            <w:r>
+              <w:rPr>
+                <w:sz w:val="24"/>
+                <w:szCs w:val="24"/>
+              </w:rPr>
+              <w:t>66</w:t>
+            </w:r>
+          </w:p>
+        </w:tc>
+        <w:tc>
+          <w:tcPr>
+            <w:tcW w:w="1876" w:type="dxa"/>
+          </w:tcPr>
+          <w:p>
+            <w:pPr>
+              <w:pStyle w:val="Textoindependiente"/>
+              <w:jc w:val="center"/>
+              <w:rPr>
+                <w:sz w:val="24"/>
+                <w:szCs w:val="24"/>
+              </w:rPr>
+            </w:pPr>
+            <w:r>
+              <w:rPr>
+                <w:sz w:val="24"/>
+                <w:szCs w:val="24"/>
+              </w:rPr>
+              <w:t>8</w:t>
+            </w:r>
+          </w:p>
+        </w:tc>
+        <w:tc>
+          <w:tcPr>
+            <w:tcW w:w="1876" w:type="dxa"/>
+          </w:tcPr>
+          <w:p>
+            <w:pPr>
+              <w:pStyle w:val="Textoindependiente"/>
+              <w:jc w:val="center"/>
+              <w:rPr>
+                <w:sz w:val="24"/>
+                <w:szCs w:val="24"/>
+              </w:rPr>
+            </w:pPr>
+            <w:r>
+              <w:rPr>
+                <w:sz w:val="24"/>
+                <w:szCs w:val="24"/>
+              </w:rPr>
+              <w:t>60108</w:t>
+            </w:r>
+          </w:p>
+        </w:tc>
+      </w:tr>
+      <w:tr>
+        <w:tc>
+          <w:tcPr>
+            <w:tcW w:w="2427" w:type="dxa"/>
+          </w:tcPr>
+          <w:p>
+            <w:pPr>
+              <w:pStyle w:val="Textoindependiente"/>
+              <w:jc w:val="center"/>
+              <w:rPr>
+                <w:sz w:val="24"/>
+                <w:szCs w:val="24"/>
+                <w:u w:val="single"/>
+              </w:rPr>
+            </w:pPr>
+            <w:r>
+              <w:rPr>
+                <w:sz w:val="24"/>
+                <w:szCs w:val="24"/>
+                <w:u w:val="single"/>
+              </w:rPr>
+              <w:t>test08.txt</w:t>
+            </w:r>
+          </w:p>
+        </w:tc>
+        <w:tc>
+          <w:tcPr>
+            <w:tcW w:w="2315" w:type="dxa"/>
+          </w:tcPr>
+          <w:p>
+            <w:pPr>
+              <w:pStyle w:val="Textoindependiente"/>
+              <w:jc w:val="center"/>
+              <w:rPr>
+                <w:color w:val="FF0000"/>
+                <w:sz w:val="24"/>
+                <w:szCs w:val="24"/>
+              </w:rPr>
+            </w:pPr>
+            <w:r>
+              <w:rPr>
+                <w:color w:val="FF0000"/>
+                <w:sz w:val="24"/>
+                <w:szCs w:val="24"/>
+              </w:rPr>
+              <w:t>Fdt</w:t>
+            </w:r>
+          </w:p>
+        </w:tc>
+        <w:tc>
+          <w:tcPr>
+            <w:tcW w:w="1876" w:type="dxa"/>
+          </w:tcPr>
+          <w:p>
+            <w:pPr>
+              <w:pStyle w:val="Textoindependiente"/>
+              <w:jc w:val="center"/>
+              <w:rPr>
+                <w:color w:val="FF0000"/>
+                <w:sz w:val="24"/>
+                <w:szCs w:val="24"/>
+              </w:rPr>
+            </w:pPr>
+            <w:r>
+              <w:rPr>
+                <w:color w:val="FF0000"/>
+                <w:sz w:val="24"/>
+                <w:szCs w:val="24"/>
+              </w:rPr>
+              <w:t>-</w:t>
+            </w:r>
+          </w:p>
+        </w:tc>
+        <w:tc>
+          <w:tcPr>
+            <w:tcW w:w="1876" w:type="dxa"/>
+          </w:tcPr>
+          <w:p>
+            <w:pPr>
+              <w:pStyle w:val="Textoindependiente"/>
+              <w:jc w:val="center"/>
+              <w:rPr>
+                <w:color w:val="FF0000"/>
+                <w:sz w:val="24"/>
+                <w:szCs w:val="24"/>
+              </w:rPr>
+            </w:pPr>
+            <w:r>
+              <w:rPr>
+                <w:color w:val="FF0000"/>
+                <w:sz w:val="24"/>
+                <w:szCs w:val="24"/>
+              </w:rPr>
+              <w:t>-</w:t>
+            </w:r>
+          </w:p>
+        </w:tc>
+      </w:tr>
+      <w:tr>
+        <w:tc>
+          <w:tcPr>
+            <w:tcW w:w="2427" w:type="dxa"/>
+          </w:tcPr>
+          <w:p>
+            <w:pPr>
+              <w:pStyle w:val="Textoindependiente"/>
+              <w:jc w:val="center"/>
+              <w:rPr>
+                <w:sz w:val="24"/>
+                <w:szCs w:val="24"/>
+                <w:u w:val="single"/>
+              </w:rPr>
+            </w:pPr>
+            <w:r>
+              <w:rPr>
+                <w:sz w:val="24"/>
+                <w:szCs w:val="24"/>
+                <w:u w:val="single"/>
+              </w:rPr>
+              <w:t>test09.txt</w:t>
+            </w:r>
+          </w:p>
+        </w:tc>
+        <w:tc>
+          <w:tcPr>
+            <w:tcW w:w="2315" w:type="dxa"/>
+          </w:tcPr>
+          <w:p>
+            <w:pPr>
+              <w:pStyle w:val="Textoindependiente"/>
+              <w:jc w:val="center"/>
+              <w:rPr>
+                <w:color w:val="FF0000"/>
+                <w:sz w:val="24"/>
+                <w:szCs w:val="24"/>
+              </w:rPr>
+            </w:pPr>
+            <w:r>
+              <w:rPr>
+                <w:color w:val="FF0000"/>
+                <w:sz w:val="24"/>
+                <w:szCs w:val="24"/>
+              </w:rPr>
+              <w:t>Fdt</w:t>
+            </w:r>
+          </w:p>
+        </w:tc>
+        <w:tc>
+          <w:tcPr>
+            <w:tcW w:w="1876" w:type="dxa"/>
+          </w:tcPr>
+          <w:p>
+            <w:pPr>
+              <w:pStyle w:val="Textoindependiente"/>
+              <w:jc w:val="center"/>
+              <w:rPr>
+                <w:color w:val="FF0000"/>
+                <w:sz w:val="24"/>
+                <w:szCs w:val="24"/>
+              </w:rPr>
+            </w:pPr>
+            <w:r>
+              <w:rPr>
+                <w:color w:val="FF0000"/>
+                <w:sz w:val="24"/>
+                <w:szCs w:val="24"/>
+              </w:rPr>
+              <w:t>-</w:t>
+            </w:r>
+          </w:p>
+        </w:tc>
+        <w:tc>
+          <w:tcPr>
+            <w:tcW w:w="1876" w:type="dxa"/>
+          </w:tcPr>
+          <w:p>
+            <w:pPr>
+              <w:pStyle w:val="Textoindependiente"/>
+              <w:jc w:val="center"/>
+              <w:rPr>
+                <w:color w:val="FF0000"/>
+                <w:sz w:val="24"/>
+                <w:szCs w:val="24"/>
+              </w:rPr>
+            </w:pPr>
+            <w:r>
+              <w:rPr>
+                <w:color w:val="FF0000"/>
+                <w:sz w:val="24"/>
+                <w:szCs w:val="24"/>
+              </w:rPr>
+              <w:t>-</w:t>
+            </w:r>
+          </w:p>
+        </w:tc>
+      </w:tr>
+    </w:tbl>
     <w:p>
       <w:pPr>
         <w:pStyle w:val="Textoindependiente"/>
         <w:rPr>
-          <w:b/>
-          <w:sz w:val="24"/>
-          <w:szCs w:val="24"/>
-        </w:rPr>
-      </w:pPr>
-      <w:r>
-        <w:rPr>
-          <w:b/>
-          <w:sz w:val="24"/>
-          <w:szCs w:val="24"/>
-        </w:rPr>
-        <w:t xml:space="preserve">2. </w:t>
-      </w:r>
-      <w:r>
-        <w:rPr>
-          <w:b/>
-          <w:sz w:val="24"/>
-          <w:szCs w:val="24"/>
-        </w:rPr>
-        <w:t>Relación de recurrencia: escribir la formulación matemática que permite calcular el estado (i, j) a partir de los estados anteriores. Debe incluir los casos base.</w:t>
-      </w:r>
+          <w:sz w:val="2"/>
+          <w:szCs w:val="2"/>
+        </w:rPr>
+      </w:pPr>
     </w:p>
     <w:p>
       <w:pPr>
@@ -22119,200 +23505,7 @@
           <w:sz w:val="24"/>
           <w:szCs w:val="24"/>
         </w:rPr>
-        <w:t xml:space="preserve">Para cada vehículo </w:t>
-      </w:r>
-      <w:r>
-        <w:rPr>
-          <w:b/>
-          <w:sz w:val="24"/>
-          <w:szCs w:val="24"/>
-        </w:rPr>
-        <w:t>i</w:t>
-      </w:r>
-      <w:r>
-        <w:rPr>
-          <w:sz w:val="24"/>
-          <w:szCs w:val="24"/>
-        </w:rPr>
-        <w:t xml:space="preserve"> de longitud </w:t>
-      </w:r>
-      <w:r>
-        <w:rPr>
-          <w:b/>
-          <w:sz w:val="24"/>
-          <w:szCs w:val="24"/>
-        </w:rPr>
-        <w:t>v</w:t>
-      </w:r>
-      <w:r>
-        <w:rPr>
-          <w:b/>
-          <w:sz w:val="24"/>
-          <w:szCs w:val="24"/>
-          <w:vertAlign w:val="subscript"/>
-        </w:rPr>
-        <w:t>i</w:t>
-      </w:r>
-      <w:r>
-        <w:rPr>
-          <w:sz w:val="24"/>
-          <w:szCs w:val="24"/>
-        </w:rPr>
-        <w:t xml:space="preserve">, DP[i][l] </w:t>
-      </w:r>
-      <w:r>
-        <w:rPr>
-          <w:sz w:val="24"/>
-          <w:szCs w:val="24"/>
-        </w:rPr>
-        <w:t>se puede sacar</w:t>
-      </w:r>
-      <w:r>
-        <w:rPr>
-          <w:sz w:val="24"/>
-          <w:szCs w:val="24"/>
-        </w:rPr>
-        <w:t xml:space="preserve"> a partir de estados anteriores</w:t>
-      </w:r>
-      <w:r>
-        <w:rPr>
-          <w:sz w:val="24"/>
-          <w:szCs w:val="24"/>
-        </w:rPr>
-        <w:t xml:space="preserve">, ya que </w:t>
-      </w:r>
-      <w:r>
-        <w:rPr>
-          <w:b/>
-          <w:sz w:val="24"/>
-          <w:szCs w:val="24"/>
-        </w:rPr>
-        <w:t>i</w:t>
-      </w:r>
-      <w:r>
-        <w:rPr>
-          <w:sz w:val="24"/>
-          <w:szCs w:val="24"/>
-        </w:rPr>
-        <w:t xml:space="preserve"> se coloca en babor si </w:t>
-      </w:r>
-      <w:r>
-        <w:rPr>
-          <w:sz w:val="24"/>
-          <w:szCs w:val="24"/>
-        </w:rPr>
-        <w:t>DP[i−1][l−vi​]</w:t>
-      </w:r>
-      <w:r>
-        <w:rPr>
-          <w:sz w:val="24"/>
-          <w:szCs w:val="24"/>
-        </w:rPr>
-        <w:t>= true, para</w:t>
-      </w:r>
-      <w:r>
-        <w:rPr>
-          <w:sz w:val="24"/>
-          <w:szCs w:val="24"/>
-        </w:rPr>
-        <w:t xml:space="preserve"> </w:t>
-      </w:r>
-      <w:r>
-        <w:rPr>
-          <w:b/>
-          <w:sz w:val="24"/>
-          <w:szCs w:val="24"/>
-        </w:rPr>
-        <w:t>l</w:t>
-      </w:r>
-      <w:r>
-        <w:rPr>
-          <w:sz w:val="24"/>
-          <w:szCs w:val="24"/>
-        </w:rPr>
-        <w:t>−</w:t>
-      </w:r>
-      <w:r>
-        <w:rPr>
-          <w:b/>
-          <w:sz w:val="24"/>
-          <w:szCs w:val="24"/>
-        </w:rPr>
-        <w:t>v</w:t>
-      </w:r>
-      <w:r>
-        <w:rPr>
-          <w:b/>
-          <w:sz w:val="24"/>
-          <w:szCs w:val="24"/>
-          <w:vertAlign w:val="subscript"/>
-        </w:rPr>
-        <w:t>i</w:t>
-      </w:r>
-      <w:r>
-        <w:rPr>
-          <w:b/>
-          <w:sz w:val="24"/>
-          <w:szCs w:val="24"/>
-        </w:rPr>
-        <w:t>​</w:t>
-      </w:r>
-      <w:r>
-        <w:rPr>
-          <w:sz w:val="24"/>
-          <w:szCs w:val="24"/>
-        </w:rPr>
-        <w:t>≥0</w:t>
-      </w:r>
-      <w:r>
-        <w:rPr>
-          <w:sz w:val="24"/>
-          <w:szCs w:val="24"/>
-        </w:rPr>
-        <w:t xml:space="preserve">, y se coloca en estribor si </w:t>
-      </w:r>
-      <w:r>
-        <w:rPr>
-          <w:sz w:val="24"/>
-          <w:szCs w:val="24"/>
-        </w:rPr>
-        <w:t>DP[i−1][l]si S[i]−</w:t>
-      </w:r>
-      <w:r>
-        <w:rPr>
-          <w:b/>
-          <w:sz w:val="24"/>
-          <w:szCs w:val="24"/>
-        </w:rPr>
-        <w:t>l</w:t>
-      </w:r>
-      <w:r>
-        <w:rPr>
-          <w:sz w:val="24"/>
-          <w:szCs w:val="24"/>
-        </w:rPr>
-        <w:t>≤L</w:t>
-      </w:r>
-      <w:r>
-        <w:rPr>
-          <w:sz w:val="24"/>
-          <w:szCs w:val="24"/>
-        </w:rPr>
-        <w:t xml:space="preserve">, siendo el caso baso que (estando toda la matriz inicializada a false) </w:t>
-      </w:r>
-      <w:r>
-        <w:rPr>
-          <w:sz w:val="24"/>
-          <w:szCs w:val="24"/>
-        </w:rPr>
-        <w:t>DP[0][0]=true</w:t>
-      </w:r>
-      <w:r>
-        <w:rPr>
-          <w:sz w:val="24"/>
-          <w:szCs w:val="24"/>
-        </w:rPr>
-        <w:t xml:space="preserve"> (significa que 0 vehículos caben en 0 metros de Ferry).</w:t>
+        <w:t>Tabla de la ejecución del algoritmo AlmacenajeContenedoresTiempos sin poda y con optimización.</w:t>
       </w:r>
     </w:p>
     <w:p>
@@ -22320,41 +23513,3846 @@
         <w:pStyle w:val="Textoindependiente"/>
         <w:rPr>
           <w:b/>
-          <w:sz w:val="24"/>
-          <w:szCs w:val="24"/>
-        </w:rPr>
-      </w:pPr>
-      <w:r>
-        <w:rPr>
-          <w:b/>
-          <w:sz w:val="24"/>
-          <w:szCs w:val="24"/>
-        </w:rPr>
-        <w:t xml:space="preserve">3. </w:t>
-      </w:r>
-      <w:r>
-        <w:rPr>
-          <w:b/>
-          <w:sz w:val="24"/>
-          <w:szCs w:val="24"/>
-        </w:rPr>
-        <w:t>Complejidad: análisis del coste temporal del algoritmo en función de N (número de vehículos) y L (longitud del ferry).</w:t>
-      </w:r>
-    </w:p>
+          <w:sz w:val="2"/>
+          <w:szCs w:val="2"/>
+        </w:rPr>
+      </w:pPr>
+    </w:p>
+    <w:tbl>
+      <w:tblPr>
+        <w:tblStyle w:val="Tablaconcuadrcula"/>
+        <w:tblW w:w="0" w:type="auto"/>
+        <w:tblLook w:val="04A0" w:firstRow="1" w:lastRow="0" w:firstColumn="1" w:lastColumn="0" w:noHBand="0" w:noVBand="1"/>
+      </w:tblPr>
+      <w:tblGrid>
+        <w:gridCol w:w="2427"/>
+        <w:gridCol w:w="2315"/>
+        <w:gridCol w:w="1876"/>
+        <w:gridCol w:w="1876"/>
+      </w:tblGrid>
+      <w:tr>
+        <w:tc>
+          <w:tcPr>
+            <w:tcW w:w="2427" w:type="dxa"/>
+          </w:tcPr>
+          <w:p>
+            <w:pPr>
+              <w:pStyle w:val="Textoindependiente"/>
+              <w:jc w:val="center"/>
+              <w:rPr>
+                <w:b/>
+                <w:sz w:val="24"/>
+                <w:szCs w:val="24"/>
+              </w:rPr>
+            </w:pPr>
+            <w:r>
+              <w:rPr>
+                <w:b/>
+                <w:sz w:val="24"/>
+                <w:szCs w:val="24"/>
+              </w:rPr>
+              <w:t>fichero</w:t>
+            </w:r>
+          </w:p>
+        </w:tc>
+        <w:tc>
+          <w:tcPr>
+            <w:tcW w:w="2315" w:type="dxa"/>
+          </w:tcPr>
+          <w:p>
+            <w:pPr>
+              <w:pStyle w:val="Textoindependiente"/>
+              <w:jc w:val="center"/>
+              <w:rPr>
+                <w:b/>
+                <w:sz w:val="24"/>
+                <w:szCs w:val="24"/>
+              </w:rPr>
+            </w:pPr>
+            <w:r>
+              <w:rPr>
+                <w:b/>
+                <w:sz w:val="24"/>
+                <w:szCs w:val="24"/>
+              </w:rPr>
+              <w:t>Tiempo (ms)</w:t>
+            </w:r>
+          </w:p>
+        </w:tc>
+        <w:tc>
+          <w:tcPr>
+            <w:tcW w:w="1876" w:type="dxa"/>
+          </w:tcPr>
+          <w:p>
+            <w:pPr>
+              <w:pStyle w:val="Textoindependiente"/>
+              <w:jc w:val="center"/>
+              <w:rPr>
+                <w:b/>
+                <w:sz w:val="24"/>
+                <w:szCs w:val="24"/>
+              </w:rPr>
+            </w:pPr>
+            <w:r>
+              <w:rPr>
+                <w:b/>
+                <w:sz w:val="24"/>
+                <w:szCs w:val="24"/>
+              </w:rPr>
+              <w:t>Contenedores</w:t>
+            </w:r>
+          </w:p>
+        </w:tc>
+        <w:tc>
+          <w:tcPr>
+            <w:tcW w:w="1876" w:type="dxa"/>
+          </w:tcPr>
+          <w:p>
+            <w:pPr>
+              <w:pStyle w:val="Textoindependiente"/>
+              <w:jc w:val="center"/>
+              <w:rPr>
+                <w:b/>
+                <w:sz w:val="24"/>
+                <w:szCs w:val="24"/>
+              </w:rPr>
+            </w:pPr>
+            <w:r>
+              <w:rPr>
+                <w:b/>
+                <w:sz w:val="24"/>
+                <w:szCs w:val="24"/>
+              </w:rPr>
+              <w:t>Llamadas R</w:t>
+            </w:r>
+          </w:p>
+        </w:tc>
+      </w:tr>
+      <w:tr>
+        <w:tc>
+          <w:tcPr>
+            <w:tcW w:w="2427" w:type="dxa"/>
+          </w:tcPr>
+          <w:p>
+            <w:pPr>
+              <w:pStyle w:val="Textoindependiente"/>
+              <w:jc w:val="center"/>
+              <w:rPr>
+                <w:sz w:val="24"/>
+                <w:szCs w:val="24"/>
+                <w:u w:val="single"/>
+              </w:rPr>
+            </w:pPr>
+            <w:r>
+              <w:rPr>
+                <w:sz w:val="24"/>
+                <w:szCs w:val="24"/>
+                <w:u w:val="single"/>
+              </w:rPr>
+              <w:t>test00.txt</w:t>
+            </w:r>
+          </w:p>
+        </w:tc>
+        <w:tc>
+          <w:tcPr>
+            <w:tcW w:w="2315" w:type="dxa"/>
+          </w:tcPr>
+          <w:p>
+            <w:pPr>
+              <w:pStyle w:val="Textoindependiente"/>
+              <w:jc w:val="center"/>
+              <w:rPr>
+                <w:sz w:val="24"/>
+                <w:szCs w:val="24"/>
+              </w:rPr>
+            </w:pPr>
+            <w:r>
+              <w:rPr>
+                <w:sz w:val="24"/>
+                <w:szCs w:val="24"/>
+              </w:rPr>
+              <w:t>5</w:t>
+            </w:r>
+          </w:p>
+        </w:tc>
+        <w:tc>
+          <w:tcPr>
+            <w:tcW w:w="1876" w:type="dxa"/>
+          </w:tcPr>
+          <w:p>
+            <w:pPr>
+              <w:pStyle w:val="Textoindependiente"/>
+              <w:jc w:val="center"/>
+              <w:rPr>
+                <w:sz w:val="24"/>
+                <w:szCs w:val="24"/>
+              </w:rPr>
+            </w:pPr>
+            <w:r>
+              <w:rPr>
+                <w:sz w:val="24"/>
+                <w:szCs w:val="24"/>
+              </w:rPr>
+              <w:t>4</w:t>
+            </w:r>
+          </w:p>
+        </w:tc>
+        <w:tc>
+          <w:tcPr>
+            <w:tcW w:w="1876" w:type="dxa"/>
+          </w:tcPr>
+          <w:p>
+            <w:pPr>
+              <w:pStyle w:val="Textoindependiente"/>
+              <w:jc w:val="center"/>
+              <w:rPr>
+                <w:sz w:val="24"/>
+                <w:szCs w:val="24"/>
+              </w:rPr>
+            </w:pPr>
+            <w:r>
+              <w:rPr>
+                <w:sz w:val="24"/>
+                <w:szCs w:val="24"/>
+              </w:rPr>
+              <w:t>136</w:t>
+            </w:r>
+          </w:p>
+        </w:tc>
+      </w:tr>
+      <w:tr>
+        <w:tc>
+          <w:tcPr>
+            <w:tcW w:w="2427" w:type="dxa"/>
+          </w:tcPr>
+          <w:p>
+            <w:pPr>
+              <w:pStyle w:val="Textoindependiente"/>
+              <w:jc w:val="center"/>
+              <w:rPr>
+                <w:sz w:val="24"/>
+                <w:szCs w:val="24"/>
+                <w:u w:val="single"/>
+              </w:rPr>
+            </w:pPr>
+            <w:r>
+              <w:rPr>
+                <w:sz w:val="24"/>
+                <w:szCs w:val="24"/>
+                <w:u w:val="single"/>
+              </w:rPr>
+              <w:t>test01.txt</w:t>
+            </w:r>
+          </w:p>
+        </w:tc>
+        <w:tc>
+          <w:tcPr>
+            <w:tcW w:w="2315" w:type="dxa"/>
+          </w:tcPr>
+          <w:p>
+            <w:pPr>
+              <w:pStyle w:val="Textoindependiente"/>
+              <w:jc w:val="center"/>
+              <w:rPr>
+                <w:sz w:val="24"/>
+                <w:szCs w:val="24"/>
+              </w:rPr>
+            </w:pPr>
+            <w:r>
+              <w:rPr>
+                <w:sz w:val="24"/>
+                <w:szCs w:val="24"/>
+              </w:rPr>
+              <w:t>3</w:t>
+            </w:r>
+          </w:p>
+        </w:tc>
+        <w:tc>
+          <w:tcPr>
+            <w:tcW w:w="1876" w:type="dxa"/>
+          </w:tcPr>
+          <w:p>
+            <w:pPr>
+              <w:pStyle w:val="Textoindependiente"/>
+              <w:jc w:val="center"/>
+              <w:rPr>
+                <w:sz w:val="24"/>
+                <w:szCs w:val="24"/>
+              </w:rPr>
+            </w:pPr>
+            <w:r>
+              <w:rPr>
+                <w:sz w:val="24"/>
+                <w:szCs w:val="24"/>
+              </w:rPr>
+              <w:t>5</w:t>
+            </w:r>
+          </w:p>
+        </w:tc>
+        <w:tc>
+          <w:tcPr>
+            <w:tcW w:w="1876" w:type="dxa"/>
+          </w:tcPr>
+          <w:p>
+            <w:pPr>
+              <w:pStyle w:val="Textoindependiente"/>
+              <w:jc w:val="center"/>
+              <w:rPr>
+                <w:sz w:val="24"/>
+                <w:szCs w:val="24"/>
+              </w:rPr>
+            </w:pPr>
+            <w:r>
+              <w:rPr>
+                <w:sz w:val="24"/>
+                <w:szCs w:val="24"/>
+              </w:rPr>
+              <w:t>536</w:t>
+            </w:r>
+          </w:p>
+        </w:tc>
+      </w:tr>
+      <w:tr>
+        <w:tc>
+          <w:tcPr>
+            <w:tcW w:w="2427" w:type="dxa"/>
+          </w:tcPr>
+          <w:p>
+            <w:pPr>
+              <w:pStyle w:val="Textoindependiente"/>
+              <w:jc w:val="center"/>
+              <w:rPr>
+                <w:sz w:val="24"/>
+                <w:szCs w:val="24"/>
+                <w:u w:val="single"/>
+              </w:rPr>
+            </w:pPr>
+            <w:r>
+              <w:rPr>
+                <w:sz w:val="24"/>
+                <w:szCs w:val="24"/>
+                <w:u w:val="single"/>
+              </w:rPr>
+              <w:t>test02.txt</w:t>
+            </w:r>
+          </w:p>
+        </w:tc>
+        <w:tc>
+          <w:tcPr>
+            <w:tcW w:w="2315" w:type="dxa"/>
+          </w:tcPr>
+          <w:p>
+            <w:pPr>
+              <w:pStyle w:val="Textoindependiente"/>
+              <w:jc w:val="center"/>
+              <w:rPr>
+                <w:sz w:val="24"/>
+                <w:szCs w:val="24"/>
+              </w:rPr>
+            </w:pPr>
+            <w:r>
+              <w:rPr>
+                <w:sz w:val="24"/>
+                <w:szCs w:val="24"/>
+              </w:rPr>
+              <w:t>50</w:t>
+            </w:r>
+          </w:p>
+        </w:tc>
+        <w:tc>
+          <w:tcPr>
+            <w:tcW w:w="1876" w:type="dxa"/>
+          </w:tcPr>
+          <w:p>
+            <w:pPr>
+              <w:pStyle w:val="Textoindependiente"/>
+              <w:jc w:val="center"/>
+              <w:rPr>
+                <w:sz w:val="24"/>
+                <w:szCs w:val="24"/>
+              </w:rPr>
+            </w:pPr>
+            <w:r>
+              <w:rPr>
+                <w:sz w:val="24"/>
+                <w:szCs w:val="24"/>
+              </w:rPr>
+              <w:t>7</w:t>
+            </w:r>
+          </w:p>
+        </w:tc>
+        <w:tc>
+          <w:tcPr>
+            <w:tcW w:w="1876" w:type="dxa"/>
+          </w:tcPr>
+          <w:p>
+            <w:pPr>
+              <w:pStyle w:val="Textoindependiente"/>
+              <w:jc w:val="center"/>
+              <w:rPr>
+                <w:sz w:val="24"/>
+                <w:szCs w:val="24"/>
+              </w:rPr>
+            </w:pPr>
+            <w:r>
+              <w:rPr>
+                <w:sz w:val="24"/>
+                <w:szCs w:val="24"/>
+              </w:rPr>
+              <w:t>1036339</w:t>
+            </w:r>
+          </w:p>
+        </w:tc>
+      </w:tr>
+      <w:tr>
+        <w:tc>
+          <w:tcPr>
+            <w:tcW w:w="2427" w:type="dxa"/>
+          </w:tcPr>
+          <w:p>
+            <w:pPr>
+              <w:pStyle w:val="Textoindependiente"/>
+              <w:jc w:val="center"/>
+              <w:rPr>
+                <w:sz w:val="24"/>
+                <w:szCs w:val="24"/>
+                <w:u w:val="single"/>
+              </w:rPr>
+            </w:pPr>
+            <w:r>
+              <w:rPr>
+                <w:sz w:val="24"/>
+                <w:szCs w:val="24"/>
+                <w:u w:val="single"/>
+              </w:rPr>
+              <w:t>test03.txt</w:t>
+            </w:r>
+          </w:p>
+        </w:tc>
+        <w:tc>
+          <w:tcPr>
+            <w:tcW w:w="2315" w:type="dxa"/>
+          </w:tcPr>
+          <w:p>
+            <w:pPr>
+              <w:pStyle w:val="Textoindependiente"/>
+              <w:jc w:val="center"/>
+              <w:rPr>
+                <w:sz w:val="24"/>
+                <w:szCs w:val="24"/>
+              </w:rPr>
+            </w:pPr>
+            <w:r>
+              <w:rPr>
+                <w:sz w:val="24"/>
+                <w:szCs w:val="24"/>
+              </w:rPr>
+              <w:t>2</w:t>
+            </w:r>
+          </w:p>
+        </w:tc>
+        <w:tc>
+          <w:tcPr>
+            <w:tcW w:w="1876" w:type="dxa"/>
+          </w:tcPr>
+          <w:p>
+            <w:pPr>
+              <w:pStyle w:val="Textoindependiente"/>
+              <w:jc w:val="center"/>
+              <w:rPr>
+                <w:sz w:val="24"/>
+                <w:szCs w:val="24"/>
+              </w:rPr>
+            </w:pPr>
+            <w:r>
+              <w:rPr>
+                <w:sz w:val="24"/>
+                <w:szCs w:val="24"/>
+              </w:rPr>
+              <w:t>6</w:t>
+            </w:r>
+          </w:p>
+        </w:tc>
+        <w:tc>
+          <w:tcPr>
+            <w:tcW w:w="1876" w:type="dxa"/>
+          </w:tcPr>
+          <w:p>
+            <w:pPr>
+              <w:pStyle w:val="Textoindependiente"/>
+              <w:jc w:val="center"/>
+              <w:rPr>
+                <w:sz w:val="24"/>
+                <w:szCs w:val="24"/>
+              </w:rPr>
+            </w:pPr>
+            <w:r>
+              <w:rPr>
+                <w:sz w:val="24"/>
+                <w:szCs w:val="24"/>
+              </w:rPr>
+              <w:t>19554</w:t>
+            </w:r>
+          </w:p>
+        </w:tc>
+      </w:tr>
+      <w:tr>
+        <w:tc>
+          <w:tcPr>
+            <w:tcW w:w="2427" w:type="dxa"/>
+          </w:tcPr>
+          <w:p>
+            <w:pPr>
+              <w:pStyle w:val="Textoindependiente"/>
+              <w:jc w:val="center"/>
+              <w:rPr>
+                <w:sz w:val="24"/>
+                <w:szCs w:val="24"/>
+                <w:u w:val="single"/>
+              </w:rPr>
+            </w:pPr>
+            <w:r>
+              <w:rPr>
+                <w:sz w:val="24"/>
+                <w:szCs w:val="24"/>
+                <w:u w:val="single"/>
+              </w:rPr>
+              <w:t>test04.txt</w:t>
+            </w:r>
+          </w:p>
+        </w:tc>
+        <w:tc>
+          <w:tcPr>
+            <w:tcW w:w="2315" w:type="dxa"/>
+          </w:tcPr>
+          <w:p>
+            <w:pPr>
+              <w:pStyle w:val="Textoindependiente"/>
+              <w:jc w:val="center"/>
+              <w:rPr>
+                <w:sz w:val="24"/>
+                <w:szCs w:val="24"/>
+              </w:rPr>
+            </w:pPr>
+            <w:r>
+              <w:rPr>
+                <w:sz w:val="24"/>
+                <w:szCs w:val="24"/>
+              </w:rPr>
+              <w:t>2986</w:t>
+            </w:r>
+          </w:p>
+        </w:tc>
+        <w:tc>
+          <w:tcPr>
+            <w:tcW w:w="1876" w:type="dxa"/>
+          </w:tcPr>
+          <w:p>
+            <w:pPr>
+              <w:pStyle w:val="Textoindependiente"/>
+              <w:jc w:val="center"/>
+              <w:rPr>
+                <w:sz w:val="24"/>
+                <w:szCs w:val="24"/>
+              </w:rPr>
+            </w:pPr>
+            <w:r>
+              <w:rPr>
+                <w:sz w:val="24"/>
+                <w:szCs w:val="24"/>
+              </w:rPr>
+              <w:t>10</w:t>
+            </w:r>
+          </w:p>
+        </w:tc>
+        <w:tc>
+          <w:tcPr>
+            <w:tcW w:w="1876" w:type="dxa"/>
+          </w:tcPr>
+          <w:p>
+            <w:pPr>
+              <w:pStyle w:val="Textoindependiente"/>
+              <w:jc w:val="center"/>
+              <w:rPr>
+                <w:sz w:val="24"/>
+                <w:szCs w:val="24"/>
+              </w:rPr>
+            </w:pPr>
+            <w:r>
+              <w:rPr>
+                <w:sz w:val="24"/>
+                <w:szCs w:val="24"/>
+              </w:rPr>
+              <w:t>222281543</w:t>
+            </w:r>
+          </w:p>
+        </w:tc>
+      </w:tr>
+      <w:tr>
+        <w:tc>
+          <w:tcPr>
+            <w:tcW w:w="2427" w:type="dxa"/>
+          </w:tcPr>
+          <w:p>
+            <w:pPr>
+              <w:pStyle w:val="Textoindependiente"/>
+              <w:jc w:val="center"/>
+              <w:rPr>
+                <w:sz w:val="24"/>
+                <w:szCs w:val="24"/>
+                <w:u w:val="single"/>
+              </w:rPr>
+            </w:pPr>
+            <w:r>
+              <w:rPr>
+                <w:sz w:val="24"/>
+                <w:szCs w:val="24"/>
+                <w:u w:val="single"/>
+              </w:rPr>
+              <w:t>test05.txt</w:t>
+            </w:r>
+          </w:p>
+        </w:tc>
+        <w:tc>
+          <w:tcPr>
+            <w:tcW w:w="2315" w:type="dxa"/>
+          </w:tcPr>
+          <w:p>
+            <w:pPr>
+              <w:pStyle w:val="Textoindependiente"/>
+              <w:jc w:val="center"/>
+              <w:rPr>
+                <w:sz w:val="24"/>
+                <w:szCs w:val="24"/>
+              </w:rPr>
+            </w:pPr>
+            <w:r>
+              <w:rPr>
+                <w:sz w:val="24"/>
+                <w:szCs w:val="24"/>
+              </w:rPr>
+              <w:t>482311</w:t>
+            </w:r>
+          </w:p>
+        </w:tc>
+        <w:tc>
+          <w:tcPr>
+            <w:tcW w:w="1876" w:type="dxa"/>
+          </w:tcPr>
+          <w:p>
+            <w:pPr>
+              <w:pStyle w:val="Textoindependiente"/>
+              <w:jc w:val="center"/>
+              <w:rPr>
+                <w:sz w:val="24"/>
+                <w:szCs w:val="24"/>
+              </w:rPr>
+            </w:pPr>
+            <w:r>
+              <w:rPr>
+                <w:sz w:val="24"/>
+                <w:szCs w:val="24"/>
+              </w:rPr>
+              <w:t>14</w:t>
+            </w:r>
+          </w:p>
+        </w:tc>
+        <w:tc>
+          <w:tcPr>
+            <w:tcW w:w="1876" w:type="dxa"/>
+          </w:tcPr>
+          <w:p>
+            <w:pPr>
+              <w:pStyle w:val="Textoindependiente"/>
+              <w:jc w:val="center"/>
+              <w:rPr>
+                <w:sz w:val="24"/>
+                <w:szCs w:val="24"/>
+              </w:rPr>
+            </w:pPr>
+            <w:r>
+              <w:rPr>
+                <w:sz w:val="24"/>
+                <w:szCs w:val="24"/>
+              </w:rPr>
+              <w:t>1700689983</w:t>
+            </w:r>
+          </w:p>
+        </w:tc>
+      </w:tr>
+      <w:tr>
+        <w:tc>
+          <w:tcPr>
+            <w:tcW w:w="2427" w:type="dxa"/>
+          </w:tcPr>
+          <w:p>
+            <w:pPr>
+              <w:pStyle w:val="Textoindependiente"/>
+              <w:jc w:val="center"/>
+              <w:rPr>
+                <w:sz w:val="24"/>
+                <w:szCs w:val="24"/>
+                <w:u w:val="single"/>
+              </w:rPr>
+            </w:pPr>
+            <w:r>
+              <w:rPr>
+                <w:sz w:val="24"/>
+                <w:szCs w:val="24"/>
+                <w:u w:val="single"/>
+              </w:rPr>
+              <w:t>test06.txt</w:t>
+            </w:r>
+          </w:p>
+        </w:tc>
+        <w:tc>
+          <w:tcPr>
+            <w:tcW w:w="2315" w:type="dxa"/>
+          </w:tcPr>
+          <w:p>
+            <w:pPr>
+              <w:pStyle w:val="Textoindependiente"/>
+              <w:jc w:val="center"/>
+              <w:rPr>
+                <w:sz w:val="24"/>
+                <w:szCs w:val="24"/>
+              </w:rPr>
+            </w:pPr>
+            <w:r>
+              <w:rPr>
+                <w:sz w:val="24"/>
+                <w:szCs w:val="24"/>
+              </w:rPr>
+              <w:t>3</w:t>
+            </w:r>
+          </w:p>
+        </w:tc>
+        <w:tc>
+          <w:tcPr>
+            <w:tcW w:w="1876" w:type="dxa"/>
+          </w:tcPr>
+          <w:p>
+            <w:pPr>
+              <w:pStyle w:val="Textoindependiente"/>
+              <w:jc w:val="center"/>
+              <w:rPr>
+                <w:sz w:val="24"/>
+                <w:szCs w:val="24"/>
+              </w:rPr>
+            </w:pPr>
+            <w:r>
+              <w:rPr>
+                <w:sz w:val="24"/>
+                <w:szCs w:val="24"/>
+              </w:rPr>
+              <w:t>7</w:t>
+            </w:r>
+          </w:p>
+        </w:tc>
+        <w:tc>
+          <w:tcPr>
+            <w:tcW w:w="1876" w:type="dxa"/>
+          </w:tcPr>
+          <w:p>
+            <w:pPr>
+              <w:pStyle w:val="Textoindependiente"/>
+              <w:jc w:val="center"/>
+              <w:rPr>
+                <w:sz w:val="24"/>
+                <w:szCs w:val="24"/>
+              </w:rPr>
+            </w:pPr>
+            <w:r>
+              <w:rPr>
+                <w:sz w:val="24"/>
+                <w:szCs w:val="24"/>
+              </w:rPr>
+              <w:t>55190</w:t>
+            </w:r>
+          </w:p>
+        </w:tc>
+      </w:tr>
+      <w:tr>
+        <w:tc>
+          <w:tcPr>
+            <w:tcW w:w="2427" w:type="dxa"/>
+          </w:tcPr>
+          <w:p>
+            <w:pPr>
+              <w:pStyle w:val="Textoindependiente"/>
+              <w:jc w:val="center"/>
+              <w:rPr>
+                <w:sz w:val="24"/>
+                <w:szCs w:val="24"/>
+                <w:u w:val="single"/>
+              </w:rPr>
+            </w:pPr>
+            <w:r>
+              <w:rPr>
+                <w:sz w:val="24"/>
+                <w:szCs w:val="24"/>
+                <w:u w:val="single"/>
+              </w:rPr>
+              <w:t>test07.txt</w:t>
+            </w:r>
+          </w:p>
+        </w:tc>
+        <w:tc>
+          <w:tcPr>
+            <w:tcW w:w="2315" w:type="dxa"/>
+          </w:tcPr>
+          <w:p>
+            <w:pPr>
+              <w:pStyle w:val="Textoindependiente"/>
+              <w:jc w:val="center"/>
+              <w:rPr>
+                <w:sz w:val="24"/>
+                <w:szCs w:val="24"/>
+              </w:rPr>
+            </w:pPr>
+            <w:r>
+              <w:rPr>
+                <w:sz w:val="24"/>
+                <w:szCs w:val="24"/>
+              </w:rPr>
+              <w:t>2</w:t>
+            </w:r>
+          </w:p>
+        </w:tc>
+        <w:tc>
+          <w:tcPr>
+            <w:tcW w:w="1876" w:type="dxa"/>
+          </w:tcPr>
+          <w:p>
+            <w:pPr>
+              <w:pStyle w:val="Textoindependiente"/>
+              <w:jc w:val="center"/>
+              <w:rPr>
+                <w:sz w:val="24"/>
+                <w:szCs w:val="24"/>
+              </w:rPr>
+            </w:pPr>
+            <w:r>
+              <w:rPr>
+                <w:sz w:val="24"/>
+                <w:szCs w:val="24"/>
+              </w:rPr>
+              <w:t>8</w:t>
+            </w:r>
+          </w:p>
+        </w:tc>
+        <w:tc>
+          <w:tcPr>
+            <w:tcW w:w="1876" w:type="dxa"/>
+          </w:tcPr>
+          <w:p>
+            <w:pPr>
+              <w:pStyle w:val="Textoindependiente"/>
+              <w:jc w:val="center"/>
+              <w:rPr>
+                <w:sz w:val="24"/>
+                <w:szCs w:val="24"/>
+              </w:rPr>
+            </w:pPr>
+            <w:r>
+              <w:rPr>
+                <w:sz w:val="24"/>
+                <w:szCs w:val="24"/>
+              </w:rPr>
+              <w:t>60108</w:t>
+            </w:r>
+          </w:p>
+        </w:tc>
+      </w:tr>
+      <w:tr>
+        <w:tc>
+          <w:tcPr>
+            <w:tcW w:w="2427" w:type="dxa"/>
+          </w:tcPr>
+          <w:p>
+            <w:pPr>
+              <w:pStyle w:val="Textoindependiente"/>
+              <w:jc w:val="center"/>
+              <w:rPr>
+                <w:sz w:val="24"/>
+                <w:szCs w:val="24"/>
+                <w:u w:val="single"/>
+              </w:rPr>
+            </w:pPr>
+            <w:r>
+              <w:rPr>
+                <w:sz w:val="24"/>
+                <w:szCs w:val="24"/>
+                <w:u w:val="single"/>
+              </w:rPr>
+              <w:t>test08.txt</w:t>
+            </w:r>
+          </w:p>
+        </w:tc>
+        <w:tc>
+          <w:tcPr>
+            <w:tcW w:w="2315" w:type="dxa"/>
+          </w:tcPr>
+          <w:p>
+            <w:pPr>
+              <w:pStyle w:val="Textoindependiente"/>
+              <w:jc w:val="center"/>
+              <w:rPr>
+                <w:color w:val="FF0000"/>
+                <w:sz w:val="24"/>
+                <w:szCs w:val="24"/>
+              </w:rPr>
+            </w:pPr>
+            <w:r>
+              <w:rPr>
+                <w:color w:val="FF0000"/>
+                <w:sz w:val="24"/>
+                <w:szCs w:val="24"/>
+              </w:rPr>
+              <w:t>Fdt</w:t>
+            </w:r>
+          </w:p>
+        </w:tc>
+        <w:tc>
+          <w:tcPr>
+            <w:tcW w:w="1876" w:type="dxa"/>
+          </w:tcPr>
+          <w:p>
+            <w:pPr>
+              <w:pStyle w:val="Textoindependiente"/>
+              <w:jc w:val="center"/>
+              <w:rPr>
+                <w:color w:val="FF0000"/>
+                <w:sz w:val="24"/>
+                <w:szCs w:val="24"/>
+              </w:rPr>
+            </w:pPr>
+            <w:r>
+              <w:rPr>
+                <w:color w:val="FF0000"/>
+                <w:sz w:val="24"/>
+                <w:szCs w:val="24"/>
+              </w:rPr>
+              <w:t>-</w:t>
+            </w:r>
+          </w:p>
+        </w:tc>
+        <w:tc>
+          <w:tcPr>
+            <w:tcW w:w="1876" w:type="dxa"/>
+          </w:tcPr>
+          <w:p>
+            <w:pPr>
+              <w:pStyle w:val="Textoindependiente"/>
+              <w:jc w:val="center"/>
+              <w:rPr>
+                <w:color w:val="FF0000"/>
+                <w:sz w:val="24"/>
+                <w:szCs w:val="24"/>
+              </w:rPr>
+            </w:pPr>
+            <w:r>
+              <w:rPr>
+                <w:color w:val="FF0000"/>
+                <w:sz w:val="24"/>
+                <w:szCs w:val="24"/>
+              </w:rPr>
+              <w:t>-</w:t>
+            </w:r>
+          </w:p>
+        </w:tc>
+      </w:tr>
+      <w:tr>
+        <w:tc>
+          <w:tcPr>
+            <w:tcW w:w="2427" w:type="dxa"/>
+          </w:tcPr>
+          <w:p>
+            <w:pPr>
+              <w:pStyle w:val="Textoindependiente"/>
+              <w:jc w:val="center"/>
+              <w:rPr>
+                <w:sz w:val="24"/>
+                <w:szCs w:val="24"/>
+                <w:u w:val="single"/>
+              </w:rPr>
+            </w:pPr>
+            <w:r>
+              <w:rPr>
+                <w:sz w:val="24"/>
+                <w:szCs w:val="24"/>
+                <w:u w:val="single"/>
+              </w:rPr>
+              <w:t>test09.txt</w:t>
+            </w:r>
+          </w:p>
+        </w:tc>
+        <w:tc>
+          <w:tcPr>
+            <w:tcW w:w="2315" w:type="dxa"/>
+          </w:tcPr>
+          <w:p>
+            <w:pPr>
+              <w:pStyle w:val="Textoindependiente"/>
+              <w:jc w:val="center"/>
+              <w:rPr>
+                <w:color w:val="FF0000"/>
+                <w:sz w:val="24"/>
+                <w:szCs w:val="24"/>
+              </w:rPr>
+            </w:pPr>
+            <w:r>
+              <w:rPr>
+                <w:color w:val="FF0000"/>
+                <w:sz w:val="24"/>
+                <w:szCs w:val="24"/>
+              </w:rPr>
+              <w:t>Fdt</w:t>
+            </w:r>
+          </w:p>
+        </w:tc>
+        <w:tc>
+          <w:tcPr>
+            <w:tcW w:w="1876" w:type="dxa"/>
+          </w:tcPr>
+          <w:p>
+            <w:pPr>
+              <w:pStyle w:val="Textoindependiente"/>
+              <w:jc w:val="center"/>
+              <w:rPr>
+                <w:color w:val="FF0000"/>
+                <w:sz w:val="24"/>
+                <w:szCs w:val="24"/>
+              </w:rPr>
+            </w:pPr>
+            <w:r>
+              <w:rPr>
+                <w:color w:val="FF0000"/>
+                <w:sz w:val="24"/>
+                <w:szCs w:val="24"/>
+              </w:rPr>
+              <w:t>-</w:t>
+            </w:r>
+          </w:p>
+        </w:tc>
+        <w:tc>
+          <w:tcPr>
+            <w:tcW w:w="1876" w:type="dxa"/>
+          </w:tcPr>
+          <w:p>
+            <w:pPr>
+              <w:pStyle w:val="Textoindependiente"/>
+              <w:jc w:val="center"/>
+              <w:rPr>
+                <w:color w:val="FF0000"/>
+                <w:sz w:val="24"/>
+                <w:szCs w:val="24"/>
+              </w:rPr>
+            </w:pPr>
+            <w:r>
+              <w:rPr>
+                <w:color w:val="FF0000"/>
+                <w:sz w:val="24"/>
+                <w:szCs w:val="24"/>
+              </w:rPr>
+              <w:t>-</w:t>
+            </w:r>
+          </w:p>
+        </w:tc>
+      </w:tr>
+    </w:tbl>
     <w:p>
       <w:pPr>
         <w:pStyle w:val="Textoindependiente"/>
         <w:rPr>
-          <w:sz w:val="24"/>
-          <w:szCs w:val="24"/>
-        </w:rPr>
-      </w:pPr>
-      <w:r>
-        <w:rPr>
-          <w:sz w:val="24"/>
-          <w:szCs w:val="24"/>
-        </w:rPr>
-        <w:t>Como para cada vehículo se comprueba si cabe en cada longitud, la complejidad del algoritmo sería O(N·L).</w:t>
+          <w:b/>
+          <w:sz w:val="2"/>
+          <w:szCs w:val="2"/>
+        </w:rPr>
+      </w:pPr>
+    </w:p>
+    <w:p>
+      <w:pPr>
+        <w:pStyle w:val="Textoindependiente"/>
+        <w:rPr>
+          <w:sz w:val="24"/>
+          <w:szCs w:val="24"/>
+        </w:rPr>
+      </w:pPr>
+      <w:r>
+        <w:rPr>
+          <w:sz w:val="24"/>
+          <w:szCs w:val="24"/>
+        </w:rPr>
+        <w:t>Tabla de la ejecución del algoritmo AlmacenajeContenedoresTiempos con poda y con optimización.</w:t>
+      </w:r>
+    </w:p>
+    <w:p>
+      <w:pPr>
+        <w:pStyle w:val="Textoindependiente"/>
+        <w:rPr>
+          <w:sz w:val="2"/>
+          <w:szCs w:val="2"/>
+        </w:rPr>
+      </w:pPr>
+    </w:p>
+    <w:tbl>
+      <w:tblPr>
+        <w:tblStyle w:val="Tablaconcuadrcula"/>
+        <w:tblW w:w="0" w:type="auto"/>
+        <w:tblLook w:val="04A0" w:firstRow="1" w:lastRow="0" w:firstColumn="1" w:lastColumn="0" w:noHBand="0" w:noVBand="1"/>
+      </w:tblPr>
+      <w:tblGrid>
+        <w:gridCol w:w="2427"/>
+        <w:gridCol w:w="2315"/>
+        <w:gridCol w:w="1876"/>
+        <w:gridCol w:w="1876"/>
+      </w:tblGrid>
+      <w:tr>
+        <w:tc>
+          <w:tcPr>
+            <w:tcW w:w="2427" w:type="dxa"/>
+          </w:tcPr>
+          <w:p>
+            <w:pPr>
+              <w:pStyle w:val="Textoindependiente"/>
+              <w:jc w:val="center"/>
+              <w:rPr>
+                <w:b/>
+                <w:sz w:val="24"/>
+                <w:szCs w:val="24"/>
+              </w:rPr>
+            </w:pPr>
+            <w:r>
+              <w:rPr>
+                <w:b/>
+                <w:sz w:val="24"/>
+                <w:szCs w:val="24"/>
+              </w:rPr>
+              <w:t>fichero</w:t>
+            </w:r>
+          </w:p>
+        </w:tc>
+        <w:tc>
+          <w:tcPr>
+            <w:tcW w:w="2315" w:type="dxa"/>
+          </w:tcPr>
+          <w:p>
+            <w:pPr>
+              <w:pStyle w:val="Textoindependiente"/>
+              <w:jc w:val="center"/>
+              <w:rPr>
+                <w:b/>
+                <w:sz w:val="24"/>
+                <w:szCs w:val="24"/>
+              </w:rPr>
+            </w:pPr>
+            <w:r>
+              <w:rPr>
+                <w:b/>
+                <w:sz w:val="24"/>
+                <w:szCs w:val="24"/>
+              </w:rPr>
+              <w:t>Tiempo (ms)</w:t>
+            </w:r>
+          </w:p>
+        </w:tc>
+        <w:tc>
+          <w:tcPr>
+            <w:tcW w:w="1876" w:type="dxa"/>
+          </w:tcPr>
+          <w:p>
+            <w:pPr>
+              <w:pStyle w:val="Textoindependiente"/>
+              <w:jc w:val="center"/>
+              <w:rPr>
+                <w:b/>
+                <w:sz w:val="24"/>
+                <w:szCs w:val="24"/>
+              </w:rPr>
+            </w:pPr>
+            <w:r>
+              <w:rPr>
+                <w:b/>
+                <w:sz w:val="24"/>
+                <w:szCs w:val="24"/>
+              </w:rPr>
+              <w:t>Contenedores</w:t>
+            </w:r>
+          </w:p>
+        </w:tc>
+        <w:tc>
+          <w:tcPr>
+            <w:tcW w:w="1876" w:type="dxa"/>
+          </w:tcPr>
+          <w:p>
+            <w:pPr>
+              <w:pStyle w:val="Textoindependiente"/>
+              <w:jc w:val="center"/>
+              <w:rPr>
+                <w:b/>
+                <w:sz w:val="24"/>
+                <w:szCs w:val="24"/>
+              </w:rPr>
+            </w:pPr>
+            <w:r>
+              <w:rPr>
+                <w:b/>
+                <w:sz w:val="24"/>
+                <w:szCs w:val="24"/>
+              </w:rPr>
+              <w:t>Llamadas R</w:t>
+            </w:r>
+          </w:p>
+        </w:tc>
+      </w:tr>
+      <w:tr>
+        <w:tc>
+          <w:tcPr>
+            <w:tcW w:w="2427" w:type="dxa"/>
+          </w:tcPr>
+          <w:p>
+            <w:pPr>
+              <w:pStyle w:val="Textoindependiente"/>
+              <w:jc w:val="center"/>
+              <w:rPr>
+                <w:sz w:val="24"/>
+                <w:szCs w:val="24"/>
+                <w:u w:val="single"/>
+              </w:rPr>
+            </w:pPr>
+            <w:r>
+              <w:rPr>
+                <w:sz w:val="24"/>
+                <w:szCs w:val="24"/>
+                <w:u w:val="single"/>
+              </w:rPr>
+              <w:t>test00.txt</w:t>
+            </w:r>
+          </w:p>
+        </w:tc>
+        <w:tc>
+          <w:tcPr>
+            <w:tcW w:w="2315" w:type="dxa"/>
+          </w:tcPr>
+          <w:p>
+            <w:pPr>
+              <w:pStyle w:val="Textoindependiente"/>
+              <w:jc w:val="center"/>
+              <w:rPr>
+                <w:sz w:val="24"/>
+                <w:szCs w:val="24"/>
+              </w:rPr>
+            </w:pPr>
+            <w:r>
+              <w:rPr>
+                <w:sz w:val="24"/>
+                <w:szCs w:val="24"/>
+              </w:rPr>
+              <w:t>4</w:t>
+            </w:r>
+          </w:p>
+        </w:tc>
+        <w:tc>
+          <w:tcPr>
+            <w:tcW w:w="1876" w:type="dxa"/>
+          </w:tcPr>
+          <w:p>
+            <w:pPr>
+              <w:pStyle w:val="Textoindependiente"/>
+              <w:jc w:val="center"/>
+              <w:rPr>
+                <w:sz w:val="24"/>
+                <w:szCs w:val="24"/>
+              </w:rPr>
+            </w:pPr>
+            <w:r>
+              <w:rPr>
+                <w:sz w:val="24"/>
+                <w:szCs w:val="24"/>
+              </w:rPr>
+              <w:t>4</w:t>
+            </w:r>
+          </w:p>
+        </w:tc>
+        <w:tc>
+          <w:tcPr>
+            <w:tcW w:w="1876" w:type="dxa"/>
+          </w:tcPr>
+          <w:p>
+            <w:pPr>
+              <w:pStyle w:val="Textoindependiente"/>
+              <w:jc w:val="center"/>
+              <w:rPr>
+                <w:sz w:val="24"/>
+                <w:szCs w:val="24"/>
+              </w:rPr>
+            </w:pPr>
+            <w:r>
+              <w:rPr>
+                <w:sz w:val="24"/>
+                <w:szCs w:val="24"/>
+              </w:rPr>
+              <w:t>8</w:t>
+            </w:r>
+          </w:p>
+        </w:tc>
+      </w:tr>
+      <w:tr>
+        <w:tc>
+          <w:tcPr>
+            <w:tcW w:w="2427" w:type="dxa"/>
+          </w:tcPr>
+          <w:p>
+            <w:pPr>
+              <w:pStyle w:val="Textoindependiente"/>
+              <w:jc w:val="center"/>
+              <w:rPr>
+                <w:sz w:val="24"/>
+                <w:szCs w:val="24"/>
+                <w:u w:val="single"/>
+              </w:rPr>
+            </w:pPr>
+            <w:r>
+              <w:rPr>
+                <w:sz w:val="24"/>
+                <w:szCs w:val="24"/>
+                <w:u w:val="single"/>
+              </w:rPr>
+              <w:t>test01.txt</w:t>
+            </w:r>
+          </w:p>
+        </w:tc>
+        <w:tc>
+          <w:tcPr>
+            <w:tcW w:w="2315" w:type="dxa"/>
+          </w:tcPr>
+          <w:p>
+            <w:pPr>
+              <w:pStyle w:val="Textoindependiente"/>
+              <w:jc w:val="center"/>
+              <w:rPr>
+                <w:sz w:val="24"/>
+                <w:szCs w:val="24"/>
+              </w:rPr>
+            </w:pPr>
+            <w:r>
+              <w:rPr>
+                <w:sz w:val="24"/>
+                <w:szCs w:val="24"/>
+              </w:rPr>
+              <w:t>1</w:t>
+            </w:r>
+          </w:p>
+        </w:tc>
+        <w:tc>
+          <w:tcPr>
+            <w:tcW w:w="1876" w:type="dxa"/>
+          </w:tcPr>
+          <w:p>
+            <w:pPr>
+              <w:pStyle w:val="Textoindependiente"/>
+              <w:jc w:val="center"/>
+              <w:rPr>
+                <w:sz w:val="24"/>
+                <w:szCs w:val="24"/>
+              </w:rPr>
+            </w:pPr>
+            <w:r>
+              <w:rPr>
+                <w:sz w:val="24"/>
+                <w:szCs w:val="24"/>
+              </w:rPr>
+              <w:t>5</w:t>
+            </w:r>
+          </w:p>
+        </w:tc>
+        <w:tc>
+          <w:tcPr>
+            <w:tcW w:w="1876" w:type="dxa"/>
+          </w:tcPr>
+          <w:p>
+            <w:pPr>
+              <w:pStyle w:val="Textoindependiente"/>
+              <w:jc w:val="center"/>
+              <w:rPr>
+                <w:sz w:val="24"/>
+                <w:szCs w:val="24"/>
+              </w:rPr>
+            </w:pPr>
+            <w:r>
+              <w:rPr>
+                <w:sz w:val="24"/>
+                <w:szCs w:val="24"/>
+              </w:rPr>
+              <w:t>12</w:t>
+            </w:r>
+          </w:p>
+        </w:tc>
+      </w:tr>
+      <w:tr>
+        <w:tc>
+          <w:tcPr>
+            <w:tcW w:w="2427" w:type="dxa"/>
+          </w:tcPr>
+          <w:p>
+            <w:pPr>
+              <w:pStyle w:val="Textoindependiente"/>
+              <w:jc w:val="center"/>
+              <w:rPr>
+                <w:sz w:val="24"/>
+                <w:szCs w:val="24"/>
+                <w:u w:val="single"/>
+              </w:rPr>
+            </w:pPr>
+            <w:r>
+              <w:rPr>
+                <w:sz w:val="24"/>
+                <w:szCs w:val="24"/>
+                <w:u w:val="single"/>
+              </w:rPr>
+              <w:t>test02.txt</w:t>
+            </w:r>
+          </w:p>
+        </w:tc>
+        <w:tc>
+          <w:tcPr>
+            <w:tcW w:w="2315" w:type="dxa"/>
+          </w:tcPr>
+          <w:p>
+            <w:pPr>
+              <w:pStyle w:val="Textoindependiente"/>
+              <w:jc w:val="center"/>
+              <w:rPr>
+                <w:sz w:val="24"/>
+                <w:szCs w:val="24"/>
+              </w:rPr>
+            </w:pPr>
+            <w:r>
+              <w:rPr>
+                <w:sz w:val="24"/>
+                <w:szCs w:val="24"/>
+              </w:rPr>
+              <w:t>3</w:t>
+            </w:r>
+          </w:p>
+        </w:tc>
+        <w:tc>
+          <w:tcPr>
+            <w:tcW w:w="1876" w:type="dxa"/>
+          </w:tcPr>
+          <w:p>
+            <w:pPr>
+              <w:pStyle w:val="Textoindependiente"/>
+              <w:jc w:val="center"/>
+              <w:rPr>
+                <w:sz w:val="24"/>
+                <w:szCs w:val="24"/>
+              </w:rPr>
+            </w:pPr>
+            <w:r>
+              <w:rPr>
+                <w:sz w:val="24"/>
+                <w:szCs w:val="24"/>
+              </w:rPr>
+              <w:t>7</w:t>
+            </w:r>
+          </w:p>
+        </w:tc>
+        <w:tc>
+          <w:tcPr>
+            <w:tcW w:w="1876" w:type="dxa"/>
+          </w:tcPr>
+          <w:p>
+            <w:pPr>
+              <w:pStyle w:val="Textoindependiente"/>
+              <w:jc w:val="center"/>
+              <w:rPr>
+                <w:sz w:val="24"/>
+                <w:szCs w:val="24"/>
+              </w:rPr>
+            </w:pPr>
+            <w:r>
+              <w:rPr>
+                <w:sz w:val="24"/>
+                <w:szCs w:val="24"/>
+              </w:rPr>
+              <w:t>20</w:t>
+            </w:r>
+          </w:p>
+        </w:tc>
+      </w:tr>
+      <w:tr>
+        <w:tc>
+          <w:tcPr>
+            <w:tcW w:w="2427" w:type="dxa"/>
+          </w:tcPr>
+          <w:p>
+            <w:pPr>
+              <w:pStyle w:val="Textoindependiente"/>
+              <w:jc w:val="center"/>
+              <w:rPr>
+                <w:sz w:val="24"/>
+                <w:szCs w:val="24"/>
+                <w:u w:val="single"/>
+              </w:rPr>
+            </w:pPr>
+            <w:r>
+              <w:rPr>
+                <w:sz w:val="24"/>
+                <w:szCs w:val="24"/>
+                <w:u w:val="single"/>
+              </w:rPr>
+              <w:t>test03.txt</w:t>
+            </w:r>
+          </w:p>
+        </w:tc>
+        <w:tc>
+          <w:tcPr>
+            <w:tcW w:w="2315" w:type="dxa"/>
+          </w:tcPr>
+          <w:p>
+            <w:pPr>
+              <w:pStyle w:val="Textoindependiente"/>
+              <w:jc w:val="center"/>
+              <w:rPr>
+                <w:sz w:val="24"/>
+                <w:szCs w:val="24"/>
+              </w:rPr>
+            </w:pPr>
+            <w:r>
+              <w:rPr>
+                <w:sz w:val="24"/>
+                <w:szCs w:val="24"/>
+              </w:rPr>
+              <w:t>3</w:t>
+            </w:r>
+          </w:p>
+        </w:tc>
+        <w:tc>
+          <w:tcPr>
+            <w:tcW w:w="1876" w:type="dxa"/>
+          </w:tcPr>
+          <w:p>
+            <w:pPr>
+              <w:pStyle w:val="Textoindependiente"/>
+              <w:jc w:val="center"/>
+              <w:rPr>
+                <w:sz w:val="24"/>
+                <w:szCs w:val="24"/>
+              </w:rPr>
+            </w:pPr>
+            <w:r>
+              <w:rPr>
+                <w:sz w:val="24"/>
+                <w:szCs w:val="24"/>
+              </w:rPr>
+              <w:t>6</w:t>
+            </w:r>
+          </w:p>
+        </w:tc>
+        <w:tc>
+          <w:tcPr>
+            <w:tcW w:w="1876" w:type="dxa"/>
+          </w:tcPr>
+          <w:p>
+            <w:pPr>
+              <w:pStyle w:val="Textoindependiente"/>
+              <w:jc w:val="center"/>
+              <w:rPr>
+                <w:sz w:val="24"/>
+                <w:szCs w:val="24"/>
+              </w:rPr>
+            </w:pPr>
+            <w:r>
+              <w:rPr>
+                <w:sz w:val="24"/>
+                <w:szCs w:val="24"/>
+              </w:rPr>
+              <w:t>15</w:t>
+            </w:r>
+          </w:p>
+        </w:tc>
+      </w:tr>
+      <w:tr>
+        <w:tc>
+          <w:tcPr>
+            <w:tcW w:w="2427" w:type="dxa"/>
+          </w:tcPr>
+          <w:p>
+            <w:pPr>
+              <w:pStyle w:val="Textoindependiente"/>
+              <w:jc w:val="center"/>
+              <w:rPr>
+                <w:sz w:val="24"/>
+                <w:szCs w:val="24"/>
+                <w:u w:val="single"/>
+              </w:rPr>
+            </w:pPr>
+            <w:r>
+              <w:rPr>
+                <w:sz w:val="24"/>
+                <w:szCs w:val="24"/>
+                <w:u w:val="single"/>
+              </w:rPr>
+              <w:t>test04.txt</w:t>
+            </w:r>
+          </w:p>
+        </w:tc>
+        <w:tc>
+          <w:tcPr>
+            <w:tcW w:w="2315" w:type="dxa"/>
+          </w:tcPr>
+          <w:p>
+            <w:pPr>
+              <w:pStyle w:val="Textoindependiente"/>
+              <w:jc w:val="center"/>
+              <w:rPr>
+                <w:sz w:val="24"/>
+                <w:szCs w:val="24"/>
+              </w:rPr>
+            </w:pPr>
+            <w:r>
+              <w:rPr>
+                <w:sz w:val="24"/>
+                <w:szCs w:val="24"/>
+              </w:rPr>
+              <w:t>1</w:t>
+            </w:r>
+          </w:p>
+        </w:tc>
+        <w:tc>
+          <w:tcPr>
+            <w:tcW w:w="1876" w:type="dxa"/>
+          </w:tcPr>
+          <w:p>
+            <w:pPr>
+              <w:pStyle w:val="Textoindependiente"/>
+              <w:jc w:val="center"/>
+              <w:rPr>
+                <w:sz w:val="24"/>
+                <w:szCs w:val="24"/>
+              </w:rPr>
+            </w:pPr>
+            <w:r>
+              <w:rPr>
+                <w:sz w:val="24"/>
+                <w:szCs w:val="24"/>
+              </w:rPr>
+              <w:t>10</w:t>
+            </w:r>
+          </w:p>
+        </w:tc>
+        <w:tc>
+          <w:tcPr>
+            <w:tcW w:w="1876" w:type="dxa"/>
+          </w:tcPr>
+          <w:p>
+            <w:pPr>
+              <w:pStyle w:val="Textoindependiente"/>
+              <w:jc w:val="center"/>
+              <w:rPr>
+                <w:sz w:val="24"/>
+                <w:szCs w:val="24"/>
+              </w:rPr>
+            </w:pPr>
+            <w:r>
+              <w:rPr>
+                <w:sz w:val="24"/>
+                <w:szCs w:val="24"/>
+              </w:rPr>
+              <w:t>34</w:t>
+            </w:r>
+          </w:p>
+        </w:tc>
+      </w:tr>
+      <w:tr>
+        <w:tc>
+          <w:tcPr>
+            <w:tcW w:w="2427" w:type="dxa"/>
+          </w:tcPr>
+          <w:p>
+            <w:pPr>
+              <w:pStyle w:val="Textoindependiente"/>
+              <w:jc w:val="center"/>
+              <w:rPr>
+                <w:sz w:val="24"/>
+                <w:szCs w:val="24"/>
+                <w:u w:val="single"/>
+              </w:rPr>
+            </w:pPr>
+            <w:r>
+              <w:rPr>
+                <w:sz w:val="24"/>
+                <w:szCs w:val="24"/>
+                <w:u w:val="single"/>
+              </w:rPr>
+              <w:lastRenderedPageBreak/>
+              <w:t>test05.txt</w:t>
+            </w:r>
+          </w:p>
+        </w:tc>
+        <w:tc>
+          <w:tcPr>
+            <w:tcW w:w="2315" w:type="dxa"/>
+          </w:tcPr>
+          <w:p>
+            <w:pPr>
+              <w:pStyle w:val="Textoindependiente"/>
+              <w:jc w:val="center"/>
+              <w:rPr>
+                <w:sz w:val="24"/>
+                <w:szCs w:val="24"/>
+              </w:rPr>
+            </w:pPr>
+            <w:r>
+              <w:rPr>
+                <w:sz w:val="24"/>
+                <w:szCs w:val="24"/>
+              </w:rPr>
+              <w:t>10</w:t>
+            </w:r>
+          </w:p>
+        </w:tc>
+        <w:tc>
+          <w:tcPr>
+            <w:tcW w:w="1876" w:type="dxa"/>
+          </w:tcPr>
+          <w:p>
+            <w:pPr>
+              <w:pStyle w:val="Textoindependiente"/>
+              <w:jc w:val="center"/>
+              <w:rPr>
+                <w:sz w:val="24"/>
+                <w:szCs w:val="24"/>
+              </w:rPr>
+            </w:pPr>
+            <w:r>
+              <w:rPr>
+                <w:sz w:val="24"/>
+                <w:szCs w:val="24"/>
+              </w:rPr>
+              <w:t>14</w:t>
+            </w:r>
+          </w:p>
+        </w:tc>
+        <w:tc>
+          <w:tcPr>
+            <w:tcW w:w="1876" w:type="dxa"/>
+          </w:tcPr>
+          <w:p>
+            <w:pPr>
+              <w:pStyle w:val="Textoindependiente"/>
+              <w:jc w:val="center"/>
+              <w:rPr>
+                <w:sz w:val="24"/>
+                <w:szCs w:val="24"/>
+              </w:rPr>
+            </w:pPr>
+            <w:r>
+              <w:rPr>
+                <w:sz w:val="24"/>
+                <w:szCs w:val="24"/>
+              </w:rPr>
+              <w:t>31</w:t>
+            </w:r>
+          </w:p>
+        </w:tc>
+      </w:tr>
+      <w:tr>
+        <w:tc>
+          <w:tcPr>
+            <w:tcW w:w="2427" w:type="dxa"/>
+          </w:tcPr>
+          <w:p>
+            <w:pPr>
+              <w:pStyle w:val="Textoindependiente"/>
+              <w:jc w:val="center"/>
+              <w:rPr>
+                <w:sz w:val="24"/>
+                <w:szCs w:val="24"/>
+                <w:u w:val="single"/>
+              </w:rPr>
+            </w:pPr>
+            <w:r>
+              <w:rPr>
+                <w:sz w:val="24"/>
+                <w:szCs w:val="24"/>
+                <w:u w:val="single"/>
+              </w:rPr>
+              <w:t>test06.txt</w:t>
+            </w:r>
+          </w:p>
+        </w:tc>
+        <w:tc>
+          <w:tcPr>
+            <w:tcW w:w="2315" w:type="dxa"/>
+          </w:tcPr>
+          <w:p>
+            <w:pPr>
+              <w:pStyle w:val="Textoindependiente"/>
+              <w:jc w:val="center"/>
+              <w:rPr>
+                <w:sz w:val="24"/>
+                <w:szCs w:val="24"/>
+              </w:rPr>
+            </w:pPr>
+            <w:r>
+              <w:rPr>
+                <w:sz w:val="24"/>
+                <w:szCs w:val="24"/>
+              </w:rPr>
+              <w:t>5</w:t>
+            </w:r>
+          </w:p>
+        </w:tc>
+        <w:tc>
+          <w:tcPr>
+            <w:tcW w:w="1876" w:type="dxa"/>
+          </w:tcPr>
+          <w:p>
+            <w:pPr>
+              <w:pStyle w:val="Textoindependiente"/>
+              <w:jc w:val="center"/>
+              <w:rPr>
+                <w:sz w:val="24"/>
+                <w:szCs w:val="24"/>
+              </w:rPr>
+            </w:pPr>
+            <w:r>
+              <w:rPr>
+                <w:sz w:val="24"/>
+                <w:szCs w:val="24"/>
+              </w:rPr>
+              <w:t>7</w:t>
+            </w:r>
+          </w:p>
+        </w:tc>
+        <w:tc>
+          <w:tcPr>
+            <w:tcW w:w="1876" w:type="dxa"/>
+          </w:tcPr>
+          <w:p>
+            <w:pPr>
+              <w:pStyle w:val="Textoindependiente"/>
+              <w:jc w:val="center"/>
+              <w:rPr>
+                <w:sz w:val="24"/>
+                <w:szCs w:val="24"/>
+              </w:rPr>
+            </w:pPr>
+            <w:r>
+              <w:rPr>
+                <w:sz w:val="24"/>
+                <w:szCs w:val="24"/>
+              </w:rPr>
+              <w:t>16</w:t>
+            </w:r>
+          </w:p>
+        </w:tc>
+      </w:tr>
+      <w:tr>
+        <w:tc>
+          <w:tcPr>
+            <w:tcW w:w="2427" w:type="dxa"/>
+          </w:tcPr>
+          <w:p>
+            <w:pPr>
+              <w:pStyle w:val="Textoindependiente"/>
+              <w:jc w:val="center"/>
+              <w:rPr>
+                <w:sz w:val="24"/>
+                <w:szCs w:val="24"/>
+                <w:u w:val="single"/>
+              </w:rPr>
+            </w:pPr>
+            <w:r>
+              <w:rPr>
+                <w:sz w:val="24"/>
+                <w:szCs w:val="24"/>
+                <w:u w:val="single"/>
+              </w:rPr>
+              <w:t>test07.txt</w:t>
+            </w:r>
+          </w:p>
+        </w:tc>
+        <w:tc>
+          <w:tcPr>
+            <w:tcW w:w="2315" w:type="dxa"/>
+          </w:tcPr>
+          <w:p>
+            <w:pPr>
+              <w:pStyle w:val="Textoindependiente"/>
+              <w:jc w:val="center"/>
+              <w:rPr>
+                <w:sz w:val="24"/>
+                <w:szCs w:val="24"/>
+              </w:rPr>
+            </w:pPr>
+            <w:r>
+              <w:rPr>
+                <w:sz w:val="24"/>
+                <w:szCs w:val="24"/>
+              </w:rPr>
+              <w:t>1</w:t>
+            </w:r>
+          </w:p>
+        </w:tc>
+        <w:tc>
+          <w:tcPr>
+            <w:tcW w:w="1876" w:type="dxa"/>
+          </w:tcPr>
+          <w:p>
+            <w:pPr>
+              <w:pStyle w:val="Textoindependiente"/>
+              <w:jc w:val="center"/>
+              <w:rPr>
+                <w:sz w:val="24"/>
+                <w:szCs w:val="24"/>
+              </w:rPr>
+            </w:pPr>
+            <w:r>
+              <w:rPr>
+                <w:sz w:val="24"/>
+                <w:szCs w:val="24"/>
+              </w:rPr>
+              <w:t>8</w:t>
+            </w:r>
+          </w:p>
+        </w:tc>
+        <w:tc>
+          <w:tcPr>
+            <w:tcW w:w="1876" w:type="dxa"/>
+          </w:tcPr>
+          <w:p>
+            <w:pPr>
+              <w:pStyle w:val="Textoindependiente"/>
+              <w:jc w:val="center"/>
+              <w:rPr>
+                <w:sz w:val="24"/>
+                <w:szCs w:val="24"/>
+              </w:rPr>
+            </w:pPr>
+            <w:r>
+              <w:rPr>
+                <w:sz w:val="24"/>
+                <w:szCs w:val="24"/>
+              </w:rPr>
+              <w:t>17</w:t>
+            </w:r>
+          </w:p>
+        </w:tc>
+      </w:tr>
+      <w:tr>
+        <w:tc>
+          <w:tcPr>
+            <w:tcW w:w="2427" w:type="dxa"/>
+          </w:tcPr>
+          <w:p>
+            <w:pPr>
+              <w:pStyle w:val="Textoindependiente"/>
+              <w:jc w:val="center"/>
+              <w:rPr>
+                <w:sz w:val="24"/>
+                <w:szCs w:val="24"/>
+                <w:u w:val="single"/>
+              </w:rPr>
+            </w:pPr>
+            <w:r>
+              <w:rPr>
+                <w:sz w:val="24"/>
+                <w:szCs w:val="24"/>
+                <w:u w:val="single"/>
+              </w:rPr>
+              <w:t>test08.txt</w:t>
+            </w:r>
+          </w:p>
+        </w:tc>
+        <w:tc>
+          <w:tcPr>
+            <w:tcW w:w="2315" w:type="dxa"/>
+          </w:tcPr>
+          <w:p>
+            <w:pPr>
+              <w:pStyle w:val="Textoindependiente"/>
+              <w:jc w:val="center"/>
+              <w:rPr>
+                <w:sz w:val="24"/>
+                <w:szCs w:val="24"/>
+              </w:rPr>
+            </w:pPr>
+            <w:r>
+              <w:rPr>
+                <w:sz w:val="24"/>
+                <w:szCs w:val="24"/>
+              </w:rPr>
+              <w:t>128</w:t>
+            </w:r>
+          </w:p>
+        </w:tc>
+        <w:tc>
+          <w:tcPr>
+            <w:tcW w:w="1876" w:type="dxa"/>
+          </w:tcPr>
+          <w:p>
+            <w:pPr>
+              <w:pStyle w:val="Textoindependiente"/>
+              <w:jc w:val="center"/>
+              <w:rPr>
+                <w:sz w:val="24"/>
+                <w:szCs w:val="24"/>
+              </w:rPr>
+            </w:pPr>
+            <w:r>
+              <w:rPr>
+                <w:sz w:val="24"/>
+                <w:szCs w:val="24"/>
+              </w:rPr>
+              <w:t>19</w:t>
+            </w:r>
+          </w:p>
+        </w:tc>
+        <w:tc>
+          <w:tcPr>
+            <w:tcW w:w="1876" w:type="dxa"/>
+          </w:tcPr>
+          <w:p>
+            <w:pPr>
+              <w:pStyle w:val="Textoindependiente"/>
+              <w:jc w:val="center"/>
+              <w:rPr>
+                <w:sz w:val="24"/>
+                <w:szCs w:val="24"/>
+              </w:rPr>
+            </w:pPr>
+            <w:r>
+              <w:rPr>
+                <w:sz w:val="24"/>
+                <w:szCs w:val="24"/>
+              </w:rPr>
+              <w:t>326611</w:t>
+            </w:r>
+          </w:p>
+        </w:tc>
+      </w:tr>
+      <w:tr>
+        <w:tc>
+          <w:tcPr>
+            <w:tcW w:w="2427" w:type="dxa"/>
+          </w:tcPr>
+          <w:p>
+            <w:pPr>
+              <w:pStyle w:val="Textoindependiente"/>
+              <w:jc w:val="center"/>
+              <w:rPr>
+                <w:sz w:val="24"/>
+                <w:szCs w:val="24"/>
+                <w:u w:val="single"/>
+              </w:rPr>
+            </w:pPr>
+            <w:r>
+              <w:rPr>
+                <w:sz w:val="24"/>
+                <w:szCs w:val="24"/>
+                <w:u w:val="single"/>
+              </w:rPr>
+              <w:t>test09.txt</w:t>
+            </w:r>
+          </w:p>
+        </w:tc>
+        <w:tc>
+          <w:tcPr>
+            <w:tcW w:w="2315" w:type="dxa"/>
+          </w:tcPr>
+          <w:p>
+            <w:pPr>
+              <w:pStyle w:val="Textoindependiente"/>
+              <w:jc w:val="center"/>
+              <w:rPr>
+                <w:color w:val="FF0000"/>
+                <w:sz w:val="24"/>
+                <w:szCs w:val="24"/>
+              </w:rPr>
+            </w:pPr>
+            <w:r>
+              <w:rPr>
+                <w:color w:val="FF0000"/>
+                <w:sz w:val="24"/>
+                <w:szCs w:val="24"/>
+              </w:rPr>
+              <w:t>Fdt</w:t>
+            </w:r>
+          </w:p>
+        </w:tc>
+        <w:tc>
+          <w:tcPr>
+            <w:tcW w:w="1876" w:type="dxa"/>
+          </w:tcPr>
+          <w:p>
+            <w:pPr>
+              <w:pStyle w:val="Textoindependiente"/>
+              <w:jc w:val="center"/>
+              <w:rPr>
+                <w:color w:val="FF0000"/>
+                <w:sz w:val="24"/>
+                <w:szCs w:val="24"/>
+              </w:rPr>
+            </w:pPr>
+            <w:r>
+              <w:rPr>
+                <w:color w:val="FF0000"/>
+                <w:sz w:val="24"/>
+                <w:szCs w:val="24"/>
+              </w:rPr>
+              <w:t>-</w:t>
+            </w:r>
+          </w:p>
+        </w:tc>
+        <w:tc>
+          <w:tcPr>
+            <w:tcW w:w="1876" w:type="dxa"/>
+          </w:tcPr>
+          <w:p>
+            <w:pPr>
+              <w:pStyle w:val="Textoindependiente"/>
+              <w:jc w:val="center"/>
+              <w:rPr>
+                <w:color w:val="FF0000"/>
+                <w:sz w:val="24"/>
+                <w:szCs w:val="24"/>
+              </w:rPr>
+            </w:pPr>
+            <w:r>
+              <w:rPr>
+                <w:color w:val="FF0000"/>
+                <w:sz w:val="24"/>
+                <w:szCs w:val="24"/>
+              </w:rPr>
+              <w:t>-</w:t>
+            </w:r>
+          </w:p>
+        </w:tc>
+      </w:tr>
+    </w:tbl>
+    <w:p>
+      <w:pPr>
+        <w:pStyle w:val="Textoindependiente"/>
+        <w:rPr>
+          <w:b/>
+          <w:sz w:val="24"/>
+          <w:szCs w:val="24"/>
+        </w:rPr>
+      </w:pPr>
+    </w:p>
+    <w:p>
+      <w:pPr>
+        <w:pStyle w:val="Textoindependiente"/>
+        <w:rPr>
+          <w:sz w:val="24"/>
+          <w:szCs w:val="24"/>
+        </w:rPr>
+      </w:pPr>
+      <w:r>
+        <w:rPr>
+          <w:sz w:val="24"/>
+          <w:szCs w:val="24"/>
+        </w:rPr>
+        <w:t>Lista de contenedores y objetos contenidos para cada</w:t>
+      </w:r>
+      <w:r>
+        <w:rPr>
+          <w:sz w:val="24"/>
+          <w:szCs w:val="24"/>
+        </w:rPr>
+        <w:t xml:space="preserve"> test:</w:t>
+      </w:r>
+      <w:r>
+        <w:rPr>
+          <w:sz w:val="24"/>
+          <w:szCs w:val="24"/>
+        </w:rPr>
+        <w:br/>
+      </w:r>
+    </w:p>
+    <w:p>
+      <w:pPr>
+        <w:pStyle w:val="Textoindependiente"/>
+        <w:spacing w:after="0" w:line="240" w:lineRule="auto"/>
+        <w:rPr>
+          <w:sz w:val="24"/>
+          <w:szCs w:val="24"/>
+        </w:rPr>
+      </w:pPr>
+      <w:r>
+        <w:rPr>
+          <w:sz w:val="24"/>
+          <w:szCs w:val="24"/>
+        </w:rPr>
+        <w:t>Contenedor 1: 7 3</w:t>
+      </w:r>
+    </w:p>
+    <w:p>
+      <w:pPr>
+        <w:pStyle w:val="Textoindependiente"/>
+        <w:spacing w:after="0" w:line="240" w:lineRule="auto"/>
+        <w:rPr>
+          <w:sz w:val="24"/>
+          <w:szCs w:val="24"/>
+        </w:rPr>
+      </w:pPr>
+      <w:r>
+        <w:rPr>
+          <w:sz w:val="24"/>
+          <w:szCs w:val="24"/>
+        </w:rPr>
+        <w:t>Contenedor 2: 6 4</w:t>
+      </w:r>
+    </w:p>
+    <w:p>
+      <w:pPr>
+        <w:pStyle w:val="Textoindependiente"/>
+        <w:spacing w:after="0" w:line="240" w:lineRule="auto"/>
+        <w:rPr>
+          <w:sz w:val="24"/>
+          <w:szCs w:val="24"/>
+        </w:rPr>
+      </w:pPr>
+      <w:r>
+        <w:rPr>
+          <w:sz w:val="24"/>
+          <w:szCs w:val="24"/>
+        </w:rPr>
+        <w:t>Contenedor 3: 5 5</w:t>
+      </w:r>
+    </w:p>
+    <w:p>
+      <w:pPr>
+        <w:pStyle w:val="Textoindependiente"/>
+        <w:spacing w:after="0" w:line="240" w:lineRule="auto"/>
+        <w:rPr>
+          <w:sz w:val="24"/>
+          <w:szCs w:val="24"/>
+        </w:rPr>
+      </w:pPr>
+      <w:r>
+        <w:rPr>
+          <w:sz w:val="24"/>
+          <w:szCs w:val="24"/>
+        </w:rPr>
+        <w:t>Contenedor 4: 2</w:t>
+      </w:r>
+    </w:p>
+    <w:p>
+      <w:pPr>
+        <w:pStyle w:val="Textoindependiente"/>
+        <w:rPr>
+          <w:sz w:val="24"/>
+          <w:szCs w:val="24"/>
+        </w:rPr>
+      </w:pPr>
+    </w:p>
+    <w:p>
+      <w:pPr>
+        <w:pStyle w:val="Textoindependiente"/>
+        <w:spacing w:after="0"/>
+        <w:rPr>
+          <w:sz w:val="24"/>
+          <w:szCs w:val="24"/>
+        </w:rPr>
+      </w:pPr>
+      <w:r>
+        <w:rPr>
+          <w:sz w:val="24"/>
+          <w:szCs w:val="24"/>
+        </w:rPr>
+        <w:t>Contenedor 1: 11 1</w:t>
+      </w:r>
+    </w:p>
+    <w:p>
+      <w:pPr>
+        <w:pStyle w:val="Textoindependiente"/>
+        <w:spacing w:after="0"/>
+        <w:rPr>
+          <w:sz w:val="24"/>
+          <w:szCs w:val="24"/>
+        </w:rPr>
+      </w:pPr>
+      <w:r>
+        <w:rPr>
+          <w:sz w:val="24"/>
+          <w:szCs w:val="24"/>
+        </w:rPr>
+        <w:t>Contenedor 2: 10 2</w:t>
+      </w:r>
+    </w:p>
+    <w:p>
+      <w:pPr>
+        <w:pStyle w:val="Textoindependiente"/>
+        <w:spacing w:after="0"/>
+        <w:rPr>
+          <w:sz w:val="24"/>
+          <w:szCs w:val="24"/>
+        </w:rPr>
+      </w:pPr>
+      <w:r>
+        <w:rPr>
+          <w:sz w:val="24"/>
+          <w:szCs w:val="24"/>
+        </w:rPr>
+        <w:t>Contenedor 3: 9 3</w:t>
+      </w:r>
+    </w:p>
+    <w:p>
+      <w:pPr>
+        <w:pStyle w:val="Textoindependiente"/>
+        <w:spacing w:after="0"/>
+        <w:rPr>
+          <w:sz w:val="24"/>
+          <w:szCs w:val="24"/>
+        </w:rPr>
+      </w:pPr>
+      <w:r>
+        <w:rPr>
+          <w:sz w:val="24"/>
+          <w:szCs w:val="24"/>
+        </w:rPr>
+        <w:t>Contenedor 4: 8 4</w:t>
+      </w:r>
+    </w:p>
+    <w:p>
+      <w:pPr>
+        <w:pStyle w:val="Textoindependiente"/>
+        <w:spacing w:after="0"/>
+        <w:rPr>
+          <w:sz w:val="24"/>
+          <w:szCs w:val="24"/>
+        </w:rPr>
+      </w:pPr>
+      <w:r>
+        <w:rPr>
+          <w:sz w:val="24"/>
+          <w:szCs w:val="24"/>
+        </w:rPr>
+        <w:t>Contenedor 5: 4</w:t>
+      </w:r>
+    </w:p>
+    <w:p>
+      <w:pPr>
+        <w:pStyle w:val="Textoindependiente"/>
+        <w:spacing w:after="0"/>
+        <w:rPr>
+          <w:sz w:val="24"/>
+          <w:szCs w:val="24"/>
+        </w:rPr>
+      </w:pPr>
+    </w:p>
+    <w:p>
+      <w:pPr>
+        <w:pStyle w:val="Textoindependiente"/>
+        <w:spacing w:after="0"/>
+        <w:rPr>
+          <w:sz w:val="24"/>
+          <w:szCs w:val="24"/>
+        </w:rPr>
+      </w:pPr>
+      <w:r>
+        <w:rPr>
+          <w:sz w:val="24"/>
+          <w:szCs w:val="24"/>
+        </w:rPr>
+        <w:t>Contenedor 1: 9 1</w:t>
+      </w:r>
+    </w:p>
+    <w:p>
+      <w:pPr>
+        <w:pStyle w:val="Textoindependiente"/>
+        <w:spacing w:after="0"/>
+        <w:rPr>
+          <w:sz w:val="24"/>
+          <w:szCs w:val="24"/>
+        </w:rPr>
+      </w:pPr>
+      <w:r>
+        <w:rPr>
+          <w:sz w:val="24"/>
+          <w:szCs w:val="24"/>
+        </w:rPr>
+        <w:t>Contenedor 2: 8 2</w:t>
+      </w:r>
+    </w:p>
+    <w:p>
+      <w:pPr>
+        <w:pStyle w:val="Textoindependiente"/>
+        <w:spacing w:after="0"/>
+        <w:rPr>
+          <w:sz w:val="24"/>
+          <w:szCs w:val="24"/>
+        </w:rPr>
+      </w:pPr>
+      <w:r>
+        <w:rPr>
+          <w:sz w:val="24"/>
+          <w:szCs w:val="24"/>
+        </w:rPr>
+        <w:t>Contenedor 3: 7 3</w:t>
+      </w:r>
+    </w:p>
+    <w:p>
+      <w:pPr>
+        <w:pStyle w:val="Textoindependiente"/>
+        <w:spacing w:after="0"/>
+        <w:rPr>
+          <w:sz w:val="24"/>
+          <w:szCs w:val="24"/>
+        </w:rPr>
+      </w:pPr>
+      <w:r>
+        <w:rPr>
+          <w:sz w:val="24"/>
+          <w:szCs w:val="24"/>
+        </w:rPr>
+        <w:t>Contenedor 4: 6 4</w:t>
+      </w:r>
+    </w:p>
+    <w:p>
+      <w:pPr>
+        <w:pStyle w:val="Textoindependiente"/>
+        <w:spacing w:after="0"/>
+        <w:rPr>
+          <w:sz w:val="24"/>
+          <w:szCs w:val="24"/>
+        </w:rPr>
+      </w:pPr>
+      <w:r>
+        <w:rPr>
+          <w:sz w:val="24"/>
+          <w:szCs w:val="24"/>
+        </w:rPr>
+        <w:t>Contenedor 5: 6 4</w:t>
+      </w:r>
+    </w:p>
+    <w:p>
+      <w:pPr>
+        <w:pStyle w:val="Textoindependiente"/>
+        <w:spacing w:after="0"/>
+        <w:rPr>
+          <w:sz w:val="24"/>
+          <w:szCs w:val="24"/>
+        </w:rPr>
+      </w:pPr>
+      <w:r>
+        <w:rPr>
+          <w:sz w:val="24"/>
+          <w:szCs w:val="24"/>
+        </w:rPr>
+        <w:t>Contenedor 6: 5 5</w:t>
+      </w:r>
+    </w:p>
+    <w:p>
+      <w:pPr>
+        <w:pStyle w:val="Textoindependiente"/>
+        <w:spacing w:after="0"/>
+        <w:rPr>
+          <w:sz w:val="24"/>
+          <w:szCs w:val="24"/>
+        </w:rPr>
+      </w:pPr>
+      <w:r>
+        <w:rPr>
+          <w:sz w:val="24"/>
+          <w:szCs w:val="24"/>
+        </w:rPr>
+        <w:t>Contenedor 7: 4 3 2</w:t>
+      </w:r>
+    </w:p>
+    <w:p>
+      <w:pPr>
+        <w:pStyle w:val="Textoindependiente"/>
+        <w:spacing w:after="0"/>
+        <w:rPr>
+          <w:sz w:val="24"/>
+          <w:szCs w:val="24"/>
+        </w:rPr>
+      </w:pPr>
+    </w:p>
+    <w:p>
+      <w:pPr>
+        <w:pStyle w:val="Textoindependiente"/>
+        <w:spacing w:after="0"/>
+        <w:rPr>
+          <w:sz w:val="24"/>
+          <w:szCs w:val="24"/>
+        </w:rPr>
+      </w:pPr>
+      <w:r>
+        <w:rPr>
+          <w:sz w:val="24"/>
+          <w:szCs w:val="24"/>
+        </w:rPr>
+        <w:t>Contenedor 1: 11 1</w:t>
+      </w:r>
+    </w:p>
+    <w:p>
+      <w:pPr>
+        <w:pStyle w:val="Textoindependiente"/>
+        <w:spacing w:after="0"/>
+        <w:rPr>
+          <w:sz w:val="24"/>
+          <w:szCs w:val="24"/>
+        </w:rPr>
+      </w:pPr>
+      <w:r>
+        <w:rPr>
+          <w:sz w:val="24"/>
+          <w:szCs w:val="24"/>
+        </w:rPr>
+        <w:t>Contenedor 2: 10 2</w:t>
+      </w:r>
+    </w:p>
+    <w:p>
+      <w:pPr>
+        <w:pStyle w:val="Textoindependiente"/>
+        <w:spacing w:after="0"/>
+        <w:rPr>
+          <w:sz w:val="24"/>
+          <w:szCs w:val="24"/>
+        </w:rPr>
+      </w:pPr>
+      <w:r>
+        <w:rPr>
+          <w:sz w:val="24"/>
+          <w:szCs w:val="24"/>
+        </w:rPr>
+        <w:t>Contenedor 3: 9 3</w:t>
+      </w:r>
+    </w:p>
+    <w:p>
+      <w:pPr>
+        <w:pStyle w:val="Textoindependiente"/>
+        <w:spacing w:after="0"/>
+        <w:rPr>
+          <w:sz w:val="24"/>
+          <w:szCs w:val="24"/>
+        </w:rPr>
+      </w:pPr>
+      <w:r>
+        <w:rPr>
+          <w:sz w:val="24"/>
+          <w:szCs w:val="24"/>
+        </w:rPr>
+        <w:t>Contenedor 4: 8 4</w:t>
+      </w:r>
+    </w:p>
+    <w:p>
+      <w:pPr>
+        <w:pStyle w:val="Textoindependiente"/>
+        <w:spacing w:after="0"/>
+        <w:rPr>
+          <w:sz w:val="24"/>
+          <w:szCs w:val="24"/>
+        </w:rPr>
+      </w:pPr>
+      <w:r>
+        <w:rPr>
+          <w:sz w:val="24"/>
+          <w:szCs w:val="24"/>
+        </w:rPr>
+        <w:t>Contenedor 5: 6 6</w:t>
+      </w:r>
+    </w:p>
+    <w:p>
+      <w:pPr>
+        <w:pStyle w:val="Textoindependiente"/>
+        <w:spacing w:after="0"/>
+        <w:rPr>
+          <w:sz w:val="24"/>
+          <w:szCs w:val="24"/>
+        </w:rPr>
+      </w:pPr>
+      <w:r>
+        <w:rPr>
+          <w:sz w:val="24"/>
+          <w:szCs w:val="24"/>
+        </w:rPr>
+        <w:t>Contenedor 6: 5 2</w:t>
+      </w:r>
+    </w:p>
+    <w:p>
+      <w:pPr>
+        <w:pStyle w:val="Textoindependiente"/>
+        <w:spacing w:after="0"/>
+        <w:rPr>
+          <w:sz w:val="24"/>
+          <w:szCs w:val="24"/>
+        </w:rPr>
+      </w:pPr>
+    </w:p>
+    <w:p>
+      <w:pPr>
+        <w:pStyle w:val="Textoindependiente"/>
+        <w:spacing w:after="0"/>
+        <w:rPr>
+          <w:sz w:val="24"/>
+          <w:szCs w:val="24"/>
+        </w:rPr>
+      </w:pPr>
+      <w:r>
+        <w:rPr>
+          <w:sz w:val="24"/>
+          <w:szCs w:val="24"/>
+        </w:rPr>
+        <w:t>Contenedor 1: 14 1</w:t>
+      </w:r>
+    </w:p>
+    <w:p>
+      <w:pPr>
+        <w:pStyle w:val="Textoindependiente"/>
+        <w:spacing w:after="0"/>
+        <w:rPr>
+          <w:sz w:val="24"/>
+          <w:szCs w:val="24"/>
+        </w:rPr>
+      </w:pPr>
+      <w:r>
+        <w:rPr>
+          <w:sz w:val="24"/>
+          <w:szCs w:val="24"/>
+        </w:rPr>
+        <w:t>Contenedor 2: 13 2</w:t>
+      </w:r>
+    </w:p>
+    <w:p>
+      <w:pPr>
+        <w:pStyle w:val="Textoindependiente"/>
+        <w:spacing w:after="0"/>
+        <w:rPr>
+          <w:sz w:val="24"/>
+          <w:szCs w:val="24"/>
+        </w:rPr>
+      </w:pPr>
+      <w:r>
+        <w:rPr>
+          <w:sz w:val="24"/>
+          <w:szCs w:val="24"/>
+        </w:rPr>
+        <w:t>Contenedor 3: 12 3</w:t>
+      </w:r>
+    </w:p>
+    <w:p>
+      <w:pPr>
+        <w:pStyle w:val="Textoindependiente"/>
+        <w:spacing w:after="0"/>
+        <w:rPr>
+          <w:sz w:val="24"/>
+          <w:szCs w:val="24"/>
+        </w:rPr>
+      </w:pPr>
+      <w:r>
+        <w:rPr>
+          <w:sz w:val="24"/>
+          <w:szCs w:val="24"/>
+        </w:rPr>
+        <w:t>Contenedor 4: 11 4</w:t>
+      </w:r>
+    </w:p>
+    <w:p>
+      <w:pPr>
+        <w:pStyle w:val="Textoindependiente"/>
+        <w:spacing w:after="0"/>
+        <w:rPr>
+          <w:sz w:val="24"/>
+          <w:szCs w:val="24"/>
+        </w:rPr>
+      </w:pPr>
+      <w:r>
+        <w:rPr>
+          <w:sz w:val="24"/>
+          <w:szCs w:val="24"/>
+        </w:rPr>
+        <w:t>Contenedor 5: 10 5</w:t>
+      </w:r>
+    </w:p>
+    <w:p>
+      <w:pPr>
+        <w:pStyle w:val="Textoindependiente"/>
+        <w:spacing w:after="0"/>
+        <w:rPr>
+          <w:sz w:val="24"/>
+          <w:szCs w:val="24"/>
+        </w:rPr>
+      </w:pPr>
+      <w:r>
+        <w:rPr>
+          <w:sz w:val="24"/>
+          <w:szCs w:val="24"/>
+        </w:rPr>
+        <w:t>Contenedor 6: 9 6</w:t>
+      </w:r>
+    </w:p>
+    <w:p>
+      <w:pPr>
+        <w:pStyle w:val="Textoindependiente"/>
+        <w:spacing w:after="0"/>
+        <w:rPr>
+          <w:sz w:val="24"/>
+          <w:szCs w:val="24"/>
+        </w:rPr>
+      </w:pPr>
+      <w:r>
+        <w:rPr>
+          <w:sz w:val="24"/>
+          <w:szCs w:val="24"/>
+        </w:rPr>
+        <w:t>Contenedor 7: 9 6</w:t>
+      </w:r>
+    </w:p>
+    <w:p>
+      <w:pPr>
+        <w:pStyle w:val="Textoindependiente"/>
+        <w:spacing w:after="0"/>
+        <w:rPr>
+          <w:sz w:val="24"/>
+          <w:szCs w:val="24"/>
+        </w:rPr>
+      </w:pPr>
+      <w:r>
+        <w:rPr>
+          <w:sz w:val="24"/>
+          <w:szCs w:val="24"/>
+        </w:rPr>
+        <w:lastRenderedPageBreak/>
+        <w:t>Contenedor 8: 8 7</w:t>
+      </w:r>
+    </w:p>
+    <w:p>
+      <w:pPr>
+        <w:pStyle w:val="Textoindependiente"/>
+        <w:spacing w:after="0"/>
+        <w:rPr>
+          <w:sz w:val="24"/>
+          <w:szCs w:val="24"/>
+        </w:rPr>
+      </w:pPr>
+      <w:r>
+        <w:rPr>
+          <w:sz w:val="24"/>
+          <w:szCs w:val="24"/>
+        </w:rPr>
+        <w:t>Contenedor 9: 8 7</w:t>
+      </w:r>
+    </w:p>
+    <w:p>
+      <w:pPr>
+        <w:pStyle w:val="Textoindependiente"/>
+        <w:spacing w:after="0"/>
+        <w:rPr>
+          <w:sz w:val="24"/>
+          <w:szCs w:val="24"/>
+        </w:rPr>
+      </w:pPr>
+      <w:r>
+        <w:rPr>
+          <w:sz w:val="24"/>
+          <w:szCs w:val="24"/>
+        </w:rPr>
+        <w:t>Contenedor 10: 5 3</w:t>
+      </w:r>
+    </w:p>
+    <w:p>
+      <w:pPr>
+        <w:pStyle w:val="Textoindependiente"/>
+        <w:spacing w:after="0"/>
+        <w:rPr>
+          <w:sz w:val="24"/>
+          <w:szCs w:val="24"/>
+        </w:rPr>
+      </w:pPr>
+    </w:p>
+    <w:p>
+      <w:pPr>
+        <w:pStyle w:val="Textoindependiente"/>
+        <w:spacing w:after="0"/>
+        <w:rPr>
+          <w:sz w:val="24"/>
+          <w:szCs w:val="24"/>
+        </w:rPr>
+      </w:pPr>
+      <w:r>
+        <w:rPr>
+          <w:sz w:val="24"/>
+          <w:szCs w:val="24"/>
+        </w:rPr>
+        <w:t>Contenedor 1: 19 1</w:t>
+      </w:r>
+    </w:p>
+    <w:p>
+      <w:pPr>
+        <w:pStyle w:val="Textoindependiente"/>
+        <w:spacing w:after="0"/>
+        <w:rPr>
+          <w:sz w:val="24"/>
+          <w:szCs w:val="24"/>
+        </w:rPr>
+      </w:pPr>
+      <w:r>
+        <w:rPr>
+          <w:sz w:val="24"/>
+          <w:szCs w:val="24"/>
+        </w:rPr>
+        <w:t>Contenedor 2: 18 2</w:t>
+      </w:r>
+    </w:p>
+    <w:p>
+      <w:pPr>
+        <w:pStyle w:val="Textoindependiente"/>
+        <w:spacing w:after="0"/>
+        <w:rPr>
+          <w:sz w:val="24"/>
+          <w:szCs w:val="24"/>
+        </w:rPr>
+      </w:pPr>
+      <w:r>
+        <w:rPr>
+          <w:sz w:val="24"/>
+          <w:szCs w:val="24"/>
+        </w:rPr>
+        <w:t>Contenedor 3: 17 3</w:t>
+      </w:r>
+    </w:p>
+    <w:p>
+      <w:pPr>
+        <w:pStyle w:val="Textoindependiente"/>
+        <w:spacing w:after="0"/>
+        <w:rPr>
+          <w:sz w:val="24"/>
+          <w:szCs w:val="24"/>
+        </w:rPr>
+      </w:pPr>
+      <w:r>
+        <w:rPr>
+          <w:sz w:val="24"/>
+          <w:szCs w:val="24"/>
+        </w:rPr>
+        <w:t>Contenedor 4: 17</w:t>
+      </w:r>
+    </w:p>
+    <w:p>
+      <w:pPr>
+        <w:pStyle w:val="Textoindependiente"/>
+        <w:spacing w:after="0"/>
+        <w:rPr>
+          <w:sz w:val="24"/>
+          <w:szCs w:val="24"/>
+        </w:rPr>
+      </w:pPr>
+      <w:r>
+        <w:rPr>
+          <w:sz w:val="24"/>
+          <w:szCs w:val="24"/>
+        </w:rPr>
+        <w:t>Contenedor 5: 16 4</w:t>
+      </w:r>
+    </w:p>
+    <w:p>
+      <w:pPr>
+        <w:pStyle w:val="Textoindependiente"/>
+        <w:spacing w:after="0"/>
+        <w:rPr>
+          <w:sz w:val="24"/>
+          <w:szCs w:val="24"/>
+        </w:rPr>
+      </w:pPr>
+      <w:r>
+        <w:rPr>
+          <w:sz w:val="24"/>
+          <w:szCs w:val="24"/>
+        </w:rPr>
+        <w:t>Contenedor 6: 15 5</w:t>
+      </w:r>
+    </w:p>
+    <w:p>
+      <w:pPr>
+        <w:pStyle w:val="Textoindependiente"/>
+        <w:spacing w:after="0"/>
+        <w:rPr>
+          <w:sz w:val="24"/>
+          <w:szCs w:val="24"/>
+        </w:rPr>
+      </w:pPr>
+      <w:r>
+        <w:rPr>
+          <w:sz w:val="24"/>
+          <w:szCs w:val="24"/>
+        </w:rPr>
+        <w:t>Contenedor 7: 14 6</w:t>
+      </w:r>
+    </w:p>
+    <w:p>
+      <w:pPr>
+        <w:pStyle w:val="Textoindependiente"/>
+        <w:spacing w:after="0"/>
+        <w:rPr>
+          <w:sz w:val="24"/>
+          <w:szCs w:val="24"/>
+        </w:rPr>
+      </w:pPr>
+      <w:r>
+        <w:rPr>
+          <w:sz w:val="24"/>
+          <w:szCs w:val="24"/>
+        </w:rPr>
+        <w:t>Contenedor 8: 14 5</w:t>
+      </w:r>
+    </w:p>
+    <w:p>
+      <w:pPr>
+        <w:pStyle w:val="Textoindependiente"/>
+        <w:spacing w:after="0"/>
+        <w:rPr>
+          <w:sz w:val="24"/>
+          <w:szCs w:val="24"/>
+        </w:rPr>
+      </w:pPr>
+      <w:r>
+        <w:rPr>
+          <w:sz w:val="24"/>
+          <w:szCs w:val="24"/>
+        </w:rPr>
+        <w:t>Contenedor 9: 13 7</w:t>
+      </w:r>
+    </w:p>
+    <w:p>
+      <w:pPr>
+        <w:pStyle w:val="Textoindependiente"/>
+        <w:spacing w:after="0"/>
+        <w:rPr>
+          <w:sz w:val="24"/>
+          <w:szCs w:val="24"/>
+        </w:rPr>
+      </w:pPr>
+      <w:r>
+        <w:rPr>
+          <w:sz w:val="24"/>
+          <w:szCs w:val="24"/>
+        </w:rPr>
+        <w:t>Contenedor 10: 12 8</w:t>
+      </w:r>
+    </w:p>
+    <w:p>
+      <w:pPr>
+        <w:pStyle w:val="Textoindependiente"/>
+        <w:spacing w:after="0"/>
+        <w:rPr>
+          <w:sz w:val="24"/>
+          <w:szCs w:val="24"/>
+        </w:rPr>
+      </w:pPr>
+      <w:r>
+        <w:rPr>
+          <w:sz w:val="24"/>
+          <w:szCs w:val="24"/>
+        </w:rPr>
+        <w:t>Contenedor 11: 12</w:t>
+      </w:r>
+    </w:p>
+    <w:p>
+      <w:pPr>
+        <w:pStyle w:val="Textoindependiente"/>
+        <w:spacing w:after="0"/>
+        <w:rPr>
+          <w:sz w:val="24"/>
+          <w:szCs w:val="24"/>
+        </w:rPr>
+      </w:pPr>
+      <w:r>
+        <w:rPr>
+          <w:sz w:val="24"/>
+          <w:szCs w:val="24"/>
+        </w:rPr>
+        <w:t>Contenedor 12: 11 9</w:t>
+      </w:r>
+    </w:p>
+    <w:p>
+      <w:pPr>
+        <w:pStyle w:val="Textoindependiente"/>
+        <w:spacing w:after="0"/>
+        <w:rPr>
+          <w:sz w:val="24"/>
+          <w:szCs w:val="24"/>
+        </w:rPr>
+      </w:pPr>
+      <w:r>
+        <w:rPr>
+          <w:sz w:val="24"/>
+          <w:szCs w:val="24"/>
+        </w:rPr>
+        <w:t>Contenedor 13: 11 9</w:t>
+      </w:r>
+    </w:p>
+    <w:p>
+      <w:pPr>
+        <w:pStyle w:val="Textoindependiente"/>
+        <w:spacing w:after="0"/>
+        <w:rPr>
+          <w:sz w:val="24"/>
+          <w:szCs w:val="24"/>
+        </w:rPr>
+      </w:pPr>
+      <w:r>
+        <w:rPr>
+          <w:sz w:val="24"/>
+          <w:szCs w:val="24"/>
+        </w:rPr>
+        <w:t>Contenedor 14: 10 10</w:t>
+      </w:r>
+    </w:p>
+    <w:p>
+      <w:pPr>
+        <w:pStyle w:val="Textoindependiente"/>
+        <w:spacing w:after="0"/>
+        <w:rPr>
+          <w:sz w:val="24"/>
+          <w:szCs w:val="24"/>
+        </w:rPr>
+      </w:pPr>
+    </w:p>
+    <w:p>
+      <w:pPr>
+        <w:pStyle w:val="Textoindependiente"/>
+        <w:spacing w:after="0"/>
+        <w:rPr>
+          <w:sz w:val="24"/>
+          <w:szCs w:val="24"/>
+        </w:rPr>
+      </w:pPr>
+      <w:r>
+        <w:rPr>
+          <w:sz w:val="24"/>
+          <w:szCs w:val="24"/>
+        </w:rPr>
+        <w:t>Contenedor 1: 13 1</w:t>
+      </w:r>
+    </w:p>
+    <w:p>
+      <w:pPr>
+        <w:pStyle w:val="Textoindependiente"/>
+        <w:spacing w:after="0"/>
+        <w:rPr>
+          <w:sz w:val="24"/>
+          <w:szCs w:val="24"/>
+        </w:rPr>
+      </w:pPr>
+      <w:r>
+        <w:rPr>
+          <w:sz w:val="24"/>
+          <w:szCs w:val="24"/>
+        </w:rPr>
+        <w:t>Contenedor 2: 12 2</w:t>
+      </w:r>
+    </w:p>
+    <w:p>
+      <w:pPr>
+        <w:pStyle w:val="Textoindependiente"/>
+        <w:spacing w:after="0"/>
+        <w:rPr>
+          <w:sz w:val="24"/>
+          <w:szCs w:val="24"/>
+        </w:rPr>
+      </w:pPr>
+      <w:r>
+        <w:rPr>
+          <w:sz w:val="24"/>
+          <w:szCs w:val="24"/>
+        </w:rPr>
+        <w:t>Contenedor 3: 11 3</w:t>
+      </w:r>
+    </w:p>
+    <w:p>
+      <w:pPr>
+        <w:pStyle w:val="Textoindependiente"/>
+        <w:spacing w:after="0"/>
+        <w:rPr>
+          <w:sz w:val="24"/>
+          <w:szCs w:val="24"/>
+        </w:rPr>
+      </w:pPr>
+      <w:r>
+        <w:rPr>
+          <w:sz w:val="24"/>
+          <w:szCs w:val="24"/>
+        </w:rPr>
+        <w:t>Contenedor 4: 10 4</w:t>
+      </w:r>
+    </w:p>
+    <w:p>
+      <w:pPr>
+        <w:pStyle w:val="Textoindependiente"/>
+        <w:spacing w:after="0"/>
+        <w:rPr>
+          <w:sz w:val="24"/>
+          <w:szCs w:val="24"/>
+        </w:rPr>
+      </w:pPr>
+      <w:r>
+        <w:rPr>
+          <w:sz w:val="24"/>
+          <w:szCs w:val="24"/>
+        </w:rPr>
+        <w:t>Contenedor 5: 9 5</w:t>
+      </w:r>
+    </w:p>
+    <w:p>
+      <w:pPr>
+        <w:pStyle w:val="Textoindependiente"/>
+        <w:spacing w:after="0"/>
+        <w:rPr>
+          <w:sz w:val="24"/>
+          <w:szCs w:val="24"/>
+        </w:rPr>
+      </w:pPr>
+      <w:r>
+        <w:rPr>
+          <w:sz w:val="24"/>
+          <w:szCs w:val="24"/>
+        </w:rPr>
+        <w:t>Contenedor 6: 8 6</w:t>
+      </w:r>
+    </w:p>
+    <w:p>
+      <w:pPr>
+        <w:pStyle w:val="Textoindependiente"/>
+        <w:spacing w:after="0"/>
+        <w:rPr>
+          <w:sz w:val="24"/>
+          <w:szCs w:val="24"/>
+        </w:rPr>
+      </w:pPr>
+      <w:r>
+        <w:rPr>
+          <w:sz w:val="24"/>
+          <w:szCs w:val="24"/>
+        </w:rPr>
+        <w:t>Contenedor 7: 7 7</w:t>
+      </w:r>
+    </w:p>
+    <w:p>
+      <w:pPr>
+        <w:pStyle w:val="Textoindependiente"/>
+        <w:spacing w:after="0"/>
+        <w:rPr>
+          <w:sz w:val="24"/>
+          <w:szCs w:val="24"/>
+        </w:rPr>
+      </w:pPr>
+    </w:p>
+    <w:p>
+      <w:pPr>
+        <w:pStyle w:val="Textoindependiente"/>
+        <w:spacing w:after="0"/>
+        <w:rPr>
+          <w:sz w:val="24"/>
+          <w:szCs w:val="24"/>
+        </w:rPr>
+      </w:pPr>
+      <w:r>
+        <w:rPr>
+          <w:sz w:val="24"/>
+          <w:szCs w:val="24"/>
+        </w:rPr>
+        <w:t>Contenedor 1: 14</w:t>
+      </w:r>
+    </w:p>
+    <w:p>
+      <w:pPr>
+        <w:pStyle w:val="Textoindependiente"/>
+        <w:spacing w:after="0"/>
+        <w:rPr>
+          <w:sz w:val="24"/>
+          <w:szCs w:val="24"/>
+        </w:rPr>
+      </w:pPr>
+      <w:r>
+        <w:rPr>
+          <w:sz w:val="24"/>
+          <w:szCs w:val="24"/>
+        </w:rPr>
+        <w:t>Contenedor 2: 13 2</w:t>
+      </w:r>
+    </w:p>
+    <w:p>
+      <w:pPr>
+        <w:pStyle w:val="Textoindependiente"/>
+        <w:spacing w:after="0"/>
+        <w:rPr>
+          <w:sz w:val="24"/>
+          <w:szCs w:val="24"/>
+        </w:rPr>
+      </w:pPr>
+      <w:r>
+        <w:rPr>
+          <w:sz w:val="24"/>
+          <w:szCs w:val="24"/>
+        </w:rPr>
+        <w:t>Contenedor 3: 12 3</w:t>
+      </w:r>
+    </w:p>
+    <w:p>
+      <w:pPr>
+        <w:pStyle w:val="Textoindependiente"/>
+        <w:spacing w:after="0"/>
+        <w:rPr>
+          <w:sz w:val="24"/>
+          <w:szCs w:val="24"/>
+        </w:rPr>
+      </w:pPr>
+      <w:r>
+        <w:rPr>
+          <w:sz w:val="24"/>
+          <w:szCs w:val="24"/>
+        </w:rPr>
+        <w:t>Contenedor 4: 11 4</w:t>
+      </w:r>
+    </w:p>
+    <w:p>
+      <w:pPr>
+        <w:pStyle w:val="Textoindependiente"/>
+        <w:spacing w:after="0"/>
+        <w:rPr>
+          <w:sz w:val="24"/>
+          <w:szCs w:val="24"/>
+        </w:rPr>
+      </w:pPr>
+      <w:r>
+        <w:rPr>
+          <w:sz w:val="24"/>
+          <w:szCs w:val="24"/>
+        </w:rPr>
+        <w:t>Contenedor 5: 10 5</w:t>
+      </w:r>
+    </w:p>
+    <w:p>
+      <w:pPr>
+        <w:pStyle w:val="Textoindependiente"/>
+        <w:spacing w:after="0"/>
+        <w:rPr>
+          <w:sz w:val="24"/>
+          <w:szCs w:val="24"/>
+        </w:rPr>
+      </w:pPr>
+      <w:r>
+        <w:rPr>
+          <w:sz w:val="24"/>
+          <w:szCs w:val="24"/>
+        </w:rPr>
+        <w:t>Contenedor 6: 9 6</w:t>
+      </w:r>
+    </w:p>
+    <w:p>
+      <w:pPr>
+        <w:pStyle w:val="Textoindependiente"/>
+        <w:spacing w:after="0"/>
+        <w:rPr>
+          <w:sz w:val="24"/>
+          <w:szCs w:val="24"/>
+        </w:rPr>
+      </w:pPr>
+      <w:r>
+        <w:rPr>
+          <w:sz w:val="24"/>
+          <w:szCs w:val="24"/>
+        </w:rPr>
+        <w:t>Contenedor 7: 8 7</w:t>
+      </w:r>
+    </w:p>
+    <w:p>
+      <w:pPr>
+        <w:pStyle w:val="Textoindependiente"/>
+        <w:spacing w:after="0"/>
+        <w:rPr>
+          <w:sz w:val="24"/>
+          <w:szCs w:val="24"/>
+        </w:rPr>
+      </w:pPr>
+      <w:r>
+        <w:rPr>
+          <w:sz w:val="24"/>
+          <w:szCs w:val="24"/>
+        </w:rPr>
+        <w:t>Contenedor 8: 8 6</w:t>
+      </w:r>
+    </w:p>
+    <w:p>
+      <w:pPr>
+        <w:pStyle w:val="Textoindependiente"/>
+        <w:spacing w:after="0"/>
+        <w:rPr>
+          <w:sz w:val="24"/>
+          <w:szCs w:val="24"/>
+        </w:rPr>
+      </w:pPr>
+    </w:p>
+    <w:p>
+      <w:pPr>
+        <w:pStyle w:val="Textoindependiente"/>
+        <w:spacing w:after="0"/>
+        <w:rPr>
+          <w:sz w:val="24"/>
+          <w:szCs w:val="24"/>
+        </w:rPr>
+      </w:pPr>
+      <w:r>
+        <w:rPr>
+          <w:sz w:val="24"/>
+          <w:szCs w:val="24"/>
+        </w:rPr>
+        <w:t>Contenedor 1: 19 1</w:t>
+      </w:r>
+    </w:p>
+    <w:p>
+      <w:pPr>
+        <w:pStyle w:val="Textoindependiente"/>
+        <w:spacing w:after="0"/>
+        <w:rPr>
+          <w:sz w:val="24"/>
+          <w:szCs w:val="24"/>
+        </w:rPr>
+      </w:pPr>
+      <w:r>
+        <w:rPr>
+          <w:sz w:val="24"/>
+          <w:szCs w:val="24"/>
+        </w:rPr>
+        <w:t>Contenedor 2: 18 2</w:t>
+      </w:r>
+    </w:p>
+    <w:p>
+      <w:pPr>
+        <w:pStyle w:val="Textoindependiente"/>
+        <w:spacing w:after="0"/>
+        <w:rPr>
+          <w:sz w:val="24"/>
+          <w:szCs w:val="24"/>
+        </w:rPr>
+      </w:pPr>
+      <w:r>
+        <w:rPr>
+          <w:sz w:val="24"/>
+          <w:szCs w:val="24"/>
+        </w:rPr>
+        <w:t>Contenedor 3: 17 3</w:t>
+      </w:r>
+    </w:p>
+    <w:p>
+      <w:pPr>
+        <w:pStyle w:val="Textoindependiente"/>
+        <w:spacing w:after="0"/>
+        <w:rPr>
+          <w:sz w:val="24"/>
+          <w:szCs w:val="24"/>
+        </w:rPr>
+      </w:pPr>
+      <w:r>
+        <w:rPr>
+          <w:sz w:val="24"/>
+          <w:szCs w:val="24"/>
+        </w:rPr>
+        <w:t>Contenedor 4: 17 3</w:t>
+      </w:r>
+    </w:p>
+    <w:p>
+      <w:pPr>
+        <w:pStyle w:val="Textoindependiente"/>
+        <w:spacing w:after="0"/>
+        <w:rPr>
+          <w:sz w:val="24"/>
+          <w:szCs w:val="24"/>
+        </w:rPr>
+      </w:pPr>
+      <w:r>
+        <w:rPr>
+          <w:sz w:val="24"/>
+          <w:szCs w:val="24"/>
+        </w:rPr>
+        <w:t>Contenedor 5: 16 4</w:t>
+      </w:r>
+    </w:p>
+    <w:p>
+      <w:pPr>
+        <w:pStyle w:val="Textoindependiente"/>
+        <w:spacing w:after="0"/>
+        <w:rPr>
+          <w:sz w:val="24"/>
+          <w:szCs w:val="24"/>
+        </w:rPr>
+      </w:pPr>
+      <w:r>
+        <w:rPr>
+          <w:sz w:val="24"/>
+          <w:szCs w:val="24"/>
+        </w:rPr>
+        <w:t>Contenedor 6: 16 4</w:t>
+      </w:r>
+    </w:p>
+    <w:p>
+      <w:pPr>
+        <w:pStyle w:val="Textoindependiente"/>
+        <w:spacing w:after="0"/>
+        <w:rPr>
+          <w:sz w:val="24"/>
+          <w:szCs w:val="24"/>
+        </w:rPr>
+      </w:pPr>
+      <w:r>
+        <w:rPr>
+          <w:sz w:val="24"/>
+          <w:szCs w:val="24"/>
+        </w:rPr>
+        <w:t>Contenedor 7: 15 5</w:t>
+      </w:r>
+    </w:p>
+    <w:p>
+      <w:pPr>
+        <w:pStyle w:val="Textoindependiente"/>
+        <w:spacing w:after="0"/>
+        <w:rPr>
+          <w:sz w:val="24"/>
+          <w:szCs w:val="24"/>
+        </w:rPr>
+      </w:pPr>
+      <w:r>
+        <w:rPr>
+          <w:sz w:val="24"/>
+          <w:szCs w:val="24"/>
+        </w:rPr>
+        <w:t>Contenedor 8: 15 5</w:t>
+      </w:r>
+    </w:p>
+    <w:p>
+      <w:pPr>
+        <w:pStyle w:val="Textoindependiente"/>
+        <w:spacing w:after="0"/>
+        <w:rPr>
+          <w:sz w:val="24"/>
+          <w:szCs w:val="24"/>
+        </w:rPr>
+      </w:pPr>
+      <w:r>
+        <w:rPr>
+          <w:sz w:val="24"/>
+          <w:szCs w:val="24"/>
+        </w:rPr>
+        <w:lastRenderedPageBreak/>
+        <w:t>Contenedor 9: 14 6</w:t>
+      </w:r>
+    </w:p>
+    <w:p>
+      <w:pPr>
+        <w:pStyle w:val="Textoindependiente"/>
+        <w:spacing w:after="0"/>
+        <w:rPr>
+          <w:sz w:val="24"/>
+          <w:szCs w:val="24"/>
+        </w:rPr>
+      </w:pPr>
+      <w:r>
+        <w:rPr>
+          <w:sz w:val="24"/>
+          <w:szCs w:val="24"/>
+        </w:rPr>
+        <w:t>Contenedor 10: 14 6</w:t>
+      </w:r>
+    </w:p>
+    <w:p>
+      <w:pPr>
+        <w:pStyle w:val="Textoindependiente"/>
+        <w:spacing w:after="0"/>
+        <w:rPr>
+          <w:sz w:val="24"/>
+          <w:szCs w:val="24"/>
+        </w:rPr>
+      </w:pPr>
+      <w:r>
+        <w:rPr>
+          <w:sz w:val="24"/>
+          <w:szCs w:val="24"/>
+        </w:rPr>
+        <w:t>Contenedor 11: 13 7</w:t>
+      </w:r>
+    </w:p>
+    <w:p>
+      <w:pPr>
+        <w:pStyle w:val="Textoindependiente"/>
+        <w:spacing w:after="0"/>
+        <w:rPr>
+          <w:sz w:val="24"/>
+          <w:szCs w:val="24"/>
+        </w:rPr>
+      </w:pPr>
+      <w:r>
+        <w:rPr>
+          <w:sz w:val="24"/>
+          <w:szCs w:val="24"/>
+        </w:rPr>
+        <w:t>Contenedor 12: 13 7</w:t>
+      </w:r>
+    </w:p>
+    <w:p>
+      <w:pPr>
+        <w:pStyle w:val="Textoindependiente"/>
+        <w:spacing w:after="0"/>
+        <w:rPr>
+          <w:sz w:val="24"/>
+          <w:szCs w:val="24"/>
+        </w:rPr>
+      </w:pPr>
+      <w:r>
+        <w:rPr>
+          <w:sz w:val="24"/>
+          <w:szCs w:val="24"/>
+        </w:rPr>
+        <w:t>Contenedor 13: 12 8</w:t>
+      </w:r>
+    </w:p>
+    <w:p>
+      <w:pPr>
+        <w:pStyle w:val="Textoindependiente"/>
+        <w:spacing w:after="0"/>
+        <w:rPr>
+          <w:sz w:val="24"/>
+          <w:szCs w:val="24"/>
+        </w:rPr>
+      </w:pPr>
+      <w:r>
+        <w:rPr>
+          <w:sz w:val="24"/>
+          <w:szCs w:val="24"/>
+        </w:rPr>
+        <w:t>Contenedor 14: 12 8</w:t>
+      </w:r>
+    </w:p>
+    <w:p>
+      <w:pPr>
+        <w:pStyle w:val="Textoindependiente"/>
+        <w:spacing w:after="0"/>
+        <w:rPr>
+          <w:sz w:val="24"/>
+          <w:szCs w:val="24"/>
+        </w:rPr>
+      </w:pPr>
+      <w:r>
+        <w:rPr>
+          <w:sz w:val="24"/>
+          <w:szCs w:val="24"/>
+        </w:rPr>
+        <w:t>Contenedor 15: 11 9</w:t>
+      </w:r>
+    </w:p>
+    <w:p>
+      <w:pPr>
+        <w:pStyle w:val="Textoindependiente"/>
+        <w:spacing w:after="0"/>
+        <w:rPr>
+          <w:sz w:val="24"/>
+          <w:szCs w:val="24"/>
+        </w:rPr>
+      </w:pPr>
+      <w:r>
+        <w:rPr>
+          <w:sz w:val="24"/>
+          <w:szCs w:val="24"/>
+        </w:rPr>
+        <w:t>Contenedor 16: 11 9</w:t>
+      </w:r>
+    </w:p>
+    <w:p>
+      <w:pPr>
+        <w:pStyle w:val="Textoindependiente"/>
+        <w:spacing w:after="0"/>
+        <w:rPr>
+          <w:sz w:val="24"/>
+          <w:szCs w:val="24"/>
+        </w:rPr>
+      </w:pPr>
+      <w:r>
+        <w:rPr>
+          <w:sz w:val="24"/>
+          <w:szCs w:val="24"/>
+        </w:rPr>
+        <w:t>Contenedor 17: 10 10</w:t>
+      </w:r>
+    </w:p>
+    <w:p>
+      <w:pPr>
+        <w:pStyle w:val="Textoindependiente"/>
+        <w:spacing w:after="0"/>
+        <w:rPr>
+          <w:sz w:val="24"/>
+          <w:szCs w:val="24"/>
+        </w:rPr>
+      </w:pPr>
+      <w:r>
+        <w:rPr>
+          <w:sz w:val="24"/>
+          <w:szCs w:val="24"/>
+        </w:rPr>
+        <w:t>Contenedor 18: 7 6 5 2</w:t>
+      </w:r>
+    </w:p>
+    <w:p>
+      <w:pPr>
+        <w:pStyle w:val="Textoindependiente"/>
+        <w:spacing w:after="0"/>
+        <w:rPr>
+          <w:sz w:val="24"/>
+          <w:szCs w:val="24"/>
+        </w:rPr>
+      </w:pPr>
+      <w:r>
+        <w:rPr>
+          <w:sz w:val="24"/>
+          <w:szCs w:val="24"/>
+        </w:rPr>
+        <w:t>Contenedor 19: 4 3 1</w:t>
+      </w:r>
+    </w:p>
+    <w:p>
+      <w:pPr>
+        <w:pStyle w:val="Textoindependiente"/>
+        <w:spacing w:after="0"/>
+        <w:rPr>
+          <w:sz w:val="24"/>
+          <w:szCs w:val="24"/>
+        </w:rPr>
+      </w:pPr>
+    </w:p>
+    <w:p>
+      <w:pPr>
+        <w:pStyle w:val="Textoindependiente"/>
+        <w:spacing w:after="0"/>
+        <w:rPr>
+          <w:b/>
+          <w:sz w:val="24"/>
+          <w:szCs w:val="24"/>
+        </w:rPr>
+      </w:pPr>
+      <w:r>
+        <w:rPr>
+          <w:b/>
+          <w:sz w:val="24"/>
+          <w:szCs w:val="24"/>
+        </w:rPr>
+        <w:t>¿Qué complejidad asigna al algoritmo que calcula el número mínimo de contenedores a utilizar? ¿Por qué?</w:t>
+      </w:r>
+    </w:p>
+    <w:p>
+      <w:pPr>
+        <w:pStyle w:val="Textoindependiente"/>
+        <w:spacing w:after="0"/>
+        <w:rPr>
+          <w:sz w:val="24"/>
+          <w:szCs w:val="24"/>
+        </w:rPr>
+      </w:pPr>
+      <w:r>
+        <w:rPr>
+          <w:sz w:val="24"/>
+          <w:szCs w:val="24"/>
+        </w:rPr>
+        <w:t>Voy a analizar la complejidad del algoritmo sin tener en cuenta la poda.</w:t>
+      </w:r>
+    </w:p>
+    <w:p>
+      <w:pPr>
+        <w:pStyle w:val="Textoindependiente"/>
+        <w:spacing w:after="0"/>
+        <w:rPr>
+          <w:sz w:val="24"/>
+          <w:szCs w:val="24"/>
+        </w:rPr>
+      </w:pPr>
+      <w:r>
+        <w:rPr>
+          <w:sz w:val="24"/>
+          <w:szCs w:val="24"/>
+        </w:rPr>
+        <w:t xml:space="preserve">En este algoritmo n (el número de objetos a almacenar) es </w:t>
+      </w:r>
+      <w:r>
+        <w:rPr>
+          <w:sz w:val="24"/>
+          <w:szCs w:val="24"/>
+        </w:rPr>
+        <w:t>conjuntoS.length</w:t>
+      </w:r>
+      <w:r>
+        <w:rPr>
+          <w:sz w:val="24"/>
+          <w:szCs w:val="24"/>
+        </w:rPr>
+        <w:t>, y k es el número de contenedores, siendo n como máximo.</w:t>
+      </w:r>
+    </w:p>
+    <w:p>
+      <w:pPr>
+        <w:pStyle w:val="Textoindependiente"/>
+        <w:spacing w:after="0"/>
+        <w:rPr>
+          <w:sz w:val="24"/>
+          <w:szCs w:val="24"/>
+        </w:rPr>
+      </w:pPr>
+      <w:r>
+        <w:rPr>
+          <w:sz w:val="24"/>
+          <w:szCs w:val="24"/>
+        </w:rPr>
+        <w:t>La altura del árbol (h) es n, siendo el caso base cuando se procesaron todos los objetos (</w:t>
+      </w:r>
+      <w:r>
+        <w:rPr>
+          <w:sz w:val="24"/>
+          <w:szCs w:val="24"/>
+        </w:rPr>
+        <w:t>indexObject == conjuntoS.length</w:t>
+      </w:r>
+      <w:r>
+        <w:rPr>
+          <w:sz w:val="24"/>
+          <w:szCs w:val="24"/>
+        </w:rPr>
+        <w:t xml:space="preserve">). Para el grado, </w:t>
+      </w:r>
+      <w:r>
+        <w:rPr>
+          <w:sz w:val="24"/>
+          <w:szCs w:val="24"/>
+        </w:rPr>
+        <w:t>si el objeto se mete en un contenedor existente hay k opciones, o si se mete en uno nuevo el número de ramas puede ser hasta k+1 (como máximo n). Como en cada llamada se recorren todos los contenedores, y en cada contenedor se suman sus elementos, eso tiene una complejidad O(n</w:t>
+      </w:r>
+      <w:r>
+        <w:rPr>
+          <w:sz w:val="24"/>
+          <w:szCs w:val="24"/>
+          <w:vertAlign w:val="superscript"/>
+        </w:rPr>
+        <w:t>2</w:t>
+      </w:r>
+      <w:r>
+        <w:rPr>
+          <w:sz w:val="24"/>
+          <w:szCs w:val="24"/>
+        </w:rPr>
+        <w:t xml:space="preserve">), y como la complejidad del back tracking es el grado elevado a la altura, la complejidad del algoritmo es </w:t>
+      </w:r>
+      <w:proofErr w:type="gramStart"/>
+      <w:r>
+        <w:rPr>
+          <w:sz w:val="24"/>
+          <w:szCs w:val="24"/>
+        </w:rPr>
+        <w:t>O(</w:t>
+      </w:r>
+      <w:proofErr w:type="gramEnd"/>
+      <w:r>
+        <w:rPr>
+          <w:sz w:val="24"/>
+          <w:szCs w:val="24"/>
+        </w:rPr>
+        <w:t>n</w:t>
+      </w:r>
+      <w:r>
+        <w:rPr>
+          <w:sz w:val="24"/>
+          <w:szCs w:val="24"/>
+          <w:vertAlign w:val="superscript"/>
+        </w:rPr>
+        <w:t>n</w:t>
+      </w:r>
+      <w:r>
+        <w:rPr>
+          <w:sz w:val="24"/>
+          <w:szCs w:val="24"/>
+        </w:rPr>
+        <w:t xml:space="preserve"> · n</w:t>
+      </w:r>
+      <w:r>
+        <w:rPr>
+          <w:sz w:val="24"/>
+          <w:szCs w:val="24"/>
+          <w:vertAlign w:val="superscript"/>
+        </w:rPr>
+        <w:t>2</w:t>
+      </w:r>
+      <w:r>
+        <w:rPr>
+          <w:sz w:val="24"/>
+          <w:szCs w:val="24"/>
+        </w:rPr>
+        <w:t>), lo que se simplifica en O(</w:t>
+      </w:r>
+      <w:proofErr w:type="spellStart"/>
+      <w:r>
+        <w:rPr>
+          <w:sz w:val="24"/>
+          <w:szCs w:val="24"/>
+        </w:rPr>
+        <w:t>n</w:t>
+      </w:r>
+      <w:r>
+        <w:rPr>
+          <w:sz w:val="24"/>
+          <w:szCs w:val="24"/>
+          <w:vertAlign w:val="superscript"/>
+        </w:rPr>
+        <w:t>n</w:t>
+      </w:r>
+      <w:proofErr w:type="spellEnd"/>
+      <w:r>
+        <w:rPr>
+          <w:sz w:val="24"/>
+          <w:szCs w:val="24"/>
+        </w:rPr>
+        <w:t>).</w:t>
+      </w:r>
+    </w:p>
+    <w:p>
+      <w:pPr>
+        <w:pStyle w:val="Textoindependiente"/>
+        <w:rPr>
+          <w:b/>
+          <w:sz w:val="24"/>
+          <w:szCs w:val="24"/>
+        </w:rPr>
+      </w:pPr>
+    </w:p>
+    <w:p>
+      <w:pPr>
+        <w:pStyle w:val="Textoindependiente"/>
+        <w:jc w:val="center"/>
+        <w:rPr>
+          <w:b/>
+          <w:color w:val="4472C4" w:themeColor="accent5"/>
+          <w:sz w:val="40"/>
+          <w:szCs w:val="40"/>
+        </w:rPr>
+      </w:pPr>
+      <w:r>
+        <w:rPr>
+          <w:b/>
+          <w:color w:val="4472C4" w:themeColor="accent5"/>
+          <w:sz w:val="40"/>
+          <w:szCs w:val="40"/>
+        </w:rPr>
+        <w:t>P6</w:t>
+      </w:r>
+      <w:r>
+        <w:rPr>
+          <w:b/>
+          <w:color w:val="4472C4" w:themeColor="accent5"/>
+          <w:sz w:val="40"/>
+          <w:szCs w:val="40"/>
+        </w:rPr>
+        <w:t>-Extra</w:t>
       </w:r>
       <w:bookmarkStart w:id="0" w:name="_GoBack"/>
       <w:bookmarkEnd w:id="0"/>
@@ -22374,16 +27372,19 @@
           <w:sz w:val="24"/>
           <w:szCs w:val="24"/>
         </w:rPr>
-        <w:t xml:space="preserve">4. </w:t>
-      </w:r>
-      <w:r>
-        <w:rPr>
-          <w:b/>
-          <w:sz w:val="24"/>
-          <w:szCs w:val="24"/>
-        </w:rPr>
-        <w:t>Implementación: código en la clase p5.Ferry.java que resuelva el problema aceptando el fichero de entrada como parámetro.</w:t>
-      </w:r>
+        <w:t>Se le pide:</w:t>
+      </w:r>
+    </w:p>
+    <w:p>
+      <w:pPr>
+        <w:pStyle w:val="Textoindependiente"/>
+        <w:spacing w:after="0"/>
+        <w:rPr>
+          <w:sz w:val="24"/>
+          <w:szCs w:val="24"/>
+          <w:u w:val="single"/>
+        </w:rPr>
+      </w:pPr>
     </w:p>
     <w:sectPr>
       <w:pgSz w:w="11906" w:h="16838"/>
@@ -22788,7 +27789,7 @@
   <w:style w:type="paragraph" w:default="1" w:styleId="Normal">
     <w:name w:val="Normal"/>
     <w:qFormat/>
-    <w:rsid w:val="00ED0F3C"/>
+    <w:rsid w:val="000B566E"/>
   </w:style>
   <w:style w:type="paragraph" w:styleId="Ttulo1">
     <w:name w:val="heading 1"/>
@@ -23303,7 +28304,7 @@
 </file>
 
 <file path=customXml/itemProps1.xml><?xml version="1.0" encoding="utf-8"?>
-<ds:datastoreItem xmlns:ds="http://schemas.openxmlformats.org/officeDocument/2006/customXml" ds:itemID="{1F4C57F4-3CC8-4DC5-A4DF-8E110AEDFC6A}">
+<ds:datastoreItem xmlns:ds="http://schemas.openxmlformats.org/officeDocument/2006/customXml" ds:itemID="{CA222A8A-73ED-4A8A-ADC4-8EB327F7A66E}">
   <ds:schemaRefs>
     <ds:schemaRef ds:uri="http://schemas.openxmlformats.org/officeDocument/2006/bibliography"/>
   </ds:schemaRefs>
